--- a/3_UE_Project_and_Game_Manual/BallDarkEcho_Game_Manual.docx
+++ b/3_UE_Project_and_Game_Manual/BallDarkEcho_Game_Manual.docx
@@ -4,17 +4,7 @@
   <w:body>
     <w:p>
       <w:pPr>
-        <w:spacing w:after="240"/>
-      </w:pPr>
-    </w:p>
-    <w:p>
-      <w:pPr>
-        <w:spacing w:after="240"/>
-      </w:pPr>
-    </w:p>
-    <w:p>
-      <w:pPr>
-        <w:spacing w:after="240"/>
+        <w:spacing w:after="1920"/>
       </w:pPr>
     </w:p>
     <w:p>
@@ -25,15 +15,15 @@
         <w:rPr>
           <w:rFonts w:ascii="Calibri" w:hAnsi="Calibri"/>
           <w:b/>
-          <w:color w:val="00AFCB"/>
+          <w:color w:val="2E74B5"/>
           <w:sz w:val="20"/>
         </w:rPr>
-        <w:t>PLAYER GUIDE  |  COURSEWORK DRAFT</w:t>
+        <w:t>PLAYER GUIDE  |  FINAL BUILD</w:t>
       </w:r>
     </w:p>
     <w:p>
       <w:pPr>
-        <w:pStyle w:val="Title"/>
+        <w:spacing w:before="280" w:after="160"/>
         <w:jc w:val="center"/>
       </w:pPr>
       <w:r>
@@ -48,12 +38,13 @@
     </w:p>
     <w:p>
       <w:pPr>
-        <w:pStyle w:val="Subtitle"/>
+        <w:spacing w:after="640"/>
         <w:jc w:val="center"/>
       </w:pPr>
       <w:r>
         <w:rPr>
           <w:rFonts w:ascii="Calibri" w:hAnsi="Calibri"/>
+          <w:i/>
           <w:color w:val="1F4D78"/>
           <w:sz w:val="30"/>
         </w:rPr>
@@ -62,14 +53,126 @@
     </w:p>
     <w:p>
       <w:pPr>
-        <w:keepNext/>
+        <w:jc w:val="center"/>
+      </w:pPr>
+      <w:r>
+        <w:rPr>
+          <w:rFonts w:ascii="Calibri" w:hAnsi="Calibri"/>
+          <w:b/>
+          <w:color w:val="2E74B5"/>
+          <w:sz w:val="24"/>
+        </w:rPr>
+        <w:t>Sound is information. Sound is exposure.</w:t>
+      </w:r>
+    </w:p>
+    <w:p>
+      <w:pPr>
+        <w:spacing w:before="1080"/>
+        <w:jc w:val="center"/>
+      </w:pPr>
+      <w:r>
+        <w:rPr>
+          <w:rFonts w:ascii="Calibri" w:hAnsi="Calibri"/>
+          <w:color w:val="64748B"/>
+          <w:sz w:val="20"/>
+        </w:rPr>
+        <w:t>Windows 64-bit  |  LAN multiplayer  |  Keyboard and mouse</w:t>
+        <w:br/>
+        <w:t>Prepared by Zhu Yuhan (u5750655)  |  July 2026</w:t>
+      </w:r>
+    </w:p>
+    <w:p>
+      <w:r>
+        <w:br w:type="page"/>
+      </w:r>
+    </w:p>
+    <w:p>
+      <w:pPr>
+        <w:pStyle w:val="Heading1"/>
+      </w:pPr>
+      <w:r>
+        <w:t>1. Quick Start</w:t>
+      </w:r>
+    </w:p>
+    <w:p>
+      <w:pPr>
+        <w:pStyle w:val="Heading2"/>
+      </w:pPr>
+      <w:r>
+        <w:t>Objective</w:t>
+      </w:r>
+    </w:p>
+    <w:p>
+      <w:r>
+        <w:t>BallDarkEcho is a LAN deathmatch played in a low-light arena. Locate opponents by reading temporary echo waves and spatial sound, then reach the kill target before the other players. The default target is 10 kills. A defeated player respawns after approximately 3 seconds while the match is active.</w:t>
+      </w:r>
+    </w:p>
+    <w:p>
+      <w:pPr>
+        <w:pStyle w:val="Heading2"/>
+      </w:pPr>
+      <w:r>
+        <w:t>Start a LAN match</w:t>
+      </w:r>
+    </w:p>
+    <w:p>
+      <w:pPr>
+        <w:pStyle w:val="ListNumber"/>
+      </w:pPr>
+      <w:r>
+        <w:t>Extract BallDarkEcho_Windows_Development.zip and run Windows/BallDarkEcho.exe.</w:t>
+      </w:r>
+    </w:p>
+    <w:p>
+      <w:pPr>
+        <w:pStyle w:val="ListNumber"/>
+      </w:pPr>
+      <w:r>
+        <w:t>Enter a player name and continue to the multiplayer room screen.</w:t>
+      </w:r>
+    </w:p>
+    <w:p>
+      <w:pPr>
+        <w:pStyle w:val="ListNumber"/>
+      </w:pPr>
+      <w:r>
+        <w:t>Host: create a LAN room, choose a map and skill, and set the maximum player count.</w:t>
+      </w:r>
+    </w:p>
+    <w:p>
+      <w:pPr>
+        <w:pStyle w:val="ListNumber"/>
+      </w:pPr>
+      <w:r>
+        <w:t>Client: refresh the room list and join the host. Use the direct-address option when LAN discovery is unavailable.</w:t>
+      </w:r>
+    </w:p>
+    <w:p>
+      <w:pPr>
+        <w:pStyle w:val="ListNumber"/>
+      </w:pPr>
+      <w:r>
+        <w:t>Every non-host player selects READY UP. The host starts the match after the room is ready.</w:t>
+      </w:r>
+    </w:p>
+    <w:p>
+      <w:pPr>
+        <w:pStyle w:val="ListNumber"/>
+      </w:pPr>
+      <w:r>
+        <w:t>Fight until one player reaches the target score. The HUD then displays VICTORY or DEFEAT.</w:t>
+      </w:r>
+    </w:p>
+    <w:p>
+      <w:pPr>
+        <w:spacing w:before="80" w:after="80"/>
         <w:jc w:val="center"/>
       </w:pPr>
       <w:r>
         <w:drawing>
           <wp:inline xmlns:a="http://schemas.openxmlformats.org/drawingml/2006/main" xmlns:pic="http://schemas.openxmlformats.org/drawingml/2006/picture">
-            <wp:extent cx="5943600" cy="2823210"/>
-            <wp:docPr id="1" name="Picture 1" title="Placeholder for the final BallDarkEcho hero gameplay image." descr="Placeholder for the final BallDarkEcho hero gameplay image."/>
+            <wp:extent cx="5760720" cy="3597916"/>
+            <wp:docPr id="1" name="codex-clipboard-b9f9f6d3-6e4e-4195-b8b8-49dcd83dbf11" descr="BallDarkEcho LAN lobby with player list, loadout selection, match settings, and readiness controls."/>
             <wp:cNvGraphicFramePr>
               <a:graphicFrameLocks noChangeAspect="1"/>
             </wp:cNvGraphicFramePr>
@@ -77,7 +180,7 @@
               <a:graphicData uri="http://schemas.openxmlformats.org/drawingml/2006/picture">
                 <pic:pic>
                   <pic:nvPicPr>
-                    <pic:cNvPr id="0" name="cover_gameplay.png"/>
+                    <pic:cNvPr id="0" name="codex-clipboard-b9f9f6d3-6e4e-4195-b8b8-49dcd83dbf11.png"/>
                     <pic:cNvPicPr/>
                   </pic:nvPicPr>
                   <pic:blipFill>
@@ -89,7 +192,7 @@
                   <pic:spPr>
                     <a:xfrm>
                       <a:off x="0" y="0"/>
-                      <a:ext cx="5943600" cy="2823210"/>
+                      <a:ext cx="5760720" cy="3597916"/>
                     </a:xfrm>
                     <a:prstGeom prst="rect"/>
                   </pic:spPr>
@@ -102,45 +205,12 @@
     </w:p>
     <w:p>
       <w:pPr>
-        <w:spacing w:before="320" w:after="560"/>
+        <w:pStyle w:val="Caption"/>
+        <w:keepNext/>
         <w:jc w:val="center"/>
       </w:pPr>
       <w:r>
-        <w:rPr>
-          <w:rFonts w:ascii="Calibri" w:hAnsi="Calibri"/>
-          <w:i/>
-          <w:color w:val="0B2545"/>
-          <w:sz w:val="26"/>
-        </w:rPr>
-        <w:t>Sound is information. Sound is exposure.</w:t>
-      </w:r>
-    </w:p>
-    <w:p>
-      <w:pPr>
-        <w:spacing w:after="40"/>
-        <w:jc w:val="center"/>
-      </w:pPr>
-      <w:r>
-        <w:rPr>
-          <w:rFonts w:ascii="Calibri" w:hAnsi="Calibri"/>
-          <w:b/>
-          <w:color w:val="5E6B78"/>
-          <w:sz w:val="21"/>
-        </w:rPr>
-        <w:t>Windows 64-bit  |  LAN multiplayer  |  Keyboard and mouse</w:t>
-      </w:r>
-    </w:p>
-    <w:p>
-      <w:pPr>
-        <w:jc w:val="center"/>
-      </w:pPr>
-      <w:r>
-        <w:rPr>
-          <w:rFonts w:ascii="Calibri" w:hAnsi="Calibri"/>
-          <w:color w:val="5E6B78"/>
-          <w:sz w:val="19"/>
-        </w:rPr>
-        <w:t>Prepared by Zhu Yuhan (u5750655)  |  July 2026</w:t>
+        <w:t>Figure 1. LAN lobby showing readiness, skill selection, map selection, and player limit.</w:t>
       </w:r>
     </w:p>
     <w:p>
@@ -151,67 +221,950 @@
     <w:p>
       <w:pPr>
         <w:pStyle w:val="Heading1"/>
-        <w:keepNext/>
       </w:pPr>
       <w:r>
-        <w:t>1. Quick Start</w:t>
+        <w:t>2. Controls</w:t>
+      </w:r>
+    </w:p>
+    <w:p>
+      <w:r>
+        <w:t>R and Tab are bound directly in C++. Other gameplay inputs follow the current player Blueprint.</w:t>
       </w:r>
     </w:p>
     <w:tbl>
       <w:tblPr>
+        <w:tblStyle w:val="TableGrid"/>
         <w:tblW w:type="dxa" w:w="9360"/>
         <w:jc w:val="left"/>
         <w:tblLayout w:type="fixed"/>
         <w:tblLook w:firstColumn="1" w:firstRow="1" w:lastColumn="0" w:lastRow="0" w:noHBand="0" w:noVBand="1" w:val="04A0"/>
         <w:tblInd w:w="120" w:type="dxa"/>
-        <w:tblBorders>
-          <w:top w:val="single" w:sz="10" w:space="0" w:color="00AFCB"/>
-          <w:left w:val="single" w:sz="10" w:space="0" w:color="00AFCB"/>
-          <w:bottom w:val="single" w:sz="10" w:space="0" w:color="00AFCB"/>
-          <w:right w:val="single" w:sz="10" w:space="0" w:color="00AFCB"/>
-          <w:insideH w:val="single" w:sz="10" w:space="0" w:color="00AFCB"/>
-          <w:insideV w:val="single" w:sz="10" w:space="0" w:color="00AFCB"/>
-        </w:tblBorders>
       </w:tblPr>
       <w:tblGrid>
-        <w:gridCol w:w="9360"/>
+        <w:gridCol w:w="1700"/>
+        <w:gridCol w:w="2200"/>
+        <w:gridCol w:w="5460"/>
       </w:tblGrid>
       <w:tr>
         <w:trPr>
-          <w:tblHeader w:val="1"/>
+          <w:tblHeader w:val="true"/>
         </w:trPr>
         <w:tc>
           <w:tcPr>
-            <w:tcW w:type="dxa" w:w="9360"/>
+            <w:tcW w:type="dxa" w:w="1700"/>
             <w:tcMar>
               <w:top w:w="80" w:type="dxa"/>
+              <w:start w:w="120" w:type="dxa"/>
               <w:bottom w:w="80" w:type="dxa"/>
-              <w:start w:w="120" w:type="dxa"/>
               <w:end w:w="120" w:type="dxa"/>
             </w:tcMar>
             <w:vAlign w:val="center"/>
-            <w:shd w:fill="F4F6F9" w:val="clear"/>
+            <w:shd w:fill="E8EEF5"/>
+          </w:tcPr>
+          <w:p>
+            <w:r>
+              <w:rPr>
+                <w:rFonts w:ascii="Calibri" w:hAnsi="Calibri"/>
+                <w:b/>
+                <w:color w:val="0B2545"/>
+                <w:sz w:val="20"/>
+              </w:rPr>
+              <w:t>Input</w:t>
+            </w:r>
+          </w:p>
+        </w:tc>
+        <w:tc>
+          <w:tcPr>
+            <w:tcW w:type="dxa" w:w="2200"/>
+            <w:tcMar>
+              <w:top w:w="80" w:type="dxa"/>
+              <w:start w:w="120" w:type="dxa"/>
+              <w:bottom w:w="80" w:type="dxa"/>
+              <w:end w:w="120" w:type="dxa"/>
+            </w:tcMar>
+            <w:vAlign w:val="center"/>
+            <w:shd w:fill="E8EEF5"/>
+          </w:tcPr>
+          <w:p>
+            <w:r>
+              <w:rPr>
+                <w:rFonts w:ascii="Calibri" w:hAnsi="Calibri"/>
+                <w:b/>
+                <w:color w:val="0B2545"/>
+                <w:sz w:val="20"/>
+              </w:rPr>
+              <w:t>Action</w:t>
+            </w:r>
+          </w:p>
+        </w:tc>
+        <w:tc>
+          <w:tcPr>
+            <w:tcW w:type="dxa" w:w="5460"/>
+            <w:tcMar>
+              <w:top w:w="80" w:type="dxa"/>
+              <w:start w:w="120" w:type="dxa"/>
+              <w:bottom w:w="80" w:type="dxa"/>
+              <w:end w:w="120" w:type="dxa"/>
+            </w:tcMar>
+            <w:vAlign w:val="center"/>
+            <w:shd w:fill="E8EEF5"/>
+          </w:tcPr>
+          <w:p>
+            <w:r>
+              <w:rPr>
+                <w:rFonts w:ascii="Calibri" w:hAnsi="Calibri"/>
+                <w:b/>
+                <w:color w:val="0B2545"/>
+                <w:sz w:val="20"/>
+              </w:rPr>
+              <w:t>Effect</w:t>
+            </w:r>
+          </w:p>
+        </w:tc>
+      </w:tr>
+      <w:tr>
+        <w:tc>
+          <w:tcPr>
+            <w:tcW w:type="dxa" w:w="1700"/>
+            <w:tcMar>
+              <w:top w:w="80" w:type="dxa"/>
+              <w:start w:w="120" w:type="dxa"/>
+              <w:bottom w:w="80" w:type="dxa"/>
+              <w:end w:w="120" w:type="dxa"/>
+            </w:tcMar>
+            <w:vAlign w:val="center"/>
           </w:tcPr>
           <w:p>
             <w:pPr>
-              <w:spacing w:before="40" w:after="40" w:line="276" w:lineRule="auto"/>
+              <w:spacing w:after="40"/>
             </w:pPr>
             <w:r>
               <w:rPr>
                 <w:rFonts w:ascii="Calibri" w:hAnsi="Calibri"/>
-                <w:b/>
-                <w:color w:val="1F4D78"/>
-                <w:sz w:val="21"/>
+                <w:color w:val="0B2545"/>
+                <w:sz w:val="19"/>
               </w:rPr>
-              <w:t xml:space="preserve">Recommended setup  </w:t>
+              <w:t>W A S D</w:t>
             </w:r>
+          </w:p>
+        </w:tc>
+        <w:tc>
+          <w:tcPr>
+            <w:tcW w:type="dxa" w:w="2200"/>
+            <w:tcMar>
+              <w:top w:w="80" w:type="dxa"/>
+              <w:start w:w="120" w:type="dxa"/>
+              <w:bottom w:w="80" w:type="dxa"/>
+              <w:end w:w="120" w:type="dxa"/>
+            </w:tcMar>
+            <w:vAlign w:val="center"/>
+          </w:tcPr>
+          <w:p>
+            <w:pPr>
+              <w:spacing w:after="40"/>
+            </w:pPr>
             <w:r>
               <w:rPr>
                 <w:rFonts w:ascii="Calibri" w:hAnsi="Calibri"/>
-                <w:color w:val="1C2430"/>
-                <w:sz w:val="21"/>
+                <w:color w:val="0B2545"/>
+                <w:sz w:val="19"/>
               </w:rPr>
-              <w:t>Use stereo headphones. Direction, distance and action identity are gameplay information, not decorative audio.</w:t>
+              <w:t>Move</w:t>
+            </w:r>
+          </w:p>
+        </w:tc>
+        <w:tc>
+          <w:tcPr>
+            <w:tcW w:type="dxa" w:w="5460"/>
+            <w:tcMar>
+              <w:top w:w="80" w:type="dxa"/>
+              <w:start w:w="120" w:type="dxa"/>
+              <w:bottom w:w="80" w:type="dxa"/>
+              <w:end w:w="120" w:type="dxa"/>
+            </w:tcMar>
+            <w:vAlign w:val="center"/>
+          </w:tcPr>
+          <w:p>
+            <w:pPr>
+              <w:spacing w:after="40"/>
+            </w:pPr>
+            <w:r>
+              <w:rPr>
+                <w:rFonts w:ascii="Calibri" w:hAnsi="Calibri"/>
+                <w:color w:val="0B2545"/>
+                <w:sz w:val="19"/>
+              </w:rPr>
+              <w:t>Navigate the arena.</w:t>
+            </w:r>
+          </w:p>
+        </w:tc>
+      </w:tr>
+      <w:tr>
+        <w:tc>
+          <w:tcPr>
+            <w:tcW w:type="dxa" w:w="1700"/>
+            <w:tcMar>
+              <w:top w:w="80" w:type="dxa"/>
+              <w:start w:w="120" w:type="dxa"/>
+              <w:bottom w:w="80" w:type="dxa"/>
+              <w:end w:w="120" w:type="dxa"/>
+            </w:tcMar>
+            <w:vAlign w:val="center"/>
+          </w:tcPr>
+          <w:p>
+            <w:pPr>
+              <w:spacing w:after="40"/>
+            </w:pPr>
+            <w:r>
+              <w:rPr>
+                <w:rFonts w:ascii="Calibri" w:hAnsi="Calibri"/>
+                <w:color w:val="0B2545"/>
+                <w:sz w:val="19"/>
+              </w:rPr>
+              <w:t>Mouse</w:t>
+            </w:r>
+          </w:p>
+        </w:tc>
+        <w:tc>
+          <w:tcPr>
+            <w:tcW w:type="dxa" w:w="2200"/>
+            <w:tcMar>
+              <w:top w:w="80" w:type="dxa"/>
+              <w:start w:w="120" w:type="dxa"/>
+              <w:bottom w:w="80" w:type="dxa"/>
+              <w:end w:w="120" w:type="dxa"/>
+            </w:tcMar>
+            <w:vAlign w:val="center"/>
+          </w:tcPr>
+          <w:p>
+            <w:pPr>
+              <w:spacing w:after="40"/>
+            </w:pPr>
+            <w:r>
+              <w:rPr>
+                <w:rFonts w:ascii="Calibri" w:hAnsi="Calibri"/>
+                <w:color w:val="0B2545"/>
+                <w:sz w:val="19"/>
+              </w:rPr>
+              <w:t>Look / aim</w:t>
+            </w:r>
+          </w:p>
+        </w:tc>
+        <w:tc>
+          <w:tcPr>
+            <w:tcW w:type="dxa" w:w="5460"/>
+            <w:tcMar>
+              <w:top w:w="80" w:type="dxa"/>
+              <w:start w:w="120" w:type="dxa"/>
+              <w:bottom w:w="80" w:type="dxa"/>
+              <w:end w:w="120" w:type="dxa"/>
+            </w:tcMar>
+            <w:vAlign w:val="center"/>
+          </w:tcPr>
+          <w:p>
+            <w:pPr>
+              <w:spacing w:after="40"/>
+            </w:pPr>
+            <w:r>
+              <w:rPr>
+                <w:rFonts w:ascii="Calibri" w:hAnsi="Calibri"/>
+                <w:color w:val="0B2545"/>
+                <w:sz w:val="19"/>
+              </w:rPr>
+              <w:t>Direct the camera, weapon, and targeted skill.</w:t>
+            </w:r>
+          </w:p>
+        </w:tc>
+      </w:tr>
+      <w:tr>
+        <w:tc>
+          <w:tcPr>
+            <w:tcW w:type="dxa" w:w="1700"/>
+            <w:tcMar>
+              <w:top w:w="80" w:type="dxa"/>
+              <w:start w:w="120" w:type="dxa"/>
+              <w:bottom w:w="80" w:type="dxa"/>
+              <w:end w:w="120" w:type="dxa"/>
+            </w:tcMar>
+            <w:vAlign w:val="center"/>
+          </w:tcPr>
+          <w:p>
+            <w:pPr>
+              <w:spacing w:after="40"/>
+            </w:pPr>
+            <w:r>
+              <w:rPr>
+                <w:rFonts w:ascii="Calibri" w:hAnsi="Calibri"/>
+                <w:color w:val="0B2545"/>
+                <w:sz w:val="19"/>
+              </w:rPr>
+              <w:t>Space</w:t>
+            </w:r>
+          </w:p>
+        </w:tc>
+        <w:tc>
+          <w:tcPr>
+            <w:tcW w:type="dxa" w:w="2200"/>
+            <w:tcMar>
+              <w:top w:w="80" w:type="dxa"/>
+              <w:start w:w="120" w:type="dxa"/>
+              <w:bottom w:w="80" w:type="dxa"/>
+              <w:end w:w="120" w:type="dxa"/>
+            </w:tcMar>
+            <w:vAlign w:val="center"/>
+          </w:tcPr>
+          <w:p>
+            <w:pPr>
+              <w:spacing w:after="40"/>
+            </w:pPr>
+            <w:r>
+              <w:rPr>
+                <w:rFonts w:ascii="Calibri" w:hAnsi="Calibri"/>
+                <w:color w:val="0B2545"/>
+                <w:sz w:val="19"/>
+              </w:rPr>
+              <w:t>Jump</w:t>
+            </w:r>
+          </w:p>
+        </w:tc>
+        <w:tc>
+          <w:tcPr>
+            <w:tcW w:type="dxa" w:w="5460"/>
+            <w:tcMar>
+              <w:top w:w="80" w:type="dxa"/>
+              <w:start w:w="120" w:type="dxa"/>
+              <w:bottom w:w="80" w:type="dxa"/>
+              <w:end w:w="120" w:type="dxa"/>
+            </w:tcMar>
+            <w:vAlign w:val="center"/>
+          </w:tcPr>
+          <w:p>
+            <w:pPr>
+              <w:spacing w:after="40"/>
+            </w:pPr>
+            <w:r>
+              <w:rPr>
+                <w:rFonts w:ascii="Calibri" w:hAnsi="Calibri"/>
+                <w:color w:val="0B2545"/>
+                <w:sz w:val="19"/>
+              </w:rPr>
+              <w:t>Cross low obstacles and change vertical position.</w:t>
+            </w:r>
+          </w:p>
+        </w:tc>
+      </w:tr>
+      <w:tr>
+        <w:tc>
+          <w:tcPr>
+            <w:tcW w:type="dxa" w:w="1700"/>
+            <w:tcMar>
+              <w:top w:w="80" w:type="dxa"/>
+              <w:start w:w="120" w:type="dxa"/>
+              <w:bottom w:w="80" w:type="dxa"/>
+              <w:end w:w="120" w:type="dxa"/>
+            </w:tcMar>
+            <w:vAlign w:val="center"/>
+          </w:tcPr>
+          <w:p>
+            <w:pPr>
+              <w:spacing w:after="40"/>
+            </w:pPr>
+            <w:r>
+              <w:rPr>
+                <w:rFonts w:ascii="Calibri" w:hAnsi="Calibri"/>
+                <w:color w:val="0B2545"/>
+                <w:sz w:val="19"/>
+              </w:rPr>
+              <w:t>Left Mouse</w:t>
+            </w:r>
+          </w:p>
+        </w:tc>
+        <w:tc>
+          <w:tcPr>
+            <w:tcW w:type="dxa" w:w="2200"/>
+            <w:tcMar>
+              <w:top w:w="80" w:type="dxa"/>
+              <w:start w:w="120" w:type="dxa"/>
+              <w:bottom w:w="80" w:type="dxa"/>
+              <w:end w:w="120" w:type="dxa"/>
+            </w:tcMar>
+            <w:vAlign w:val="center"/>
+          </w:tcPr>
+          <w:p>
+            <w:pPr>
+              <w:spacing w:after="40"/>
+            </w:pPr>
+            <w:r>
+              <w:rPr>
+                <w:rFonts w:ascii="Calibri" w:hAnsi="Calibri"/>
+                <w:color w:val="0B2545"/>
+                <w:sz w:val="19"/>
+              </w:rPr>
+              <w:t>Fire</w:t>
+            </w:r>
+          </w:p>
+        </w:tc>
+        <w:tc>
+          <w:tcPr>
+            <w:tcW w:type="dxa" w:w="5460"/>
+            <w:tcMar>
+              <w:top w:w="80" w:type="dxa"/>
+              <w:start w:w="120" w:type="dxa"/>
+              <w:bottom w:w="80" w:type="dxa"/>
+              <w:end w:w="120" w:type="dxa"/>
+            </w:tcMar>
+            <w:vAlign w:val="center"/>
+          </w:tcPr>
+          <w:p>
+            <w:pPr>
+              <w:spacing w:after="40"/>
+            </w:pPr>
+            <w:r>
+              <w:rPr>
+                <w:rFonts w:ascii="Calibri" w:hAnsi="Calibri"/>
+                <w:color w:val="0B2545"/>
+                <w:sz w:val="19"/>
+              </w:rPr>
+              <w:t>Fire the selected weapon mode.</w:t>
+            </w:r>
+          </w:p>
+        </w:tc>
+      </w:tr>
+      <w:tr>
+        <w:tc>
+          <w:tcPr>
+            <w:tcW w:type="dxa" w:w="1700"/>
+            <w:tcMar>
+              <w:top w:w="80" w:type="dxa"/>
+              <w:start w:w="120" w:type="dxa"/>
+              <w:bottom w:w="80" w:type="dxa"/>
+              <w:end w:w="120" w:type="dxa"/>
+            </w:tcMar>
+            <w:vAlign w:val="center"/>
+          </w:tcPr>
+          <w:p>
+            <w:pPr>
+              <w:spacing w:after="40"/>
+            </w:pPr>
+            <w:r>
+              <w:rPr>
+                <w:rFonts w:ascii="Calibri" w:hAnsi="Calibri"/>
+                <w:color w:val="0B2545"/>
+                <w:sz w:val="19"/>
+              </w:rPr>
+              <w:t>Shift (hold)</w:t>
+            </w:r>
+          </w:p>
+        </w:tc>
+        <w:tc>
+          <w:tcPr>
+            <w:tcW w:type="dxa" w:w="2200"/>
+            <w:tcMar>
+              <w:top w:w="80" w:type="dxa"/>
+              <w:start w:w="120" w:type="dxa"/>
+              <w:bottom w:w="80" w:type="dxa"/>
+              <w:end w:w="120" w:type="dxa"/>
+            </w:tcMar>
+            <w:vAlign w:val="center"/>
+          </w:tcPr>
+          <w:p>
+            <w:pPr>
+              <w:spacing w:after="40"/>
+            </w:pPr>
+            <w:r>
+              <w:rPr>
+                <w:rFonts w:ascii="Calibri" w:hAnsi="Calibri"/>
+                <w:color w:val="0B2545"/>
+                <w:sz w:val="19"/>
+              </w:rPr>
+              <w:t>Sprint</w:t>
+            </w:r>
+          </w:p>
+        </w:tc>
+        <w:tc>
+          <w:tcPr>
+            <w:tcW w:type="dxa" w:w="5460"/>
+            <w:tcMar>
+              <w:top w:w="80" w:type="dxa"/>
+              <w:start w:w="120" w:type="dxa"/>
+              <w:bottom w:w="80" w:type="dxa"/>
+              <w:end w:w="120" w:type="dxa"/>
+            </w:tcMar>
+            <w:vAlign w:val="center"/>
+          </w:tcPr>
+          <w:p>
+            <w:pPr>
+              <w:spacing w:after="40"/>
+            </w:pPr>
+            <w:r>
+              <w:rPr>
+                <w:rFonts w:ascii="Calibri" w:hAnsi="Calibri"/>
+                <w:color w:val="0B2545"/>
+                <w:sz w:val="19"/>
+              </w:rPr>
+              <w:t>Move faster and create larger exposure waves.</w:t>
+            </w:r>
+          </w:p>
+        </w:tc>
+      </w:tr>
+      <w:tr>
+        <w:tc>
+          <w:tcPr>
+            <w:tcW w:type="dxa" w:w="1700"/>
+            <w:tcMar>
+              <w:top w:w="80" w:type="dxa"/>
+              <w:start w:w="120" w:type="dxa"/>
+              <w:bottom w:w="80" w:type="dxa"/>
+              <w:end w:w="120" w:type="dxa"/>
+            </w:tcMar>
+            <w:vAlign w:val="center"/>
+          </w:tcPr>
+          <w:p>
+            <w:pPr>
+              <w:spacing w:after="40"/>
+            </w:pPr>
+            <w:r>
+              <w:rPr>
+                <w:rFonts w:ascii="Calibri" w:hAnsi="Calibri"/>
+                <w:color w:val="0B2545"/>
+                <w:sz w:val="19"/>
+              </w:rPr>
+              <w:t>Ctrl (hold)</w:t>
+            </w:r>
+          </w:p>
+        </w:tc>
+        <w:tc>
+          <w:tcPr>
+            <w:tcW w:type="dxa" w:w="2200"/>
+            <w:tcMar>
+              <w:top w:w="80" w:type="dxa"/>
+              <w:start w:w="120" w:type="dxa"/>
+              <w:bottom w:w="80" w:type="dxa"/>
+              <w:end w:w="120" w:type="dxa"/>
+            </w:tcMar>
+            <w:vAlign w:val="center"/>
+          </w:tcPr>
+          <w:p>
+            <w:pPr>
+              <w:spacing w:after="40"/>
+            </w:pPr>
+            <w:r>
+              <w:rPr>
+                <w:rFonts w:ascii="Calibri" w:hAnsi="Calibri"/>
+                <w:color w:val="0B2545"/>
+                <w:sz w:val="19"/>
+              </w:rPr>
+              <w:t>Silent walk</w:t>
+            </w:r>
+          </w:p>
+        </w:tc>
+        <w:tc>
+          <w:tcPr>
+            <w:tcW w:type="dxa" w:w="5460"/>
+            <w:tcMar>
+              <w:top w:w="80" w:type="dxa"/>
+              <w:start w:w="120" w:type="dxa"/>
+              <w:bottom w:w="80" w:type="dxa"/>
+              <w:end w:w="120" w:type="dxa"/>
+            </w:tcMar>
+            <w:vAlign w:val="center"/>
+          </w:tcPr>
+          <w:p>
+            <w:pPr>
+              <w:spacing w:after="40"/>
+            </w:pPr>
+            <w:r>
+              <w:rPr>
+                <w:rFonts w:ascii="Calibri" w:hAnsi="Calibri"/>
+                <w:color w:val="0B2545"/>
+                <w:sz w:val="19"/>
+              </w:rPr>
+              <w:t>Move slowly and reduce exposure range.</w:t>
+            </w:r>
+          </w:p>
+        </w:tc>
+      </w:tr>
+      <w:tr>
+        <w:tc>
+          <w:tcPr>
+            <w:tcW w:type="dxa" w:w="1700"/>
+            <w:tcMar>
+              <w:top w:w="80" w:type="dxa"/>
+              <w:start w:w="120" w:type="dxa"/>
+              <w:bottom w:w="80" w:type="dxa"/>
+              <w:end w:w="120" w:type="dxa"/>
+            </w:tcMar>
+            <w:vAlign w:val="center"/>
+          </w:tcPr>
+          <w:p>
+            <w:pPr>
+              <w:spacing w:after="40"/>
+            </w:pPr>
+            <w:r>
+              <w:rPr>
+                <w:rFonts w:ascii="Calibri" w:hAnsi="Calibri"/>
+                <w:color w:val="0B2545"/>
+                <w:sz w:val="19"/>
+              </w:rPr>
+              <w:t>Q</w:t>
+            </w:r>
+          </w:p>
+        </w:tc>
+        <w:tc>
+          <w:tcPr>
+            <w:tcW w:type="dxa" w:w="2200"/>
+            <w:tcMar>
+              <w:top w:w="80" w:type="dxa"/>
+              <w:start w:w="120" w:type="dxa"/>
+              <w:bottom w:w="80" w:type="dxa"/>
+              <w:end w:w="120" w:type="dxa"/>
+            </w:tcMar>
+            <w:vAlign w:val="center"/>
+          </w:tcPr>
+          <w:p>
+            <w:pPr>
+              <w:spacing w:after="40"/>
+            </w:pPr>
+            <w:r>
+              <w:rPr>
+                <w:rFonts w:ascii="Calibri" w:hAnsi="Calibri"/>
+                <w:color w:val="0B2545"/>
+                <w:sz w:val="19"/>
+              </w:rPr>
+              <w:t>Cycle weapon</w:t>
+            </w:r>
+          </w:p>
+        </w:tc>
+        <w:tc>
+          <w:tcPr>
+            <w:tcW w:type="dxa" w:w="5460"/>
+            <w:tcMar>
+              <w:top w:w="80" w:type="dxa"/>
+              <w:start w:w="120" w:type="dxa"/>
+              <w:bottom w:w="80" w:type="dxa"/>
+              <w:end w:w="120" w:type="dxa"/>
+            </w:tcMar>
+            <w:vAlign w:val="center"/>
+          </w:tcPr>
+          <w:p>
+            <w:pPr>
+              <w:spacing w:after="40"/>
+            </w:pPr>
+            <w:r>
+              <w:rPr>
+                <w:rFonts w:ascii="Calibri" w:hAnsi="Calibri"/>
+                <w:color w:val="0B2545"/>
+                <w:sz w:val="19"/>
+              </w:rPr>
+              <w:t>Standard to Rapid to Snipe.</w:t>
+            </w:r>
+          </w:p>
+        </w:tc>
+      </w:tr>
+      <w:tr>
+        <w:tc>
+          <w:tcPr>
+            <w:tcW w:type="dxa" w:w="1700"/>
+            <w:tcMar>
+              <w:top w:w="80" w:type="dxa"/>
+              <w:start w:w="120" w:type="dxa"/>
+              <w:bottom w:w="80" w:type="dxa"/>
+              <w:end w:w="120" w:type="dxa"/>
+            </w:tcMar>
+            <w:vAlign w:val="center"/>
+          </w:tcPr>
+          <w:p>
+            <w:pPr>
+              <w:spacing w:after="40"/>
+            </w:pPr>
+            <w:r>
+              <w:rPr>
+                <w:rFonts w:ascii="Calibri" w:hAnsi="Calibri"/>
+                <w:color w:val="0B2545"/>
+                <w:sz w:val="19"/>
+              </w:rPr>
+              <w:t>1 / 2 / 3</w:t>
+            </w:r>
+          </w:p>
+        </w:tc>
+        <w:tc>
+          <w:tcPr>
+            <w:tcW w:type="dxa" w:w="2200"/>
+            <w:tcMar>
+              <w:top w:w="80" w:type="dxa"/>
+              <w:start w:w="120" w:type="dxa"/>
+              <w:bottom w:w="80" w:type="dxa"/>
+              <w:end w:w="120" w:type="dxa"/>
+            </w:tcMar>
+            <w:vAlign w:val="center"/>
+          </w:tcPr>
+          <w:p>
+            <w:pPr>
+              <w:spacing w:after="40"/>
+            </w:pPr>
+            <w:r>
+              <w:rPr>
+                <w:rFonts w:ascii="Calibri" w:hAnsi="Calibri"/>
+                <w:color w:val="0B2545"/>
+                <w:sz w:val="19"/>
+              </w:rPr>
+              <w:t>Select weapon</w:t>
+            </w:r>
+          </w:p>
+        </w:tc>
+        <w:tc>
+          <w:tcPr>
+            <w:tcW w:type="dxa" w:w="5460"/>
+            <w:tcMar>
+              <w:top w:w="80" w:type="dxa"/>
+              <w:start w:w="120" w:type="dxa"/>
+              <w:bottom w:w="80" w:type="dxa"/>
+              <w:end w:w="120" w:type="dxa"/>
+            </w:tcMar>
+            <w:vAlign w:val="center"/>
+          </w:tcPr>
+          <w:p>
+            <w:pPr>
+              <w:spacing w:after="40"/>
+            </w:pPr>
+            <w:r>
+              <w:rPr>
+                <w:rFonts w:ascii="Calibri" w:hAnsi="Calibri"/>
+                <w:color w:val="0B2545"/>
+                <w:sz w:val="19"/>
+              </w:rPr>
+              <w:t>Select Standard, Rapid, or Snipe.</w:t>
+            </w:r>
+          </w:p>
+        </w:tc>
+      </w:tr>
+      <w:tr>
+        <w:tc>
+          <w:tcPr>
+            <w:tcW w:type="dxa" w:w="1700"/>
+            <w:tcMar>
+              <w:top w:w="80" w:type="dxa"/>
+              <w:start w:w="120" w:type="dxa"/>
+              <w:bottom w:w="80" w:type="dxa"/>
+              <w:end w:w="120" w:type="dxa"/>
+            </w:tcMar>
+            <w:vAlign w:val="center"/>
+          </w:tcPr>
+          <w:p>
+            <w:pPr>
+              <w:spacing w:after="40"/>
+            </w:pPr>
+            <w:r>
+              <w:rPr>
+                <w:rFonts w:ascii="Calibri" w:hAnsi="Calibri"/>
+                <w:color w:val="0B2545"/>
+                <w:sz w:val="19"/>
+              </w:rPr>
+              <w:t>R</w:t>
+            </w:r>
+          </w:p>
+        </w:tc>
+        <w:tc>
+          <w:tcPr>
+            <w:tcW w:type="dxa" w:w="2200"/>
+            <w:tcMar>
+              <w:top w:w="80" w:type="dxa"/>
+              <w:start w:w="120" w:type="dxa"/>
+              <w:bottom w:w="80" w:type="dxa"/>
+              <w:end w:w="120" w:type="dxa"/>
+            </w:tcMar>
+            <w:vAlign w:val="center"/>
+          </w:tcPr>
+          <w:p>
+            <w:pPr>
+              <w:spacing w:after="40"/>
+            </w:pPr>
+            <w:r>
+              <w:rPr>
+                <w:rFonts w:ascii="Calibri" w:hAnsi="Calibri"/>
+                <w:color w:val="0B2545"/>
+                <w:sz w:val="19"/>
+              </w:rPr>
+              <w:t>Use skill</w:t>
+            </w:r>
+          </w:p>
+        </w:tc>
+        <w:tc>
+          <w:tcPr>
+            <w:tcW w:type="dxa" w:w="5460"/>
+            <w:tcMar>
+              <w:top w:w="80" w:type="dxa"/>
+              <w:start w:w="120" w:type="dxa"/>
+              <w:bottom w:w="80" w:type="dxa"/>
+              <w:end w:w="120" w:type="dxa"/>
+            </w:tcMar>
+            <w:vAlign w:val="center"/>
+          </w:tcPr>
+          <w:p>
+            <w:pPr>
+              <w:spacing w:after="40"/>
+            </w:pPr>
+            <w:r>
+              <w:rPr>
+                <w:rFonts w:ascii="Calibri" w:hAnsi="Calibri"/>
+                <w:color w:val="0B2545"/>
+                <w:sz w:val="19"/>
+              </w:rPr>
+              <w:t>Activate the lobby-selected skill.</w:t>
+            </w:r>
+          </w:p>
+        </w:tc>
+      </w:tr>
+      <w:tr>
+        <w:tc>
+          <w:tcPr>
+            <w:tcW w:type="dxa" w:w="1700"/>
+            <w:tcMar>
+              <w:top w:w="80" w:type="dxa"/>
+              <w:start w:w="120" w:type="dxa"/>
+              <w:bottom w:w="80" w:type="dxa"/>
+              <w:end w:w="120" w:type="dxa"/>
+            </w:tcMar>
+            <w:vAlign w:val="center"/>
+          </w:tcPr>
+          <w:p>
+            <w:pPr>
+              <w:spacing w:after="40"/>
+            </w:pPr>
+            <w:r>
+              <w:rPr>
+                <w:rFonts w:ascii="Calibri" w:hAnsi="Calibri"/>
+                <w:color w:val="0B2545"/>
+                <w:sz w:val="19"/>
+              </w:rPr>
+              <w:t>Tab (hold)</w:t>
+            </w:r>
+          </w:p>
+        </w:tc>
+        <w:tc>
+          <w:tcPr>
+            <w:tcW w:type="dxa" w:w="2200"/>
+            <w:tcMar>
+              <w:top w:w="80" w:type="dxa"/>
+              <w:start w:w="120" w:type="dxa"/>
+              <w:bottom w:w="80" w:type="dxa"/>
+              <w:end w:w="120" w:type="dxa"/>
+            </w:tcMar>
+            <w:vAlign w:val="center"/>
+          </w:tcPr>
+          <w:p>
+            <w:pPr>
+              <w:spacing w:after="40"/>
+            </w:pPr>
+            <w:r>
+              <w:rPr>
+                <w:rFonts w:ascii="Calibri" w:hAnsi="Calibri"/>
+                <w:color w:val="0B2545"/>
+                <w:sz w:val="19"/>
+              </w:rPr>
+              <w:t>Large map</w:t>
+            </w:r>
+          </w:p>
+        </w:tc>
+        <w:tc>
+          <w:tcPr>
+            <w:tcW w:type="dxa" w:w="5460"/>
+            <w:tcMar>
+              <w:top w:w="80" w:type="dxa"/>
+              <w:start w:w="120" w:type="dxa"/>
+              <w:bottom w:w="80" w:type="dxa"/>
+              <w:end w:w="120" w:type="dxa"/>
+            </w:tcMar>
+            <w:vAlign w:val="center"/>
+          </w:tcPr>
+          <w:p>
+            <w:pPr>
+              <w:spacing w:after="40"/>
+            </w:pPr>
+            <w:r>
+              <w:rPr>
+                <w:rFonts w:ascii="Calibri" w:hAnsi="Calibri"/>
+                <w:color w:val="0B2545"/>
+                <w:sz w:val="19"/>
+              </w:rPr>
+              <w:t>Show the expanded exploration map.</w:t>
+            </w:r>
+          </w:p>
+        </w:tc>
+      </w:tr>
+      <w:tr>
+        <w:tc>
+          <w:tcPr>
+            <w:tcW w:type="dxa" w:w="1700"/>
+            <w:tcMar>
+              <w:top w:w="80" w:type="dxa"/>
+              <w:start w:w="120" w:type="dxa"/>
+              <w:bottom w:w="80" w:type="dxa"/>
+              <w:end w:w="120" w:type="dxa"/>
+            </w:tcMar>
+            <w:vAlign w:val="center"/>
+          </w:tcPr>
+          <w:p>
+            <w:pPr>
+              <w:spacing w:after="40"/>
+            </w:pPr>
+            <w:r>
+              <w:rPr>
+                <w:rFonts w:ascii="Calibri" w:hAnsi="Calibri"/>
+                <w:color w:val="0B2545"/>
+                <w:sz w:val="19"/>
+              </w:rPr>
+              <w:t>Esc</w:t>
+            </w:r>
+          </w:p>
+        </w:tc>
+        <w:tc>
+          <w:tcPr>
+            <w:tcW w:type="dxa" w:w="2200"/>
+            <w:tcMar>
+              <w:top w:w="80" w:type="dxa"/>
+              <w:start w:w="120" w:type="dxa"/>
+              <w:bottom w:w="80" w:type="dxa"/>
+              <w:end w:w="120" w:type="dxa"/>
+            </w:tcMar>
+            <w:vAlign w:val="center"/>
+          </w:tcPr>
+          <w:p>
+            <w:pPr>
+              <w:spacing w:after="40"/>
+            </w:pPr>
+            <w:r>
+              <w:rPr>
+                <w:rFonts w:ascii="Calibri" w:hAnsi="Calibri"/>
+                <w:color w:val="0B2545"/>
+                <w:sz w:val="19"/>
+              </w:rPr>
+              <w:t>Pause</w:t>
+            </w:r>
+          </w:p>
+        </w:tc>
+        <w:tc>
+          <w:tcPr>
+            <w:tcW w:type="dxa" w:w="5460"/>
+            <w:tcMar>
+              <w:top w:w="80" w:type="dxa"/>
+              <w:start w:w="120" w:type="dxa"/>
+              <w:bottom w:w="80" w:type="dxa"/>
+              <w:end w:w="120" w:type="dxa"/>
+            </w:tcMar>
+            <w:vAlign w:val="center"/>
+          </w:tcPr>
+          <w:p>
+            <w:pPr>
+              <w:spacing w:after="40"/>
+            </w:pPr>
+            <w:r>
+              <w:rPr>
+                <w:rFonts w:ascii="Calibri" w:hAnsi="Calibri"/>
+                <w:color w:val="0B2545"/>
+                <w:sz w:val="19"/>
+              </w:rPr>
+              <w:t>Open the pause and settings menu.</w:t>
             </w:r>
           </w:p>
         </w:tc>
@@ -219,166 +1172,505 @@
     </w:tbl>
     <w:p>
       <w:pPr>
-        <w:spacing w:after="20"/>
+        <w:spacing w:after="0"/>
       </w:pPr>
     </w:p>
     <w:p>
       <w:pPr>
         <w:pStyle w:val="Heading2"/>
-        <w:keepNext/>
       </w:pPr>
       <w:r>
-        <w:t>What you are trying to do</w:t>
+        <w:t>Movement exposure</w:t>
+      </w:r>
+    </w:p>
+    <w:tbl>
+      <w:tblPr>
+        <w:tblStyle w:val="TableGrid"/>
+        <w:tblW w:type="dxa" w:w="9360"/>
+        <w:jc w:val="left"/>
+        <w:tblLayout w:type="fixed"/>
+        <w:tblLook w:firstColumn="1" w:firstRow="1" w:lastColumn="0" w:lastRow="0" w:noHBand="0" w:noVBand="1" w:val="04A0"/>
+        <w:tblInd w:w="120" w:type="dxa"/>
+      </w:tblPr>
+      <w:tblGrid>
+        <w:gridCol w:w="1500"/>
+        <w:gridCol w:w="1500"/>
+        <w:gridCol w:w="1700"/>
+        <w:gridCol w:w="4660"/>
+      </w:tblGrid>
+      <w:tr>
+        <w:trPr>
+          <w:tblHeader w:val="true"/>
+        </w:trPr>
+        <w:tc>
+          <w:tcPr>
+            <w:tcW w:type="dxa" w:w="1500"/>
+            <w:tcMar>
+              <w:top w:w="80" w:type="dxa"/>
+              <w:start w:w="120" w:type="dxa"/>
+              <w:bottom w:w="80" w:type="dxa"/>
+              <w:end w:w="120" w:type="dxa"/>
+            </w:tcMar>
+            <w:vAlign w:val="center"/>
+            <w:shd w:fill="E8EEF5"/>
+          </w:tcPr>
+          <w:p>
+            <w:r>
+              <w:rPr>
+                <w:rFonts w:ascii="Calibri" w:hAnsi="Calibri"/>
+                <w:b/>
+                <w:color w:val="0B2545"/>
+                <w:sz w:val="20"/>
+              </w:rPr>
+              <w:t>State</w:t>
+            </w:r>
+          </w:p>
+        </w:tc>
+        <w:tc>
+          <w:tcPr>
+            <w:tcW w:type="dxa" w:w="1500"/>
+            <w:tcMar>
+              <w:top w:w="80" w:type="dxa"/>
+              <w:start w:w="120" w:type="dxa"/>
+              <w:bottom w:w="80" w:type="dxa"/>
+              <w:end w:w="120" w:type="dxa"/>
+            </w:tcMar>
+            <w:vAlign w:val="center"/>
+            <w:shd w:fill="E8EEF5"/>
+          </w:tcPr>
+          <w:p>
+            <w:r>
+              <w:rPr>
+                <w:rFonts w:ascii="Calibri" w:hAnsi="Calibri"/>
+                <w:b/>
+                <w:color w:val="0B2545"/>
+                <w:sz w:val="20"/>
+              </w:rPr>
+              <w:t>Speed</w:t>
+            </w:r>
+          </w:p>
+        </w:tc>
+        <w:tc>
+          <w:tcPr>
+            <w:tcW w:type="dxa" w:w="1700"/>
+            <w:tcMar>
+              <w:top w:w="80" w:type="dxa"/>
+              <w:start w:w="120" w:type="dxa"/>
+              <w:bottom w:w="80" w:type="dxa"/>
+              <w:end w:w="120" w:type="dxa"/>
+            </w:tcMar>
+            <w:vAlign w:val="center"/>
+            <w:shd w:fill="E8EEF5"/>
+          </w:tcPr>
+          <w:p>
+            <w:r>
+              <w:rPr>
+                <w:rFonts w:ascii="Calibri" w:hAnsi="Calibri"/>
+                <w:b/>
+                <w:color w:val="0B2545"/>
+                <w:sz w:val="20"/>
+              </w:rPr>
+              <w:t>Exposure</w:t>
+            </w:r>
+          </w:p>
+        </w:tc>
+        <w:tc>
+          <w:tcPr>
+            <w:tcW w:type="dxa" w:w="4660"/>
+            <w:tcMar>
+              <w:top w:w="80" w:type="dxa"/>
+              <w:start w:w="120" w:type="dxa"/>
+              <w:bottom w:w="80" w:type="dxa"/>
+              <w:end w:w="120" w:type="dxa"/>
+            </w:tcMar>
+            <w:vAlign w:val="center"/>
+            <w:shd w:fill="E8EEF5"/>
+          </w:tcPr>
+          <w:p>
+            <w:r>
+              <w:rPr>
+                <w:rFonts w:ascii="Calibri" w:hAnsi="Calibri"/>
+                <w:b/>
+                <w:color w:val="0B2545"/>
+                <w:sz w:val="20"/>
+              </w:rPr>
+              <w:t>Best use</w:t>
+            </w:r>
+          </w:p>
+        </w:tc>
+      </w:tr>
+      <w:tr>
+        <w:tc>
+          <w:tcPr>
+            <w:tcW w:type="dxa" w:w="1500"/>
+            <w:tcMar>
+              <w:top w:w="80" w:type="dxa"/>
+              <w:start w:w="120" w:type="dxa"/>
+              <w:bottom w:w="80" w:type="dxa"/>
+              <w:end w:w="120" w:type="dxa"/>
+            </w:tcMar>
+            <w:vAlign w:val="center"/>
+          </w:tcPr>
+          <w:p>
+            <w:pPr>
+              <w:spacing w:after="40"/>
+            </w:pPr>
+            <w:r>
+              <w:rPr>
+                <w:rFonts w:ascii="Calibri" w:hAnsi="Calibri"/>
+                <w:color w:val="0B2545"/>
+                <w:sz w:val="19"/>
+              </w:rPr>
+              <w:t>Normal</w:t>
+            </w:r>
+          </w:p>
+        </w:tc>
+        <w:tc>
+          <w:tcPr>
+            <w:tcW w:type="dxa" w:w="1500"/>
+            <w:tcMar>
+              <w:top w:w="80" w:type="dxa"/>
+              <w:start w:w="120" w:type="dxa"/>
+              <w:bottom w:w="80" w:type="dxa"/>
+              <w:end w:w="120" w:type="dxa"/>
+            </w:tcMar>
+            <w:vAlign w:val="center"/>
+          </w:tcPr>
+          <w:p>
+            <w:pPr>
+              <w:spacing w:after="40"/>
+            </w:pPr>
+            <w:r>
+              <w:rPr>
+                <w:rFonts w:ascii="Calibri" w:hAnsi="Calibri"/>
+                <w:color w:val="0B2545"/>
+                <w:sz w:val="19"/>
+              </w:rPr>
+              <w:t>Balanced</w:t>
+            </w:r>
+          </w:p>
+        </w:tc>
+        <w:tc>
+          <w:tcPr>
+            <w:tcW w:type="dxa" w:w="1700"/>
+            <w:tcMar>
+              <w:top w:w="80" w:type="dxa"/>
+              <w:start w:w="120" w:type="dxa"/>
+              <w:bottom w:w="80" w:type="dxa"/>
+              <w:end w:w="120" w:type="dxa"/>
+            </w:tcMar>
+            <w:vAlign w:val="center"/>
+          </w:tcPr>
+          <w:p>
+            <w:pPr>
+              <w:spacing w:after="40"/>
+            </w:pPr>
+            <w:r>
+              <w:rPr>
+                <w:rFonts w:ascii="Calibri" w:hAnsi="Calibri"/>
+                <w:color w:val="0B2545"/>
+                <w:sz w:val="19"/>
+              </w:rPr>
+              <w:t>Medium</w:t>
+            </w:r>
+          </w:p>
+        </w:tc>
+        <w:tc>
+          <w:tcPr>
+            <w:tcW w:type="dxa" w:w="4660"/>
+            <w:tcMar>
+              <w:top w:w="80" w:type="dxa"/>
+              <w:start w:w="120" w:type="dxa"/>
+              <w:bottom w:w="80" w:type="dxa"/>
+              <w:end w:w="120" w:type="dxa"/>
+            </w:tcMar>
+            <w:vAlign w:val="center"/>
+          </w:tcPr>
+          <w:p>
+            <w:pPr>
+              <w:spacing w:after="40"/>
+            </w:pPr>
+            <w:r>
+              <w:rPr>
+                <w:rFonts w:ascii="Calibri" w:hAnsi="Calibri"/>
+                <w:color w:val="0B2545"/>
+                <w:sz w:val="19"/>
+              </w:rPr>
+              <w:t>Default navigation.</w:t>
+            </w:r>
+          </w:p>
+        </w:tc>
+      </w:tr>
+      <w:tr>
+        <w:tc>
+          <w:tcPr>
+            <w:tcW w:type="dxa" w:w="1500"/>
+            <w:tcMar>
+              <w:top w:w="80" w:type="dxa"/>
+              <w:start w:w="120" w:type="dxa"/>
+              <w:bottom w:w="80" w:type="dxa"/>
+              <w:end w:w="120" w:type="dxa"/>
+            </w:tcMar>
+            <w:vAlign w:val="center"/>
+          </w:tcPr>
+          <w:p>
+            <w:pPr>
+              <w:spacing w:after="40"/>
+            </w:pPr>
+            <w:r>
+              <w:rPr>
+                <w:rFonts w:ascii="Calibri" w:hAnsi="Calibri"/>
+                <w:color w:val="0B2545"/>
+                <w:sz w:val="19"/>
+              </w:rPr>
+              <w:t>Sprint</w:t>
+            </w:r>
+          </w:p>
+        </w:tc>
+        <w:tc>
+          <w:tcPr>
+            <w:tcW w:type="dxa" w:w="1500"/>
+            <w:tcMar>
+              <w:top w:w="80" w:type="dxa"/>
+              <w:start w:w="120" w:type="dxa"/>
+              <w:bottom w:w="80" w:type="dxa"/>
+              <w:end w:w="120" w:type="dxa"/>
+            </w:tcMar>
+            <w:vAlign w:val="center"/>
+          </w:tcPr>
+          <w:p>
+            <w:pPr>
+              <w:spacing w:after="40"/>
+            </w:pPr>
+            <w:r>
+              <w:rPr>
+                <w:rFonts w:ascii="Calibri" w:hAnsi="Calibri"/>
+                <w:color w:val="0B2545"/>
+                <w:sz w:val="19"/>
+              </w:rPr>
+              <w:t>Fast</w:t>
+            </w:r>
+          </w:p>
+        </w:tc>
+        <w:tc>
+          <w:tcPr>
+            <w:tcW w:type="dxa" w:w="1700"/>
+            <w:tcMar>
+              <w:top w:w="80" w:type="dxa"/>
+              <w:start w:w="120" w:type="dxa"/>
+              <w:bottom w:w="80" w:type="dxa"/>
+              <w:end w:w="120" w:type="dxa"/>
+            </w:tcMar>
+            <w:vAlign w:val="center"/>
+          </w:tcPr>
+          <w:p>
+            <w:pPr>
+              <w:spacing w:after="40"/>
+            </w:pPr>
+            <w:r>
+              <w:rPr>
+                <w:rFonts w:ascii="Calibri" w:hAnsi="Calibri"/>
+                <w:color w:val="0B2545"/>
+                <w:sz w:val="19"/>
+              </w:rPr>
+              <w:t>High</w:t>
+            </w:r>
+          </w:p>
+        </w:tc>
+        <w:tc>
+          <w:tcPr>
+            <w:tcW w:type="dxa" w:w="4660"/>
+            <w:tcMar>
+              <w:top w:w="80" w:type="dxa"/>
+              <w:start w:w="120" w:type="dxa"/>
+              <w:bottom w:w="80" w:type="dxa"/>
+              <w:end w:w="120" w:type="dxa"/>
+            </w:tcMar>
+            <w:vAlign w:val="center"/>
+          </w:tcPr>
+          <w:p>
+            <w:pPr>
+              <w:spacing w:after="40"/>
+            </w:pPr>
+            <w:r>
+              <w:rPr>
+                <w:rFonts w:ascii="Calibri" w:hAnsi="Calibri"/>
+                <w:color w:val="0B2545"/>
+                <w:sz w:val="19"/>
+              </w:rPr>
+              <w:t>Escapes, pressure, and fast rotations.</w:t>
+            </w:r>
+          </w:p>
+        </w:tc>
+      </w:tr>
+      <w:tr>
+        <w:tc>
+          <w:tcPr>
+            <w:tcW w:type="dxa" w:w="1500"/>
+            <w:tcMar>
+              <w:top w:w="80" w:type="dxa"/>
+              <w:start w:w="120" w:type="dxa"/>
+              <w:bottom w:w="80" w:type="dxa"/>
+              <w:end w:w="120" w:type="dxa"/>
+            </w:tcMar>
+            <w:vAlign w:val="center"/>
+          </w:tcPr>
+          <w:p>
+            <w:pPr>
+              <w:spacing w:after="40"/>
+            </w:pPr>
+            <w:r>
+              <w:rPr>
+                <w:rFonts w:ascii="Calibri" w:hAnsi="Calibri"/>
+                <w:color w:val="0B2545"/>
+                <w:sz w:val="19"/>
+              </w:rPr>
+              <w:t>Silent walk</w:t>
+            </w:r>
+          </w:p>
+        </w:tc>
+        <w:tc>
+          <w:tcPr>
+            <w:tcW w:type="dxa" w:w="1500"/>
+            <w:tcMar>
+              <w:top w:w="80" w:type="dxa"/>
+              <w:start w:w="120" w:type="dxa"/>
+              <w:bottom w:w="80" w:type="dxa"/>
+              <w:end w:w="120" w:type="dxa"/>
+            </w:tcMar>
+            <w:vAlign w:val="center"/>
+          </w:tcPr>
+          <w:p>
+            <w:pPr>
+              <w:spacing w:after="40"/>
+            </w:pPr>
+            <w:r>
+              <w:rPr>
+                <w:rFonts w:ascii="Calibri" w:hAnsi="Calibri"/>
+                <w:color w:val="0B2545"/>
+                <w:sz w:val="19"/>
+              </w:rPr>
+              <w:t>Slow</w:t>
+            </w:r>
+          </w:p>
+        </w:tc>
+        <w:tc>
+          <w:tcPr>
+            <w:tcW w:type="dxa" w:w="1700"/>
+            <w:tcMar>
+              <w:top w:w="80" w:type="dxa"/>
+              <w:start w:w="120" w:type="dxa"/>
+              <w:bottom w:w="80" w:type="dxa"/>
+              <w:end w:w="120" w:type="dxa"/>
+            </w:tcMar>
+            <w:vAlign w:val="center"/>
+          </w:tcPr>
+          <w:p>
+            <w:pPr>
+              <w:spacing w:after="40"/>
+            </w:pPr>
+            <w:r>
+              <w:rPr>
+                <w:rFonts w:ascii="Calibri" w:hAnsi="Calibri"/>
+                <w:color w:val="0B2545"/>
+                <w:sz w:val="19"/>
+              </w:rPr>
+              <w:t>Low</w:t>
+            </w:r>
+          </w:p>
+        </w:tc>
+        <w:tc>
+          <w:tcPr>
+            <w:tcW w:type="dxa" w:w="4660"/>
+            <w:tcMar>
+              <w:top w:w="80" w:type="dxa"/>
+              <w:start w:w="120" w:type="dxa"/>
+              <w:bottom w:w="80" w:type="dxa"/>
+              <w:end w:w="120" w:type="dxa"/>
+            </w:tcMar>
+            <w:vAlign w:val="center"/>
+          </w:tcPr>
+          <w:p>
+            <w:pPr>
+              <w:spacing w:after="40"/>
+            </w:pPr>
+            <w:r>
+              <w:rPr>
+                <w:rFonts w:ascii="Calibri" w:hAnsi="Calibri"/>
+                <w:color w:val="0B2545"/>
+                <w:sz w:val="19"/>
+              </w:rPr>
+              <w:t>Reduces range and clarity; it is not invisibility.</w:t>
+            </w:r>
+          </w:p>
+        </w:tc>
+      </w:tr>
+    </w:tbl>
+    <w:p>
+      <w:pPr>
+        <w:spacing w:after="0"/>
+      </w:pPr>
+    </w:p>
+    <w:p>
+      <w:r>
+        <w:br w:type="page"/>
+      </w:r>
+    </w:p>
+    <w:p>
+      <w:pPr>
+        <w:pStyle w:val="Heading1"/>
+      </w:pPr>
+      <w:r>
+        <w:t>3. Reading the Echo</w:t>
       </w:r>
     </w:p>
     <w:p>
       <w:r>
-        <w:rPr>
-          <w:rFonts w:ascii="Calibri" w:hAnsi="Calibri"/>
-          <w:color w:val="1C2430"/>
-          <w:sz w:val="22"/>
-        </w:rPr>
-        <w:t>BallDarkEcho is a LAN deathmatch played in a low-light arena. Locate opponents by reading temporary echo waves and spatial sound, then reach the kill target before the other players. The current default is 10 kills. A defeated player respawns after approximately 3 seconds while the match is active.</w:t>
+        <w:t>Every important action trades information for exposure. Visual waves reveal surfaces and action origins for a short time; audio usually carries beyond the clearest visual feedback. Do not treat the arena as permanently visible.</w:t>
       </w:r>
     </w:p>
     <w:p>
       <w:pPr>
         <w:pStyle w:val="Heading2"/>
-        <w:keepNext/>
       </w:pPr>
       <w:r>
-        <w:t>Start a LAN match</w:t>
+        <w:t>Visual language</w:t>
       </w:r>
     </w:p>
     <w:p>
       <w:pPr>
-        <w:numPr>
-          <w:ilvl w:val="0"/>
-          <w:numId w:val="11"/>
-        </w:numPr>
-        <w:spacing w:after="80" w:line="300" w:lineRule="auto"/>
+        <w:pStyle w:val="ListBullet"/>
       </w:pPr>
       <w:r>
-        <w:rPr>
-          <w:rFonts w:ascii="Calibri" w:hAnsi="Calibri"/>
-          <w:color w:val="1C2430"/>
-          <w:sz w:val="22"/>
-        </w:rPr>
-        <w:t>Launch the final Windows package. Draft note: replace this line with the confirmed executable name and folder once packaging is complete.</w:t>
+        <w:t>Cyan and blue waves show movement, scans, impacts, and navigation information.</w:t>
       </w:r>
     </w:p>
     <w:p>
       <w:pPr>
-        <w:numPr>
-          <w:ilvl w:val="0"/>
-          <w:numId w:val="11"/>
-        </w:numPr>
-        <w:spacing w:after="80" w:line="300" w:lineRule="auto"/>
+        <w:pStyle w:val="ListBullet"/>
       </w:pPr>
       <w:r>
-        <w:rPr>
-          <w:rFonts w:ascii="Calibri" w:hAnsi="Calibri"/>
-          <w:color w:val="1C2430"/>
-          <w:sz w:val="22"/>
-        </w:rPr>
-        <w:t>Enter a player name and continue to the multiplayer room screen.</w:t>
+        <w:t>Red waves show weapon fire and attack exposure; the centre indicates the muzzle origin.</w:t>
       </w:r>
     </w:p>
     <w:p>
       <w:pPr>
-        <w:numPr>
-          <w:ilvl w:val="0"/>
-          <w:numId w:val="11"/>
-        </w:numPr>
-        <w:spacing w:after="80" w:line="300" w:lineRule="auto"/>
+        <w:pStyle w:val="ListBullet"/>
       </w:pPr>
       <w:r>
-        <w:rPr>
-          <w:rFonts w:ascii="Calibri" w:hAnsi="Calibri"/>
-          <w:color w:val="1C2430"/>
-          <w:sz w:val="22"/>
-        </w:rPr>
-        <w:t>Host: create a LAN room, choose a map and skill, and set the maximum player count.</w:t>
+        <w:t>Revealed information fades. Re-check assumptions instead of relying on old positions.</w:t>
       </w:r>
     </w:p>
     <w:p>
       <w:pPr>
-        <w:numPr>
-          <w:ilvl w:val="0"/>
-          <w:numId w:val="11"/>
-        </w:numPr>
-        <w:spacing w:after="80" w:line="300" w:lineRule="auto"/>
-      </w:pPr>
-      <w:r>
-        <w:rPr>
-          <w:rFonts w:ascii="Calibri" w:hAnsi="Calibri"/>
-          <w:color w:val="1C2430"/>
-          <w:sz w:val="22"/>
-        </w:rPr>
-        <w:t>Client: refresh the room list and join the host. If discovery fails, use the build's direct-address option when available.</w:t>
-      </w:r>
-    </w:p>
-    <w:p>
-      <w:pPr>
-        <w:numPr>
-          <w:ilvl w:val="0"/>
-          <w:numId w:val="11"/>
-        </w:numPr>
-        <w:spacing w:after="80" w:line="300" w:lineRule="auto"/>
-      </w:pPr>
-      <w:r>
-        <w:rPr>
-          <w:rFonts w:ascii="Calibri" w:hAnsi="Calibri"/>
-          <w:color w:val="1C2430"/>
-          <w:sz w:val="22"/>
-        </w:rPr>
-        <w:t>Non-host players select READY UP. The host can start only when the lobby is ready.</w:t>
-      </w:r>
-    </w:p>
-    <w:p>
-      <w:pPr>
-        <w:numPr>
-          <w:ilvl w:val="0"/>
-          <w:numId w:val="11"/>
-        </w:numPr>
-        <w:spacing w:after="80" w:line="300" w:lineRule="auto"/>
-      </w:pPr>
-      <w:r>
-        <w:rPr>
-          <w:rFonts w:ascii="Calibri" w:hAnsi="Calibri"/>
-          <w:color w:val="1C2430"/>
-          <w:sz w:val="22"/>
-        </w:rPr>
-        <w:t>Host selects START. All players should travel from MenuLobby to the selected battle map.</w:t>
-      </w:r>
-    </w:p>
-    <w:p>
-      <w:pPr>
-        <w:numPr>
-          <w:ilvl w:val="0"/>
-          <w:numId w:val="11"/>
-        </w:numPr>
-        <w:spacing w:after="80" w:line="300" w:lineRule="auto"/>
-      </w:pPr>
-      <w:r>
-        <w:rPr>
-          <w:rFonts w:ascii="Calibri" w:hAnsi="Calibri"/>
-          <w:color w:val="1C2430"/>
-          <w:sz w:val="22"/>
-        </w:rPr>
-        <w:t>Fight until a player reaches the target score. The HUD displays VICTORY or DEFEAT when the match ends.</w:t>
-      </w:r>
-    </w:p>
-    <w:p>
-      <w:pPr>
-        <w:keepNext/>
+        <w:spacing w:before="80" w:after="80"/>
         <w:jc w:val="center"/>
       </w:pPr>
       <w:r>
         <w:drawing>
           <wp:inline xmlns:a="http://schemas.openxmlformats.org/drawingml/2006/main" xmlns:pic="http://schemas.openxmlformats.org/drawingml/2006/picture">
-            <wp:extent cx="5806440" cy="2758059"/>
-            <wp:docPr id="2" name="Picture 2" title="Placeholder for a final screenshot of the BallDarkEcho LAN lobby." descr="Placeholder for a final screenshot of the BallDarkEcho LAN lobby."/>
+            <wp:extent cx="5760720" cy="3597916"/>
+            <wp:docPr id="2" name="codex-clipboard-151c958a-1dd5-4078-a201-60d69ff4d3f8" descr="BallDarkEcho gameplay view showing cyan echo outlines, the exploration map, health, and weapon mode."/>
             <wp:cNvGraphicFramePr>
               <a:graphicFrameLocks noChangeAspect="1"/>
             </wp:cNvGraphicFramePr>
@@ -386,7 +1678,7 @@
               <a:graphicData uri="http://schemas.openxmlformats.org/drawingml/2006/picture">
                 <pic:pic>
                   <pic:nvPicPr>
-                    <pic:cNvPr id="0" name="lan_lobby.png"/>
+                    <pic:cNvPr id="0" name="codex-clipboard-151c958a-1dd5-4078-a201-60d69ff4d3f8.png"/>
                     <pic:cNvPicPr/>
                   </pic:nvPicPr>
                   <pic:blipFill>
@@ -398,7 +1690,7 @@
                   <pic:spPr>
                     <a:xfrm>
                       <a:off x="0" y="0"/>
-                      <a:ext cx="5806440" cy="2758059"/>
+                      <a:ext cx="5760720" cy="3597916"/>
                     </a:xfrm>
                     <a:prstGeom prst="rect"/>
                   </pic:spPr>
@@ -411,1167 +1703,118 @@
     </w:p>
     <w:p>
       <w:pPr>
-        <w:spacing w:before="60" w:after="160"/>
+        <w:pStyle w:val="Caption"/>
+        <w:keepNext/>
         <w:jc w:val="center"/>
       </w:pPr>
       <w:r>
-        <w:rPr>
-          <w:rFonts w:ascii="Calibri" w:hAnsi="Calibri"/>
-          <w:i/>
-          <w:color w:val="5E6B78"/>
-          <w:sz w:val="18"/>
-        </w:rPr>
-        <w:t>Figure 1. Replace with the final LAN lobby showing room settings and player readiness.</w:t>
+        <w:t>Figure 2. Cyan echo feedback reveals arena geometry and temporary spatial information.</w:t>
+      </w:r>
+    </w:p>
+    <w:p>
+      <w:r>
+        <w:br w:type="page"/>
       </w:r>
     </w:p>
     <w:p>
       <w:pPr>
         <w:pStyle w:val="Heading1"/>
-        <w:keepNext/>
       </w:pPr>
       <w:r>
-        <w:t>2. Controls</w:t>
+        <w:t>4. Weapons</w:t>
+      </w:r>
+    </w:p>
+    <w:p>
+      <w:r>
+        <w:t>Weapon fire and projectile impact are separate information sources. Listen for the shot to estimate the attacker, then read the impact to understand where the projectile landed. Change position after loud shots.</w:t>
       </w:r>
     </w:p>
     <w:tbl>
       <w:tblPr>
+        <w:tblStyle w:val="TableGrid"/>
         <w:tblW w:type="dxa" w:w="9360"/>
         <w:jc w:val="left"/>
         <w:tblLayout w:type="fixed"/>
         <w:tblLook w:firstColumn="1" w:firstRow="1" w:lastColumn="0" w:lastRow="0" w:noHBand="0" w:noVBand="1" w:val="04A0"/>
         <w:tblInd w:w="120" w:type="dxa"/>
-        <w:tblBorders>
-          <w:top w:val="single" w:sz="10" w:space="0" w:color="C69214"/>
-          <w:left w:val="single" w:sz="10" w:space="0" w:color="C69214"/>
-          <w:bottom w:val="single" w:sz="10" w:space="0" w:color="C69214"/>
-          <w:right w:val="single" w:sz="10" w:space="0" w:color="C69214"/>
-          <w:insideH w:val="single" w:sz="10" w:space="0" w:color="C69214"/>
-          <w:insideV w:val="single" w:sz="10" w:space="0" w:color="C69214"/>
-        </w:tblBorders>
       </w:tblPr>
       <w:tblGrid>
-        <w:gridCol w:w="9360"/>
+        <w:gridCol w:w="1800"/>
+        <w:gridCol w:w="2600"/>
+        <w:gridCol w:w="1800"/>
+        <w:gridCol w:w="3160"/>
       </w:tblGrid>
       <w:tr>
         <w:trPr>
-          <w:tblHeader w:val="1"/>
-        </w:trPr>
-        <w:tc>
-          <w:tcPr>
-            <w:tcW w:type="dxa" w:w="9360"/>
-            <w:tcMar>
-              <w:top w:w="80" w:type="dxa"/>
-              <w:bottom w:w="80" w:type="dxa"/>
-              <w:start w:w="120" w:type="dxa"/>
-              <w:end w:w="120" w:type="dxa"/>
-            </w:tcMar>
-            <w:vAlign w:val="center"/>
-            <w:shd w:fill="FFF4CE" w:val="clear"/>
-          </w:tcPr>
-          <w:p>
-            <w:pPr>
-              <w:spacing w:before="40" w:after="40" w:line="276" w:lineRule="auto"/>
-            </w:pPr>
-            <w:r>
-              <w:rPr>
-                <w:rFonts w:ascii="Calibri" w:hAnsi="Calibri"/>
-                <w:b/>
-                <w:color w:val="1F4D78"/>
-                <w:sz w:val="21"/>
-              </w:rPr>
-              <w:t xml:space="preserve">Draft verification  </w:t>
-            </w:r>
-            <w:r>
-              <w:rPr>
-                <w:rFonts w:ascii="Calibri" w:hAnsi="Calibri"/>
-                <w:color w:val="1C2430"/>
-                <w:sz w:val="21"/>
-              </w:rPr>
-              <w:t>R and Tab are bound directly in C++. The remaining gameplay keys reflect the current player Blueprint and design records and must be confirmed in the final packaged build.</w:t>
-            </w:r>
-          </w:p>
-        </w:tc>
-      </w:tr>
-    </w:tbl>
-    <w:p>
-      <w:pPr>
-        <w:spacing w:after="20"/>
-      </w:pPr>
-    </w:p>
-    <w:tbl>
-      <w:tblPr>
-        <w:tblW w:type="dxa" w:w="9360"/>
-        <w:jc w:val="left"/>
-        <w:tblLayout w:type="fixed"/>
-        <w:tblLook w:firstColumn="1" w:firstRow="1" w:lastColumn="0" w:lastRow="0" w:noHBand="0" w:noVBand="1" w:val="04A0"/>
-        <w:tblInd w:w="120" w:type="dxa"/>
-        <w:tblBorders>
-          <w:top w:val="single" w:sz="6" w:space="0" w:color="D6DDE6"/>
-          <w:left w:val="single" w:sz="6" w:space="0" w:color="D6DDE6"/>
-          <w:bottom w:val="single" w:sz="6" w:space="0" w:color="D6DDE6"/>
-          <w:right w:val="single" w:sz="6" w:space="0" w:color="D6DDE6"/>
-          <w:insideH w:val="single" w:sz="6" w:space="0" w:color="D6DDE6"/>
-          <w:insideV w:val="single" w:sz="6" w:space="0" w:color="D6DDE6"/>
-        </w:tblBorders>
-      </w:tblPr>
-      <w:tblGrid>
-        <w:gridCol w:w="1440"/>
-        <w:gridCol w:w="2160"/>
-        <w:gridCol w:w="4320"/>
-        <w:gridCol w:w="1440"/>
-      </w:tblGrid>
-      <w:tr>
-        <w:trPr>
-          <w:tblHeader w:val="1"/>
-        </w:trPr>
-        <w:tc>
-          <w:tcPr>
-            <w:tcW w:type="dxa" w:w="1440"/>
-            <w:tcMar>
-              <w:top w:w="80" w:type="dxa"/>
-              <w:bottom w:w="80" w:type="dxa"/>
-              <w:start w:w="120" w:type="dxa"/>
-              <w:end w:w="120" w:type="dxa"/>
-            </w:tcMar>
-            <w:vAlign w:val="center"/>
-            <w:shd w:fill="E8EEF5" w:val="clear"/>
-          </w:tcPr>
-          <w:p>
-            <w:pPr>
-              <w:spacing w:after="0"/>
-              <w:jc w:val="center"/>
-            </w:pPr>
-            <w:r>
-              <w:rPr>
-                <w:rFonts w:ascii="Calibri" w:hAnsi="Calibri"/>
-                <w:b/>
-                <w:color w:val="1F4D78"/>
-                <w:sz w:val="19"/>
-              </w:rPr>
-              <w:t>Key</w:t>
-            </w:r>
-          </w:p>
-        </w:tc>
-        <w:tc>
-          <w:tcPr>
-            <w:tcW w:type="dxa" w:w="2160"/>
-            <w:tcMar>
-              <w:top w:w="80" w:type="dxa"/>
-              <w:bottom w:w="80" w:type="dxa"/>
-              <w:start w:w="120" w:type="dxa"/>
-              <w:end w:w="120" w:type="dxa"/>
-            </w:tcMar>
-            <w:vAlign w:val="center"/>
-            <w:shd w:fill="E8EEF5" w:val="clear"/>
-          </w:tcPr>
-          <w:p>
-            <w:pPr>
-              <w:spacing w:after="0"/>
-              <w:jc w:val="center"/>
-            </w:pPr>
-            <w:r>
-              <w:rPr>
-                <w:rFonts w:ascii="Calibri" w:hAnsi="Calibri"/>
-                <w:b/>
-                <w:color w:val="1F4D78"/>
-                <w:sz w:val="19"/>
-              </w:rPr>
-              <w:t>Action</w:t>
-            </w:r>
-          </w:p>
-        </w:tc>
-        <w:tc>
-          <w:tcPr>
-            <w:tcW w:type="dxa" w:w="4320"/>
-            <w:tcMar>
-              <w:top w:w="80" w:type="dxa"/>
-              <w:bottom w:w="80" w:type="dxa"/>
-              <w:start w:w="120" w:type="dxa"/>
-              <w:end w:w="120" w:type="dxa"/>
-            </w:tcMar>
-            <w:vAlign w:val="center"/>
-            <w:shd w:fill="E8EEF5" w:val="clear"/>
-          </w:tcPr>
-          <w:p>
-            <w:pPr>
-              <w:spacing w:after="0"/>
-              <w:jc w:val="center"/>
-            </w:pPr>
-            <w:r>
-              <w:rPr>
-                <w:rFonts w:ascii="Calibri" w:hAnsi="Calibri"/>
-                <w:b/>
-                <w:color w:val="1F4D78"/>
-                <w:sz w:val="19"/>
-              </w:rPr>
-              <w:t>Effect</w:t>
-            </w:r>
-          </w:p>
-        </w:tc>
-        <w:tc>
-          <w:tcPr>
-            <w:tcW w:type="dxa" w:w="1440"/>
-            <w:tcMar>
-              <w:top w:w="80" w:type="dxa"/>
-              <w:bottom w:w="80" w:type="dxa"/>
-              <w:start w:w="120" w:type="dxa"/>
-              <w:end w:w="120" w:type="dxa"/>
-            </w:tcMar>
-            <w:vAlign w:val="center"/>
-            <w:shd w:fill="E8EEF5" w:val="clear"/>
-          </w:tcPr>
-          <w:p>
-            <w:pPr>
-              <w:spacing w:after="0"/>
-              <w:jc w:val="center"/>
-            </w:pPr>
-            <w:r>
-              <w:rPr>
-                <w:rFonts w:ascii="Calibri" w:hAnsi="Calibri"/>
-                <w:b/>
-                <w:color w:val="1F4D78"/>
-                <w:sz w:val="19"/>
-              </w:rPr>
-              <w:t>Status</w:t>
-            </w:r>
-          </w:p>
-        </w:tc>
-      </w:tr>
-      <w:tr>
-        <w:tc>
-          <w:tcPr>
-            <w:tcW w:type="dxa" w:w="1440"/>
-          </w:tcPr>
-          <w:p>
-            <w:pPr>
-              <w:spacing w:after="0" w:line="252" w:lineRule="auto"/>
-              <w:jc w:val="center"/>
-            </w:pPr>
-            <w:r>
-              <w:rPr>
-                <w:rFonts w:ascii="Calibri" w:hAnsi="Calibri"/>
-                <w:b/>
-                <w:color w:val="1C2430"/>
-                <w:sz w:val="18"/>
-              </w:rPr>
-              <w:t>W A S D</w:t>
-            </w:r>
-          </w:p>
-        </w:tc>
-        <w:tc>
-          <w:tcPr>
-            <w:tcW w:type="dxa" w:w="2160"/>
-          </w:tcPr>
-          <w:p>
-            <w:pPr>
-              <w:spacing w:after="0" w:line="252" w:lineRule="auto"/>
-            </w:pPr>
-            <w:r>
-              <w:rPr>
-                <w:rFonts w:ascii="Calibri" w:hAnsi="Calibri"/>
-                <w:b w:val="0"/>
-                <w:color w:val="1C2430"/>
-                <w:sz w:val="18"/>
-              </w:rPr>
-              <w:t>Move</w:t>
-            </w:r>
-          </w:p>
-        </w:tc>
-        <w:tc>
-          <w:tcPr>
-            <w:tcW w:type="dxa" w:w="4320"/>
-          </w:tcPr>
-          <w:p>
-            <w:pPr>
-              <w:spacing w:after="0" w:line="252" w:lineRule="auto"/>
-            </w:pPr>
-            <w:r>
-              <w:rPr>
-                <w:rFonts w:ascii="Calibri" w:hAnsi="Calibri"/>
-                <w:b w:val="0"/>
-                <w:color w:val="1C2430"/>
-                <w:sz w:val="18"/>
-              </w:rPr>
-              <w:t>Navigate the arena.</w:t>
-            </w:r>
-          </w:p>
-        </w:tc>
-        <w:tc>
-          <w:tcPr>
-            <w:tcW w:type="dxa" w:w="1440"/>
-          </w:tcPr>
-          <w:p>
-            <w:pPr>
-              <w:spacing w:after="0" w:line="252" w:lineRule="auto"/>
-            </w:pPr>
-            <w:r>
-              <w:rPr>
-                <w:rFonts w:ascii="Calibri" w:hAnsi="Calibri"/>
-                <w:b w:val="0"/>
-                <w:color w:val="1C2430"/>
-                <w:sz w:val="18"/>
-              </w:rPr>
-              <w:t>Verify</w:t>
-            </w:r>
-          </w:p>
-        </w:tc>
-      </w:tr>
-      <w:tr>
-        <w:tc>
-          <w:tcPr>
-            <w:tcW w:type="dxa" w:w="1440"/>
-            <w:shd w:fill="FAFBFC" w:val="clear"/>
-          </w:tcPr>
-          <w:p>
-            <w:pPr>
-              <w:spacing w:after="0" w:line="252" w:lineRule="auto"/>
-              <w:jc w:val="center"/>
-            </w:pPr>
-            <w:r>
-              <w:rPr>
-                <w:rFonts w:ascii="Calibri" w:hAnsi="Calibri"/>
-                <w:b/>
-                <w:color w:val="1C2430"/>
-                <w:sz w:val="18"/>
-              </w:rPr>
-              <w:t>Mouse</w:t>
-            </w:r>
-          </w:p>
-        </w:tc>
-        <w:tc>
-          <w:tcPr>
-            <w:tcW w:type="dxa" w:w="2160"/>
-            <w:shd w:fill="FAFBFC" w:val="clear"/>
-          </w:tcPr>
-          <w:p>
-            <w:pPr>
-              <w:spacing w:after="0" w:line="252" w:lineRule="auto"/>
-            </w:pPr>
-            <w:r>
-              <w:rPr>
-                <w:rFonts w:ascii="Calibri" w:hAnsi="Calibri"/>
-                <w:b w:val="0"/>
-                <w:color w:val="1C2430"/>
-                <w:sz w:val="18"/>
-              </w:rPr>
-              <w:t>Look / aim</w:t>
-            </w:r>
-          </w:p>
-        </w:tc>
-        <w:tc>
-          <w:tcPr>
-            <w:tcW w:type="dxa" w:w="4320"/>
-            <w:shd w:fill="FAFBFC" w:val="clear"/>
-          </w:tcPr>
-          <w:p>
-            <w:pPr>
-              <w:spacing w:after="0" w:line="252" w:lineRule="auto"/>
-            </w:pPr>
-            <w:r>
-              <w:rPr>
-                <w:rFonts w:ascii="Calibri" w:hAnsi="Calibri"/>
-                <w:b w:val="0"/>
-                <w:color w:val="1C2430"/>
-                <w:sz w:val="18"/>
-              </w:rPr>
-              <w:t>Direct the camera, weapon and targeted skill.</w:t>
-            </w:r>
-          </w:p>
-        </w:tc>
-        <w:tc>
-          <w:tcPr>
-            <w:tcW w:type="dxa" w:w="1440"/>
-            <w:shd w:fill="FAFBFC" w:val="clear"/>
-          </w:tcPr>
-          <w:p>
-            <w:pPr>
-              <w:spacing w:after="0" w:line="252" w:lineRule="auto"/>
-            </w:pPr>
-            <w:r>
-              <w:rPr>
-                <w:rFonts w:ascii="Calibri" w:hAnsi="Calibri"/>
-                <w:b w:val="0"/>
-                <w:color w:val="1C2430"/>
-                <w:sz w:val="18"/>
-              </w:rPr>
-              <w:t>Verify</w:t>
-            </w:r>
-          </w:p>
-        </w:tc>
-      </w:tr>
-      <w:tr>
-        <w:tc>
-          <w:tcPr>
-            <w:tcW w:type="dxa" w:w="1440"/>
-          </w:tcPr>
-          <w:p>
-            <w:pPr>
-              <w:spacing w:after="0" w:line="252" w:lineRule="auto"/>
-              <w:jc w:val="center"/>
-            </w:pPr>
-            <w:r>
-              <w:rPr>
-                <w:rFonts w:ascii="Calibri" w:hAnsi="Calibri"/>
-                <w:b/>
-                <w:color w:val="1C2430"/>
-                <w:sz w:val="18"/>
-              </w:rPr>
-              <w:t>Space</w:t>
-            </w:r>
-          </w:p>
-        </w:tc>
-        <w:tc>
-          <w:tcPr>
-            <w:tcW w:type="dxa" w:w="2160"/>
-          </w:tcPr>
-          <w:p>
-            <w:pPr>
-              <w:spacing w:after="0" w:line="252" w:lineRule="auto"/>
-            </w:pPr>
-            <w:r>
-              <w:rPr>
-                <w:rFonts w:ascii="Calibri" w:hAnsi="Calibri"/>
-                <w:b w:val="0"/>
-                <w:color w:val="1C2430"/>
-                <w:sz w:val="18"/>
-              </w:rPr>
-              <w:t>Jump</w:t>
-            </w:r>
-          </w:p>
-        </w:tc>
-        <w:tc>
-          <w:tcPr>
-            <w:tcW w:type="dxa" w:w="4320"/>
-          </w:tcPr>
-          <w:p>
-            <w:pPr>
-              <w:spacing w:after="0" w:line="252" w:lineRule="auto"/>
-            </w:pPr>
-            <w:r>
-              <w:rPr>
-                <w:rFonts w:ascii="Calibri" w:hAnsi="Calibri"/>
-                <w:b w:val="0"/>
-                <w:color w:val="1C2430"/>
-                <w:sz w:val="18"/>
-              </w:rPr>
-              <w:t>Cross low obstacles and change vertical position.</w:t>
-            </w:r>
-          </w:p>
-        </w:tc>
-        <w:tc>
-          <w:tcPr>
-            <w:tcW w:type="dxa" w:w="1440"/>
-          </w:tcPr>
-          <w:p>
-            <w:pPr>
-              <w:spacing w:after="0" w:line="252" w:lineRule="auto"/>
-            </w:pPr>
-            <w:r>
-              <w:rPr>
-                <w:rFonts w:ascii="Calibri" w:hAnsi="Calibri"/>
-                <w:b w:val="0"/>
-                <w:color w:val="1C2430"/>
-                <w:sz w:val="18"/>
-              </w:rPr>
-              <w:t>Verify</w:t>
-            </w:r>
-          </w:p>
-        </w:tc>
-      </w:tr>
-      <w:tr>
-        <w:tc>
-          <w:tcPr>
-            <w:tcW w:type="dxa" w:w="1440"/>
-            <w:shd w:fill="FAFBFC" w:val="clear"/>
-          </w:tcPr>
-          <w:p>
-            <w:pPr>
-              <w:spacing w:after="0" w:line="252" w:lineRule="auto"/>
-              <w:jc w:val="center"/>
-            </w:pPr>
-            <w:r>
-              <w:rPr>
-                <w:rFonts w:ascii="Calibri" w:hAnsi="Calibri"/>
-                <w:b/>
-                <w:color w:val="1C2430"/>
-                <w:sz w:val="18"/>
-              </w:rPr>
-              <w:t>Left Mouse</w:t>
-            </w:r>
-          </w:p>
-        </w:tc>
-        <w:tc>
-          <w:tcPr>
-            <w:tcW w:type="dxa" w:w="2160"/>
-            <w:shd w:fill="FAFBFC" w:val="clear"/>
-          </w:tcPr>
-          <w:p>
-            <w:pPr>
-              <w:spacing w:after="0" w:line="252" w:lineRule="auto"/>
-            </w:pPr>
-            <w:r>
-              <w:rPr>
-                <w:rFonts w:ascii="Calibri" w:hAnsi="Calibri"/>
-                <w:b w:val="0"/>
-                <w:color w:val="1C2430"/>
-                <w:sz w:val="18"/>
-              </w:rPr>
-              <w:t>Fire</w:t>
-            </w:r>
-          </w:p>
-        </w:tc>
-        <w:tc>
-          <w:tcPr>
-            <w:tcW w:type="dxa" w:w="4320"/>
-            <w:shd w:fill="FAFBFC" w:val="clear"/>
-          </w:tcPr>
-          <w:p>
-            <w:pPr>
-              <w:spacing w:after="0" w:line="252" w:lineRule="auto"/>
-            </w:pPr>
-            <w:r>
-              <w:rPr>
-                <w:rFonts w:ascii="Calibri" w:hAnsi="Calibri"/>
-                <w:b w:val="0"/>
-                <w:color w:val="1C2430"/>
-                <w:sz w:val="18"/>
-              </w:rPr>
-              <w:t>Fire the currently selected weapon mode.</w:t>
-            </w:r>
-          </w:p>
-        </w:tc>
-        <w:tc>
-          <w:tcPr>
-            <w:tcW w:type="dxa" w:w="1440"/>
-            <w:shd w:fill="FAFBFC" w:val="clear"/>
-          </w:tcPr>
-          <w:p>
-            <w:pPr>
-              <w:spacing w:after="0" w:line="252" w:lineRule="auto"/>
-            </w:pPr>
-            <w:r>
-              <w:rPr>
-                <w:rFonts w:ascii="Calibri" w:hAnsi="Calibri"/>
-                <w:b w:val="0"/>
-                <w:color w:val="1C2430"/>
-                <w:sz w:val="18"/>
-              </w:rPr>
-              <w:t>Verify</w:t>
-            </w:r>
-          </w:p>
-        </w:tc>
-      </w:tr>
-      <w:tr>
-        <w:tc>
-          <w:tcPr>
-            <w:tcW w:type="dxa" w:w="1440"/>
-          </w:tcPr>
-          <w:p>
-            <w:pPr>
-              <w:spacing w:after="0" w:line="252" w:lineRule="auto"/>
-              <w:jc w:val="center"/>
-            </w:pPr>
-            <w:r>
-              <w:rPr>
-                <w:rFonts w:ascii="Calibri" w:hAnsi="Calibri"/>
-                <w:b/>
-                <w:color w:val="1C2430"/>
-                <w:sz w:val="18"/>
-              </w:rPr>
-              <w:t>Shift (hold)</w:t>
-            </w:r>
-          </w:p>
-        </w:tc>
-        <w:tc>
-          <w:tcPr>
-            <w:tcW w:type="dxa" w:w="2160"/>
-          </w:tcPr>
-          <w:p>
-            <w:pPr>
-              <w:spacing w:after="0" w:line="252" w:lineRule="auto"/>
-            </w:pPr>
-            <w:r>
-              <w:rPr>
-                <w:rFonts w:ascii="Calibri" w:hAnsi="Calibri"/>
-                <w:b w:val="0"/>
-                <w:color w:val="1C2430"/>
-                <w:sz w:val="18"/>
-              </w:rPr>
-              <w:t>Sprint</w:t>
-            </w:r>
-          </w:p>
-        </w:tc>
-        <w:tc>
-          <w:tcPr>
-            <w:tcW w:type="dxa" w:w="4320"/>
-          </w:tcPr>
-          <w:p>
-            <w:pPr>
-              <w:spacing w:after="0" w:line="252" w:lineRule="auto"/>
-            </w:pPr>
-            <w:r>
-              <w:rPr>
-                <w:rFonts w:ascii="Calibri" w:hAnsi="Calibri"/>
-                <w:b w:val="0"/>
-                <w:color w:val="1C2430"/>
-                <w:sz w:val="18"/>
-              </w:rPr>
-              <w:t>Move faster; create larger, clearer exposure waves.</w:t>
-            </w:r>
-          </w:p>
-        </w:tc>
-        <w:tc>
-          <w:tcPr>
-            <w:tcW w:type="dxa" w:w="1440"/>
-          </w:tcPr>
-          <w:p>
-            <w:pPr>
-              <w:spacing w:after="0" w:line="252" w:lineRule="auto"/>
-            </w:pPr>
-            <w:r>
-              <w:rPr>
-                <w:rFonts w:ascii="Calibri" w:hAnsi="Calibri"/>
-                <w:b w:val="0"/>
-                <w:color w:val="1C2430"/>
-                <w:sz w:val="18"/>
-              </w:rPr>
-              <w:t>Verify</w:t>
-            </w:r>
-          </w:p>
-        </w:tc>
-      </w:tr>
-      <w:tr>
-        <w:tc>
-          <w:tcPr>
-            <w:tcW w:type="dxa" w:w="1440"/>
-            <w:shd w:fill="FAFBFC" w:val="clear"/>
-          </w:tcPr>
-          <w:p>
-            <w:pPr>
-              <w:spacing w:after="0" w:line="252" w:lineRule="auto"/>
-              <w:jc w:val="center"/>
-            </w:pPr>
-            <w:r>
-              <w:rPr>
-                <w:rFonts w:ascii="Calibri" w:hAnsi="Calibri"/>
-                <w:b/>
-                <w:color w:val="1C2430"/>
-                <w:sz w:val="18"/>
-              </w:rPr>
-              <w:t>Ctrl (hold)</w:t>
-            </w:r>
-          </w:p>
-        </w:tc>
-        <w:tc>
-          <w:tcPr>
-            <w:tcW w:type="dxa" w:w="2160"/>
-            <w:shd w:fill="FAFBFC" w:val="clear"/>
-          </w:tcPr>
-          <w:p>
-            <w:pPr>
-              <w:spacing w:after="0" w:line="252" w:lineRule="auto"/>
-            </w:pPr>
-            <w:r>
-              <w:rPr>
-                <w:rFonts w:ascii="Calibri" w:hAnsi="Calibri"/>
-                <w:b w:val="0"/>
-                <w:color w:val="1C2430"/>
-                <w:sz w:val="18"/>
-              </w:rPr>
-              <w:t>Silent walk</w:t>
-            </w:r>
-          </w:p>
-        </w:tc>
-        <w:tc>
-          <w:tcPr>
-            <w:tcW w:type="dxa" w:w="4320"/>
-            <w:shd w:fill="FAFBFC" w:val="clear"/>
-          </w:tcPr>
-          <w:p>
-            <w:pPr>
-              <w:spacing w:after="0" w:line="252" w:lineRule="auto"/>
-            </w:pPr>
-            <w:r>
-              <w:rPr>
-                <w:rFonts w:ascii="Calibri" w:hAnsi="Calibri"/>
-                <w:b w:val="0"/>
-                <w:color w:val="1C2430"/>
-                <w:sz w:val="18"/>
-              </w:rPr>
-              <w:t>Move slowly; reduce wave and audible range, but remain detectable nearby.</w:t>
-            </w:r>
-          </w:p>
-        </w:tc>
-        <w:tc>
-          <w:tcPr>
-            <w:tcW w:type="dxa" w:w="1440"/>
-            <w:shd w:fill="FAFBFC" w:val="clear"/>
-          </w:tcPr>
-          <w:p>
-            <w:pPr>
-              <w:spacing w:after="0" w:line="252" w:lineRule="auto"/>
-            </w:pPr>
-            <w:r>
-              <w:rPr>
-                <w:rFonts w:ascii="Calibri" w:hAnsi="Calibri"/>
-                <w:b w:val="0"/>
-                <w:color w:val="1C2430"/>
-                <w:sz w:val="18"/>
-              </w:rPr>
-              <w:t>Verify</w:t>
-            </w:r>
-          </w:p>
-        </w:tc>
-      </w:tr>
-      <w:tr>
-        <w:tc>
-          <w:tcPr>
-            <w:tcW w:type="dxa" w:w="1440"/>
-          </w:tcPr>
-          <w:p>
-            <w:pPr>
-              <w:spacing w:after="0" w:line="252" w:lineRule="auto"/>
-              <w:jc w:val="center"/>
-            </w:pPr>
-            <w:r>
-              <w:rPr>
-                <w:rFonts w:ascii="Calibri" w:hAnsi="Calibri"/>
-                <w:b/>
-                <w:color w:val="1C2430"/>
-                <w:sz w:val="18"/>
-              </w:rPr>
-              <w:t>Q</w:t>
-            </w:r>
-          </w:p>
-        </w:tc>
-        <w:tc>
-          <w:tcPr>
-            <w:tcW w:type="dxa" w:w="2160"/>
-          </w:tcPr>
-          <w:p>
-            <w:pPr>
-              <w:spacing w:after="0" w:line="252" w:lineRule="auto"/>
-            </w:pPr>
-            <w:r>
-              <w:rPr>
-                <w:rFonts w:ascii="Calibri" w:hAnsi="Calibri"/>
-                <w:b w:val="0"/>
-                <w:color w:val="1C2430"/>
-                <w:sz w:val="18"/>
-              </w:rPr>
-              <w:t>Cycle weapon</w:t>
-            </w:r>
-          </w:p>
-        </w:tc>
-        <w:tc>
-          <w:tcPr>
-            <w:tcW w:type="dxa" w:w="4320"/>
-          </w:tcPr>
-          <w:p>
-            <w:pPr>
-              <w:spacing w:after="0" w:line="252" w:lineRule="auto"/>
-            </w:pPr>
-            <w:r>
-              <w:rPr>
-                <w:rFonts w:ascii="Calibri" w:hAnsi="Calibri"/>
-                <w:b w:val="0"/>
-                <w:color w:val="1C2430"/>
-                <w:sz w:val="18"/>
-              </w:rPr>
-              <w:t>Standard → Rapid → Snipe → Standard.</w:t>
-            </w:r>
-          </w:p>
-        </w:tc>
-        <w:tc>
-          <w:tcPr>
-            <w:tcW w:type="dxa" w:w="1440"/>
-          </w:tcPr>
-          <w:p>
-            <w:pPr>
-              <w:spacing w:after="0" w:line="252" w:lineRule="auto"/>
-            </w:pPr>
-            <w:r>
-              <w:rPr>
-                <w:rFonts w:ascii="Calibri" w:hAnsi="Calibri"/>
-                <w:b w:val="0"/>
-                <w:color w:val="1C2430"/>
-                <w:sz w:val="18"/>
-              </w:rPr>
-              <w:t>Verify</w:t>
-            </w:r>
-          </w:p>
-        </w:tc>
-      </w:tr>
-      <w:tr>
-        <w:tc>
-          <w:tcPr>
-            <w:tcW w:type="dxa" w:w="1440"/>
-            <w:shd w:fill="FAFBFC" w:val="clear"/>
-          </w:tcPr>
-          <w:p>
-            <w:pPr>
-              <w:spacing w:after="0" w:line="252" w:lineRule="auto"/>
-              <w:jc w:val="center"/>
-            </w:pPr>
-            <w:r>
-              <w:rPr>
-                <w:rFonts w:ascii="Calibri" w:hAnsi="Calibri"/>
-                <w:b/>
-                <w:color w:val="1C2430"/>
-                <w:sz w:val="18"/>
-              </w:rPr>
-              <w:t>1 / 2 / 3</w:t>
-            </w:r>
-          </w:p>
-        </w:tc>
-        <w:tc>
-          <w:tcPr>
-            <w:tcW w:type="dxa" w:w="2160"/>
-            <w:shd w:fill="FAFBFC" w:val="clear"/>
-          </w:tcPr>
-          <w:p>
-            <w:pPr>
-              <w:spacing w:after="0" w:line="252" w:lineRule="auto"/>
-            </w:pPr>
-            <w:r>
-              <w:rPr>
-                <w:rFonts w:ascii="Calibri" w:hAnsi="Calibri"/>
-                <w:b w:val="0"/>
-                <w:color w:val="1C2430"/>
-                <w:sz w:val="18"/>
-              </w:rPr>
-              <w:t>Select weapon</w:t>
-            </w:r>
-          </w:p>
-        </w:tc>
-        <w:tc>
-          <w:tcPr>
-            <w:tcW w:type="dxa" w:w="4320"/>
-            <w:shd w:fill="FAFBFC" w:val="clear"/>
-          </w:tcPr>
-          <w:p>
-            <w:pPr>
-              <w:spacing w:after="0" w:line="252" w:lineRule="auto"/>
-            </w:pPr>
-            <w:r>
-              <w:rPr>
-                <w:rFonts w:ascii="Calibri" w:hAnsi="Calibri"/>
-                <w:b w:val="0"/>
-                <w:color w:val="1C2430"/>
-                <w:sz w:val="18"/>
-              </w:rPr>
-              <w:t>Directly select Standard, Rapid or Snipe.</w:t>
-            </w:r>
-          </w:p>
-        </w:tc>
-        <w:tc>
-          <w:tcPr>
-            <w:tcW w:type="dxa" w:w="1440"/>
-            <w:shd w:fill="FAFBFC" w:val="clear"/>
-          </w:tcPr>
-          <w:p>
-            <w:pPr>
-              <w:spacing w:after="0" w:line="252" w:lineRule="auto"/>
-            </w:pPr>
-            <w:r>
-              <w:rPr>
-                <w:rFonts w:ascii="Calibri" w:hAnsi="Calibri"/>
-                <w:b w:val="0"/>
-                <w:color w:val="1C2430"/>
-                <w:sz w:val="18"/>
-              </w:rPr>
-              <w:t>Verify</w:t>
-            </w:r>
-          </w:p>
-        </w:tc>
-      </w:tr>
-      <w:tr>
-        <w:tc>
-          <w:tcPr>
-            <w:tcW w:type="dxa" w:w="1440"/>
-          </w:tcPr>
-          <w:p>
-            <w:pPr>
-              <w:spacing w:after="0" w:line="252" w:lineRule="auto"/>
-              <w:jc w:val="center"/>
-            </w:pPr>
-            <w:r>
-              <w:rPr>
-                <w:rFonts w:ascii="Calibri" w:hAnsi="Calibri"/>
-                <w:b/>
-                <w:color w:val="1C2430"/>
-                <w:sz w:val="18"/>
-              </w:rPr>
-              <w:t>R</w:t>
-            </w:r>
-          </w:p>
-        </w:tc>
-        <w:tc>
-          <w:tcPr>
-            <w:tcW w:type="dxa" w:w="2160"/>
-          </w:tcPr>
-          <w:p>
-            <w:pPr>
-              <w:spacing w:after="0" w:line="252" w:lineRule="auto"/>
-            </w:pPr>
-            <w:r>
-              <w:rPr>
-                <w:rFonts w:ascii="Calibri" w:hAnsi="Calibri"/>
-                <w:b w:val="0"/>
-                <w:color w:val="1C2430"/>
-                <w:sz w:val="18"/>
-              </w:rPr>
-              <w:t>Use skill</w:t>
-            </w:r>
-          </w:p>
-        </w:tc>
-        <w:tc>
-          <w:tcPr>
-            <w:tcW w:type="dxa" w:w="4320"/>
-          </w:tcPr>
-          <w:p>
-            <w:pPr>
-              <w:spacing w:after="0" w:line="252" w:lineRule="auto"/>
-            </w:pPr>
-            <w:r>
-              <w:rPr>
-                <w:rFonts w:ascii="Calibri" w:hAnsi="Calibri"/>
-                <w:b w:val="0"/>
-                <w:color w:val="1C2430"/>
-                <w:sz w:val="18"/>
-              </w:rPr>
-              <w:t>Activate the skill selected in the lobby. Hold/release for Resonance Beam.</w:t>
-            </w:r>
-          </w:p>
-        </w:tc>
-        <w:tc>
-          <w:tcPr>
-            <w:tcW w:type="dxa" w:w="1440"/>
-          </w:tcPr>
-          <w:p>
-            <w:pPr>
-              <w:spacing w:after="0" w:line="252" w:lineRule="auto"/>
-            </w:pPr>
-            <w:r>
-              <w:rPr>
-                <w:rFonts w:ascii="Calibri" w:hAnsi="Calibri"/>
-                <w:b w:val="0"/>
-                <w:color w:val="1C2430"/>
-                <w:sz w:val="18"/>
-              </w:rPr>
-              <w:t>Current</w:t>
-            </w:r>
-          </w:p>
-        </w:tc>
-      </w:tr>
-      <w:tr>
-        <w:tc>
-          <w:tcPr>
-            <w:tcW w:type="dxa" w:w="1440"/>
-            <w:shd w:fill="FAFBFC" w:val="clear"/>
-          </w:tcPr>
-          <w:p>
-            <w:pPr>
-              <w:spacing w:after="0" w:line="252" w:lineRule="auto"/>
-              <w:jc w:val="center"/>
-            </w:pPr>
-            <w:r>
-              <w:rPr>
-                <w:rFonts w:ascii="Calibri" w:hAnsi="Calibri"/>
-                <w:b/>
-                <w:color w:val="1C2430"/>
-                <w:sz w:val="18"/>
-              </w:rPr>
-              <w:t>Tab (hold)</w:t>
-            </w:r>
-          </w:p>
-        </w:tc>
-        <w:tc>
-          <w:tcPr>
-            <w:tcW w:type="dxa" w:w="2160"/>
-            <w:shd w:fill="FAFBFC" w:val="clear"/>
-          </w:tcPr>
-          <w:p>
-            <w:pPr>
-              <w:spacing w:after="0" w:line="252" w:lineRule="auto"/>
-            </w:pPr>
-            <w:r>
-              <w:rPr>
-                <w:rFonts w:ascii="Calibri" w:hAnsi="Calibri"/>
-                <w:b w:val="0"/>
-                <w:color w:val="1C2430"/>
-                <w:sz w:val="18"/>
-              </w:rPr>
-              <w:t>Large map</w:t>
-            </w:r>
-          </w:p>
-        </w:tc>
-        <w:tc>
-          <w:tcPr>
-            <w:tcW w:type="dxa" w:w="4320"/>
-            <w:shd w:fill="FAFBFC" w:val="clear"/>
-          </w:tcPr>
-          <w:p>
-            <w:pPr>
-              <w:spacing w:after="0" w:line="252" w:lineRule="auto"/>
-            </w:pPr>
-            <w:r>
-              <w:rPr>
-                <w:rFonts w:ascii="Calibri" w:hAnsi="Calibri"/>
-                <w:b w:val="0"/>
-                <w:color w:val="1C2430"/>
-                <w:sz w:val="18"/>
-              </w:rPr>
-              <w:t>Show the expanded exploration map while held.</w:t>
-            </w:r>
-          </w:p>
-        </w:tc>
-        <w:tc>
-          <w:tcPr>
-            <w:tcW w:type="dxa" w:w="1440"/>
-            <w:shd w:fill="FAFBFC" w:val="clear"/>
-          </w:tcPr>
-          <w:p>
-            <w:pPr>
-              <w:spacing w:after="0" w:line="252" w:lineRule="auto"/>
-            </w:pPr>
-            <w:r>
-              <w:rPr>
-                <w:rFonts w:ascii="Calibri" w:hAnsi="Calibri"/>
-                <w:b w:val="0"/>
-                <w:color w:val="1C2430"/>
-                <w:sz w:val="18"/>
-              </w:rPr>
-              <w:t>Current</w:t>
-            </w:r>
-          </w:p>
-        </w:tc>
-      </w:tr>
-    </w:tbl>
-    <w:p>
-      <w:pPr>
-        <w:pStyle w:val="Heading1"/>
-        <w:keepNext/>
-      </w:pPr>
-      <w:r>
-        <w:t>3. Reading the Echo</w:t>
-      </w:r>
-    </w:p>
-    <w:p>
-      <w:r>
-        <w:rPr>
-          <w:rFonts w:ascii="Calibri" w:hAnsi="Calibri"/>
-          <w:color w:val="1C2430"/>
-          <w:sz w:val="22"/>
-        </w:rPr>
-        <w:t>Every important action trades information for exposure. Visual waves reveal surfaces and action origins for a short time; audio usually carries beyond the clearest visual feedback. Do not treat the arena as permanently visible.</w:t>
-      </w:r>
-    </w:p>
-    <w:tbl>
-      <w:tblPr>
-        <w:tblW w:type="dxa" w:w="9360"/>
-        <w:jc w:val="left"/>
-        <w:tblLayout w:type="fixed"/>
-        <w:tblLook w:firstColumn="1" w:firstRow="1" w:lastColumn="0" w:lastRow="0" w:noHBand="0" w:noVBand="1" w:val="04A0"/>
-        <w:tblInd w:w="120" w:type="dxa"/>
-        <w:tblBorders>
-          <w:top w:val="single" w:sz="6" w:space="0" w:color="D6DDE6"/>
-          <w:left w:val="single" w:sz="6" w:space="0" w:color="D6DDE6"/>
-          <w:bottom w:val="single" w:sz="6" w:space="0" w:color="D6DDE6"/>
-          <w:right w:val="single" w:sz="6" w:space="0" w:color="D6DDE6"/>
-          <w:insideH w:val="single" w:sz="6" w:space="0" w:color="D6DDE6"/>
-          <w:insideV w:val="single" w:sz="6" w:space="0" w:color="D6DDE6"/>
-        </w:tblBorders>
-      </w:tblPr>
-      <w:tblGrid>
-        <w:gridCol w:w="1800"/>
-        <w:gridCol w:w="1440"/>
-        <w:gridCol w:w="1440"/>
-        <w:gridCol w:w="4680"/>
-      </w:tblGrid>
-      <w:tr>
-        <w:trPr>
-          <w:tblHeader w:val="1"/>
+          <w:tblHeader w:val="true"/>
         </w:trPr>
         <w:tc>
           <w:tcPr>
             <w:tcW w:type="dxa" w:w="1800"/>
             <w:tcMar>
               <w:top w:w="80" w:type="dxa"/>
+              <w:start w:w="120" w:type="dxa"/>
               <w:bottom w:w="80" w:type="dxa"/>
-              <w:start w:w="120" w:type="dxa"/>
               <w:end w:w="120" w:type="dxa"/>
             </w:tcMar>
             <w:vAlign w:val="center"/>
-            <w:shd w:fill="E8EEF5" w:val="clear"/>
+            <w:shd w:fill="E8EEF5"/>
           </w:tcPr>
           <w:p>
-            <w:pPr>
-              <w:spacing w:after="0"/>
-              <w:jc w:val="center"/>
-            </w:pPr>
             <w:r>
               <w:rPr>
                 <w:rFonts w:ascii="Calibri" w:hAnsi="Calibri"/>
                 <w:b/>
-                <w:color w:val="1F4D78"/>
-                <w:sz w:val="19"/>
+                <w:color w:val="0B2545"/>
+                <w:sz w:val="20"/>
               </w:rPr>
-              <w:t>State</w:t>
+              <w:t>Mode</w:t>
             </w:r>
           </w:p>
         </w:tc>
         <w:tc>
           <w:tcPr>
-            <w:tcW w:type="dxa" w:w="1440"/>
+            <w:tcW w:type="dxa" w:w="2600"/>
             <w:tcMar>
               <w:top w:w="80" w:type="dxa"/>
+              <w:start w:w="120" w:type="dxa"/>
               <w:bottom w:w="80" w:type="dxa"/>
-              <w:start w:w="120" w:type="dxa"/>
               <w:end w:w="120" w:type="dxa"/>
             </w:tcMar>
             <w:vAlign w:val="center"/>
-            <w:shd w:fill="E8EEF5" w:val="clear"/>
+            <w:shd w:fill="E8EEF5"/>
           </w:tcPr>
           <w:p>
-            <w:pPr>
-              <w:spacing w:after="0"/>
-              <w:jc w:val="center"/>
-            </w:pPr>
             <w:r>
               <w:rPr>
                 <w:rFonts w:ascii="Calibri" w:hAnsi="Calibri"/>
                 <w:b/>
-                <w:color w:val="1F4D78"/>
-                <w:sz w:val="19"/>
+                <w:color w:val="0B2545"/>
+                <w:sz w:val="20"/>
               </w:rPr>
-              <w:t>Speed</w:t>
+              <w:t>Profile</w:t>
             </w:r>
           </w:p>
         </w:tc>
         <w:tc>
           <w:tcPr>
-            <w:tcW w:type="dxa" w:w="1440"/>
+            <w:tcW w:type="dxa" w:w="1800"/>
             <w:tcMar>
               <w:top w:w="80" w:type="dxa"/>
+              <w:start w:w="120" w:type="dxa"/>
               <w:bottom w:w="80" w:type="dxa"/>
-              <w:start w:w="120" w:type="dxa"/>
               <w:end w:w="120" w:type="dxa"/>
             </w:tcMar>
             <w:vAlign w:val="center"/>
-            <w:shd w:fill="E8EEF5" w:val="clear"/>
+            <w:shd w:fill="E8EEF5"/>
           </w:tcPr>
           <w:p>
-            <w:pPr>
-              <w:spacing w:after="0"/>
-              <w:jc w:val="center"/>
-            </w:pPr>
             <w:r>
               <w:rPr>
                 <w:rFonts w:ascii="Calibri" w:hAnsi="Calibri"/>
                 <w:b/>
-                <w:color w:val="1F4D78"/>
-                <w:sz w:val="19"/>
+                <w:color w:val="0B2545"/>
+                <w:sz w:val="20"/>
               </w:rPr>
               <w:t>Exposure</w:t>
             </w:r>
@@ -1579,29 +1822,25 @@
         </w:tc>
         <w:tc>
           <w:tcPr>
-            <w:tcW w:type="dxa" w:w="4680"/>
+            <w:tcW w:type="dxa" w:w="3160"/>
             <w:tcMar>
               <w:top w:w="80" w:type="dxa"/>
+              <w:start w:w="120" w:type="dxa"/>
               <w:bottom w:w="80" w:type="dxa"/>
-              <w:start w:w="120" w:type="dxa"/>
               <w:end w:w="120" w:type="dxa"/>
             </w:tcMar>
             <w:vAlign w:val="center"/>
-            <w:shd w:fill="E8EEF5" w:val="clear"/>
+            <w:shd w:fill="E8EEF5"/>
           </w:tcPr>
           <w:p>
-            <w:pPr>
-              <w:spacing w:after="0"/>
-              <w:jc w:val="center"/>
-            </w:pPr>
             <w:r>
               <w:rPr>
                 <w:rFonts w:ascii="Calibri" w:hAnsi="Calibri"/>
                 <w:b/>
-                <w:color w:val="1F4D78"/>
-                <w:sz w:val="19"/>
+                <w:color w:val="0B2545"/>
+                <w:sz w:val="20"/>
               </w:rPr>
-              <w:t>Best use</w:t>
+              <w:t>Use</w:t>
             </w:r>
           </w:p>
         </w:tc>
@@ -1610,37 +1849,48 @@
         <w:tc>
           <w:tcPr>
             <w:tcW w:type="dxa" w:w="1800"/>
+            <w:tcMar>
+              <w:top w:w="80" w:type="dxa"/>
+              <w:start w:w="120" w:type="dxa"/>
+              <w:bottom w:w="80" w:type="dxa"/>
+              <w:end w:w="120" w:type="dxa"/>
+            </w:tcMar>
+            <w:vAlign w:val="center"/>
           </w:tcPr>
           <w:p>
             <w:pPr>
-              <w:spacing w:after="0" w:line="252" w:lineRule="auto"/>
-              <w:jc w:val="center"/>
+              <w:spacing w:after="40"/>
             </w:pPr>
             <w:r>
               <w:rPr>
                 <w:rFonts w:ascii="Calibri" w:hAnsi="Calibri"/>
-                <w:b/>
-                <w:color w:val="1C2430"/>
-                <w:sz w:val="18"/>
+                <w:color w:val="0B2545"/>
+                <w:sz w:val="19"/>
               </w:rPr>
-              <w:t>Normal</w:t>
+              <w:t>1 Standard</w:t>
             </w:r>
           </w:p>
         </w:tc>
         <w:tc>
           <w:tcPr>
-            <w:tcW w:type="dxa" w:w="1440"/>
+            <w:tcW w:type="dxa" w:w="2600"/>
+            <w:tcMar>
+              <w:top w:w="80" w:type="dxa"/>
+              <w:start w:w="120" w:type="dxa"/>
+              <w:bottom w:w="80" w:type="dxa"/>
+              <w:end w:w="120" w:type="dxa"/>
+            </w:tcMar>
+            <w:vAlign w:val="center"/>
           </w:tcPr>
           <w:p>
             <w:pPr>
-              <w:spacing w:after="0" w:line="252" w:lineRule="auto"/>
+              <w:spacing w:after="40"/>
             </w:pPr>
             <w:r>
               <w:rPr>
                 <w:rFonts w:ascii="Calibri" w:hAnsi="Calibri"/>
-                <w:b w:val="0"/>
-                <w:color w:val="1C2430"/>
-                <w:sz w:val="18"/>
+                <w:color w:val="0B2545"/>
+                <w:sz w:val="19"/>
               </w:rPr>
               <w:t>Balanced</w:t>
             </w:r>
@@ -1648,18 +1898,24 @@
         </w:tc>
         <w:tc>
           <w:tcPr>
-            <w:tcW w:type="dxa" w:w="1440"/>
+            <w:tcW w:type="dxa" w:w="1800"/>
+            <w:tcMar>
+              <w:top w:w="80" w:type="dxa"/>
+              <w:start w:w="120" w:type="dxa"/>
+              <w:bottom w:w="80" w:type="dxa"/>
+              <w:end w:w="120" w:type="dxa"/>
+            </w:tcMar>
+            <w:vAlign w:val="center"/>
           </w:tcPr>
           <w:p>
             <w:pPr>
-              <w:spacing w:after="0" w:line="252" w:lineRule="auto"/>
+              <w:spacing w:after="40"/>
             </w:pPr>
             <w:r>
               <w:rPr>
                 <w:rFonts w:ascii="Calibri" w:hAnsi="Calibri"/>
-                <w:b w:val="0"/>
-                <w:color w:val="1C2430"/>
-                <w:sz w:val="18"/>
+                <w:color w:val="0B2545"/>
+                <w:sz w:val="19"/>
               </w:rPr>
               <w:t>Medium</w:t>
             </w:r>
@@ -1667,20 +1923,26 @@
         </w:tc>
         <w:tc>
           <w:tcPr>
-            <w:tcW w:type="dxa" w:w="4680"/>
+            <w:tcW w:type="dxa" w:w="3160"/>
+            <w:tcMar>
+              <w:top w:w="80" w:type="dxa"/>
+              <w:start w:w="120" w:type="dxa"/>
+              <w:bottom w:w="80" w:type="dxa"/>
+              <w:end w:w="120" w:type="dxa"/>
+            </w:tcMar>
+            <w:vAlign w:val="center"/>
           </w:tcPr>
           <w:p>
             <w:pPr>
-              <w:spacing w:after="0" w:line="252" w:lineRule="auto"/>
+              <w:spacing w:after="40"/>
             </w:pPr>
             <w:r>
               <w:rPr>
                 <w:rFonts w:ascii="Calibri" w:hAnsi="Calibri"/>
-                <w:b w:val="0"/>
-                <w:color w:val="1C2430"/>
-                <w:sz w:val="18"/>
+                <w:color w:val="0B2545"/>
+                <w:sz w:val="19"/>
               </w:rPr>
-              <w:t>Default navigation. Readable without dominating combat.</w:t>
+              <w:t>General-purpose pressure.</w:t>
             </w:r>
           </w:p>
         </w:tc>
@@ -1689,81 +1951,100 @@
         <w:tc>
           <w:tcPr>
             <w:tcW w:type="dxa" w:w="1800"/>
-            <w:shd w:fill="FAFBFC" w:val="clear"/>
+            <w:tcMar>
+              <w:top w:w="80" w:type="dxa"/>
+              <w:start w:w="120" w:type="dxa"/>
+              <w:bottom w:w="80" w:type="dxa"/>
+              <w:end w:w="120" w:type="dxa"/>
+            </w:tcMar>
+            <w:vAlign w:val="center"/>
           </w:tcPr>
           <w:p>
             <w:pPr>
-              <w:spacing w:after="0" w:line="252" w:lineRule="auto"/>
-              <w:jc w:val="center"/>
+              <w:spacing w:after="40"/>
             </w:pPr>
             <w:r>
               <w:rPr>
                 <w:rFonts w:ascii="Calibri" w:hAnsi="Calibri"/>
-                <w:b/>
-                <w:color w:val="1C2430"/>
-                <w:sz w:val="18"/>
+                <w:color w:val="0B2545"/>
+                <w:sz w:val="19"/>
               </w:rPr>
-              <w:t>Sprint</w:t>
+              <w:t>2 Rapid</w:t>
             </w:r>
           </w:p>
         </w:tc>
         <w:tc>
           <w:tcPr>
-            <w:tcW w:type="dxa" w:w="1440"/>
-            <w:shd w:fill="FAFBFC" w:val="clear"/>
+            <w:tcW w:type="dxa" w:w="2600"/>
+            <w:tcMar>
+              <w:top w:w="80" w:type="dxa"/>
+              <w:start w:w="120" w:type="dxa"/>
+              <w:bottom w:w="80" w:type="dxa"/>
+              <w:end w:w="120" w:type="dxa"/>
+            </w:tcMar>
+            <w:vAlign w:val="center"/>
           </w:tcPr>
           <w:p>
             <w:pPr>
-              <w:spacing w:after="0" w:line="252" w:lineRule="auto"/>
+              <w:spacing w:after="40"/>
             </w:pPr>
             <w:r>
               <w:rPr>
                 <w:rFonts w:ascii="Calibri" w:hAnsi="Calibri"/>
-                <w:b w:val="0"/>
-                <w:color w:val="1C2430"/>
-                <w:sz w:val="18"/>
+                <w:color w:val="0B2545"/>
+                <w:sz w:val="19"/>
               </w:rPr>
-              <w:t>Fast</w:t>
+              <w:t>Fast fire; short range</w:t>
             </w:r>
           </w:p>
         </w:tc>
         <w:tc>
           <w:tcPr>
-            <w:tcW w:type="dxa" w:w="1440"/>
-            <w:shd w:fill="FAFBFC" w:val="clear"/>
+            <w:tcW w:type="dxa" w:w="1800"/>
+            <w:tcMar>
+              <w:top w:w="80" w:type="dxa"/>
+              <w:start w:w="120" w:type="dxa"/>
+              <w:bottom w:w="80" w:type="dxa"/>
+              <w:end w:w="120" w:type="dxa"/>
+            </w:tcMar>
+            <w:vAlign w:val="center"/>
           </w:tcPr>
           <w:p>
             <w:pPr>
-              <w:spacing w:after="0" w:line="252" w:lineRule="auto"/>
+              <w:spacing w:after="40"/>
             </w:pPr>
             <w:r>
               <w:rPr>
                 <w:rFonts w:ascii="Calibri" w:hAnsi="Calibri"/>
-                <w:b w:val="0"/>
-                <w:color w:val="1C2430"/>
-                <w:sz w:val="18"/>
+                <w:color w:val="0B2545"/>
+                <w:sz w:val="19"/>
               </w:rPr>
-              <w:t>High</w:t>
+              <w:t>Lower per shot</w:t>
             </w:r>
           </w:p>
         </w:tc>
         <w:tc>
           <w:tcPr>
-            <w:tcW w:type="dxa" w:w="4680"/>
-            <w:shd w:fill="FAFBFC" w:val="clear"/>
+            <w:tcW w:type="dxa" w:w="3160"/>
+            <w:tcMar>
+              <w:top w:w="80" w:type="dxa"/>
+              <w:start w:w="120" w:type="dxa"/>
+              <w:bottom w:w="80" w:type="dxa"/>
+              <w:end w:w="120" w:type="dxa"/>
+            </w:tcMar>
+            <w:vAlign w:val="center"/>
           </w:tcPr>
           <w:p>
             <w:pPr>
-              <w:spacing w:after="0" w:line="252" w:lineRule="auto"/>
+              <w:spacing w:after="40"/>
             </w:pPr>
             <w:r>
               <w:rPr>
                 <w:rFonts w:ascii="Calibri" w:hAnsi="Calibri"/>
-                <w:b w:val="0"/>
-                <w:color w:val="1C2430"/>
-                <w:sz w:val="18"/>
+                <w:color w:val="0B2545"/>
+                <w:sz w:val="19"/>
               </w:rPr>
-              <w:t>Easy to track. Use for escapes, pressure and fast rotations.</w:t>
+              <w:t>Close-range pressure and finishing.</w:t>
             </w:r>
           </w:p>
         </w:tc>
@@ -1772,77 +2053,100 @@
         <w:tc>
           <w:tcPr>
             <w:tcW w:type="dxa" w:w="1800"/>
+            <w:tcMar>
+              <w:top w:w="80" w:type="dxa"/>
+              <w:start w:w="120" w:type="dxa"/>
+              <w:bottom w:w="80" w:type="dxa"/>
+              <w:end w:w="120" w:type="dxa"/>
+            </w:tcMar>
+            <w:vAlign w:val="center"/>
           </w:tcPr>
           <w:p>
             <w:pPr>
-              <w:spacing w:after="0" w:line="252" w:lineRule="auto"/>
-              <w:jc w:val="center"/>
+              <w:spacing w:after="40"/>
             </w:pPr>
             <w:r>
               <w:rPr>
                 <w:rFonts w:ascii="Calibri" w:hAnsi="Calibri"/>
-                <w:b/>
-                <w:color w:val="1C2430"/>
-                <w:sz w:val="18"/>
+                <w:color w:val="0B2545"/>
+                <w:sz w:val="19"/>
               </w:rPr>
-              <w:t>Silent walk</w:t>
+              <w:t>3 Snipe</w:t>
             </w:r>
           </w:p>
         </w:tc>
         <w:tc>
           <w:tcPr>
-            <w:tcW w:type="dxa" w:w="1440"/>
+            <w:tcW w:type="dxa" w:w="2600"/>
+            <w:tcMar>
+              <w:top w:w="80" w:type="dxa"/>
+              <w:start w:w="120" w:type="dxa"/>
+              <w:bottom w:w="80" w:type="dxa"/>
+              <w:end w:w="120" w:type="dxa"/>
+            </w:tcMar>
+            <w:vAlign w:val="center"/>
           </w:tcPr>
           <w:p>
             <w:pPr>
-              <w:spacing w:after="0" w:line="252" w:lineRule="auto"/>
+              <w:spacing w:after="40"/>
             </w:pPr>
             <w:r>
               <w:rPr>
                 <w:rFonts w:ascii="Calibri" w:hAnsi="Calibri"/>
-                <w:b w:val="0"/>
-                <w:color w:val="1C2430"/>
-                <w:sz w:val="18"/>
+                <w:color w:val="0B2545"/>
+                <w:sz w:val="19"/>
               </w:rPr>
-              <w:t>Slow</w:t>
+              <w:t>Slow; long range; high damage</w:t>
             </w:r>
           </w:p>
         </w:tc>
         <w:tc>
           <w:tcPr>
-            <w:tcW w:type="dxa" w:w="1440"/>
+            <w:tcW w:type="dxa" w:w="1800"/>
+            <w:tcMar>
+              <w:top w:w="80" w:type="dxa"/>
+              <w:start w:w="120" w:type="dxa"/>
+              <w:bottom w:w="80" w:type="dxa"/>
+              <w:end w:w="120" w:type="dxa"/>
+            </w:tcMar>
+            <w:vAlign w:val="center"/>
           </w:tcPr>
           <w:p>
             <w:pPr>
-              <w:spacing w:after="0" w:line="252" w:lineRule="auto"/>
+              <w:spacing w:after="40"/>
             </w:pPr>
             <w:r>
               <w:rPr>
                 <w:rFonts w:ascii="Calibri" w:hAnsi="Calibri"/>
-                <w:b w:val="0"/>
-                <w:color w:val="1C2430"/>
-                <w:sz w:val="18"/>
+                <w:color w:val="0B2545"/>
+                <w:sz w:val="19"/>
               </w:rPr>
-              <w:t>Low</w:t>
+              <w:t>Very high</w:t>
             </w:r>
           </w:p>
         </w:tc>
         <w:tc>
           <w:tcPr>
-            <w:tcW w:type="dxa" w:w="4680"/>
+            <w:tcW w:type="dxa" w:w="3160"/>
+            <w:tcMar>
+              <w:top w:w="80" w:type="dxa"/>
+              <w:start w:w="120" w:type="dxa"/>
+              <w:bottom w:w="80" w:type="dxa"/>
+              <w:end w:w="120" w:type="dxa"/>
+            </w:tcMar>
+            <w:vAlign w:val="center"/>
           </w:tcPr>
           <w:p>
             <w:pPr>
-              <w:spacing w:after="0" w:line="252" w:lineRule="auto"/>
+              <w:spacing w:after="40"/>
             </w:pPr>
             <w:r>
               <w:rPr>
                 <w:rFonts w:ascii="Calibri" w:hAnsi="Calibri"/>
-                <w:b w:val="0"/>
-                <w:color w:val="1C2430"/>
-                <w:sz w:val="18"/>
+                <w:color w:val="0B2545"/>
+                <w:sz w:val="19"/>
               </w:rPr>
-              <w:t>Reduces range and clarity. It is risk reduction, not invisibility.</w:t>
+              <w:t>Long sightlines and decisive shots.</w:t>
             </w:r>
           </w:p>
         </w:tc>
@@ -1850,74 +2154,330 @@
     </w:tbl>
     <w:p>
       <w:pPr>
-        <w:pStyle w:val="Heading2"/>
-        <w:keepNext/>
+        <w:spacing w:after="0"/>
+      </w:pPr>
+    </w:p>
+    <w:p>
+      <w:pPr>
+        <w:pStyle w:val="Heading1"/>
       </w:pPr>
       <w:r>
-        <w:t>Visual language</w:t>
+        <w:t>5. Skills</w:t>
+      </w:r>
+    </w:p>
+    <w:p>
+      <w:r>
+        <w:t>Choose one skill in the lobby. Press R to activate it; the current C++ baseline uses a shared 12-second cooldown.</w:t>
+      </w:r>
+    </w:p>
+    <w:tbl>
+      <w:tblPr>
+        <w:tblStyle w:val="TableGrid"/>
+        <w:tblW w:type="dxa" w:w="9360"/>
+        <w:jc w:val="left"/>
+        <w:tblLayout w:type="fixed"/>
+        <w:tblLook w:firstColumn="1" w:firstRow="1" w:lastColumn="0" w:lastRow="0" w:noHBand="0" w:noVBand="1" w:val="04A0"/>
+        <w:tblInd w:w="120" w:type="dxa"/>
+      </w:tblPr>
+      <w:tblGrid>
+        <w:gridCol w:w="2700"/>
+        <w:gridCol w:w="6660"/>
+      </w:tblGrid>
+      <w:tr>
+        <w:trPr>
+          <w:tblHeader w:val="true"/>
+        </w:trPr>
+        <w:tc>
+          <w:tcPr>
+            <w:tcW w:type="dxa" w:w="2700"/>
+            <w:tcMar>
+              <w:top w:w="80" w:type="dxa"/>
+              <w:start w:w="120" w:type="dxa"/>
+              <w:bottom w:w="80" w:type="dxa"/>
+              <w:end w:w="120" w:type="dxa"/>
+            </w:tcMar>
+            <w:vAlign w:val="center"/>
+            <w:shd w:fill="E8EEF5"/>
+          </w:tcPr>
+          <w:p>
+            <w:r>
+              <w:rPr>
+                <w:rFonts w:ascii="Calibri" w:hAnsi="Calibri"/>
+                <w:b/>
+                <w:color w:val="0B2545"/>
+                <w:sz w:val="20"/>
+              </w:rPr>
+              <w:t>Skill</w:t>
+            </w:r>
+          </w:p>
+        </w:tc>
+        <w:tc>
+          <w:tcPr>
+            <w:tcW w:type="dxa" w:w="6660"/>
+            <w:tcMar>
+              <w:top w:w="80" w:type="dxa"/>
+              <w:start w:w="120" w:type="dxa"/>
+              <w:bottom w:w="80" w:type="dxa"/>
+              <w:end w:w="120" w:type="dxa"/>
+            </w:tcMar>
+            <w:vAlign w:val="center"/>
+            <w:shd w:fill="E8EEF5"/>
+          </w:tcPr>
+          <w:p>
+            <w:r>
+              <w:rPr>
+                <w:rFonts w:ascii="Calibri" w:hAnsi="Calibri"/>
+                <w:b/>
+                <w:color w:val="0B2545"/>
+                <w:sz w:val="20"/>
+              </w:rPr>
+              <w:t>Player-facing purpose</w:t>
+            </w:r>
+          </w:p>
+        </w:tc>
+      </w:tr>
+      <w:tr>
+        <w:tc>
+          <w:tcPr>
+            <w:tcW w:type="dxa" w:w="2700"/>
+            <w:tcMar>
+              <w:top w:w="80" w:type="dxa"/>
+              <w:start w:w="120" w:type="dxa"/>
+              <w:bottom w:w="80" w:type="dxa"/>
+              <w:end w:w="120" w:type="dxa"/>
+            </w:tcMar>
+            <w:vAlign w:val="center"/>
+          </w:tcPr>
+          <w:p>
+            <w:pPr>
+              <w:spacing w:after="40"/>
+            </w:pPr>
+            <w:r>
+              <w:rPr>
+                <w:rFonts w:ascii="Calibri" w:hAnsi="Calibri"/>
+                <w:color w:val="0B2545"/>
+                <w:sz w:val="19"/>
+              </w:rPr>
+              <w:t>Wide Echo Scan</w:t>
+            </w:r>
+          </w:p>
+        </w:tc>
+        <w:tc>
+          <w:tcPr>
+            <w:tcW w:type="dxa" w:w="6660"/>
+            <w:tcMar>
+              <w:top w:w="80" w:type="dxa"/>
+              <w:start w:w="120" w:type="dxa"/>
+              <w:bottom w:w="80" w:type="dxa"/>
+              <w:end w:w="120" w:type="dxa"/>
+            </w:tcMar>
+            <w:vAlign w:val="center"/>
+          </w:tcPr>
+          <w:p>
+            <w:pPr>
+              <w:spacing w:after="40"/>
+            </w:pPr>
+            <w:r>
+              <w:rPr>
+                <w:rFonts w:ascii="Calibri" w:hAnsi="Calibri"/>
+                <w:color w:val="0B2545"/>
+                <w:sz w:val="19"/>
+              </w:rPr>
+              <w:t>Emits a large scan wave and temporarily reveals nearby combat targets.</w:t>
+            </w:r>
+          </w:p>
+        </w:tc>
+      </w:tr>
+      <w:tr>
+        <w:tc>
+          <w:tcPr>
+            <w:tcW w:type="dxa" w:w="2700"/>
+            <w:tcMar>
+              <w:top w:w="80" w:type="dxa"/>
+              <w:start w:w="120" w:type="dxa"/>
+              <w:bottom w:w="80" w:type="dxa"/>
+              <w:end w:w="120" w:type="dxa"/>
+            </w:tcMar>
+            <w:vAlign w:val="center"/>
+          </w:tcPr>
+          <w:p>
+            <w:pPr>
+              <w:spacing w:after="40"/>
+            </w:pPr>
+            <w:r>
+              <w:rPr>
+                <w:rFonts w:ascii="Calibri" w:hAnsi="Calibri"/>
+                <w:color w:val="0B2545"/>
+                <w:sz w:val="19"/>
+              </w:rPr>
+              <w:t>Noise Decoy</w:t>
+            </w:r>
+          </w:p>
+        </w:tc>
+        <w:tc>
+          <w:tcPr>
+            <w:tcW w:type="dxa" w:w="6660"/>
+            <w:tcMar>
+              <w:top w:w="80" w:type="dxa"/>
+              <w:start w:w="120" w:type="dxa"/>
+              <w:bottom w:w="80" w:type="dxa"/>
+              <w:end w:w="120" w:type="dxa"/>
+            </w:tcMar>
+            <w:vAlign w:val="center"/>
+          </w:tcPr>
+          <w:p>
+            <w:pPr>
+              <w:spacing w:after="40"/>
+            </w:pPr>
+            <w:r>
+              <w:rPr>
+                <w:rFonts w:ascii="Calibri" w:hAnsi="Calibri"/>
+                <w:color w:val="0B2545"/>
+                <w:sz w:val="19"/>
+              </w:rPr>
+              <w:t>Places a false sound source toward the aimed location.</w:t>
+            </w:r>
+          </w:p>
+        </w:tc>
+      </w:tr>
+      <w:tr>
+        <w:tc>
+          <w:tcPr>
+            <w:tcW w:type="dxa" w:w="2700"/>
+            <w:tcMar>
+              <w:top w:w="80" w:type="dxa"/>
+              <w:start w:w="120" w:type="dxa"/>
+              <w:bottom w:w="80" w:type="dxa"/>
+              <w:end w:w="120" w:type="dxa"/>
+            </w:tcMar>
+            <w:vAlign w:val="center"/>
+          </w:tcPr>
+          <w:p>
+            <w:pPr>
+              <w:spacing w:after="40"/>
+            </w:pPr>
+            <w:r>
+              <w:rPr>
+                <w:rFonts w:ascii="Calibri" w:hAnsi="Calibri"/>
+                <w:color w:val="0B2545"/>
+                <w:sz w:val="19"/>
+              </w:rPr>
+              <w:t>Resonance Beam</w:t>
+            </w:r>
+          </w:p>
+        </w:tc>
+        <w:tc>
+          <w:tcPr>
+            <w:tcW w:type="dxa" w:w="6660"/>
+            <w:tcMar>
+              <w:top w:w="80" w:type="dxa"/>
+              <w:start w:w="120" w:type="dxa"/>
+              <w:bottom w:w="80" w:type="dxa"/>
+              <w:end w:w="120" w:type="dxa"/>
+            </w:tcMar>
+            <w:vAlign w:val="center"/>
+          </w:tcPr>
+          <w:p>
+            <w:pPr>
+              <w:spacing w:after="40"/>
+            </w:pPr>
+            <w:r>
+              <w:rPr>
+                <w:rFonts w:ascii="Calibri" w:hAnsi="Calibri"/>
+                <w:color w:val="0B2545"/>
+                <w:sz w:val="19"/>
+              </w:rPr>
+              <w:t>Hold R to maintain the beam-style attack; release R to stop it.</w:t>
+            </w:r>
+          </w:p>
+        </w:tc>
+      </w:tr>
+      <w:tr>
+        <w:tc>
+          <w:tcPr>
+            <w:tcW w:type="dxa" w:w="2700"/>
+            <w:tcMar>
+              <w:top w:w="80" w:type="dxa"/>
+              <w:start w:w="120" w:type="dxa"/>
+              <w:bottom w:w="80" w:type="dxa"/>
+              <w:end w:w="120" w:type="dxa"/>
+            </w:tcMar>
+            <w:vAlign w:val="center"/>
+          </w:tcPr>
+          <w:p>
+            <w:pPr>
+              <w:spacing w:after="40"/>
+            </w:pPr>
+            <w:r>
+              <w:rPr>
+                <w:rFonts w:ascii="Calibri" w:hAnsi="Calibri"/>
+                <w:color w:val="0B2545"/>
+                <w:sz w:val="19"/>
+              </w:rPr>
+              <w:t>Stealth Run</w:t>
+            </w:r>
+          </w:p>
+        </w:tc>
+        <w:tc>
+          <w:tcPr>
+            <w:tcW w:type="dxa" w:w="6660"/>
+            <w:tcMar>
+              <w:top w:w="80" w:type="dxa"/>
+              <w:start w:w="120" w:type="dxa"/>
+              <w:bottom w:w="80" w:type="dxa"/>
+              <w:end w:w="120" w:type="dxa"/>
+            </w:tcMar>
+            <w:vAlign w:val="center"/>
+          </w:tcPr>
+          <w:p>
+            <w:pPr>
+              <w:spacing w:after="40"/>
+            </w:pPr>
+            <w:r>
+              <w:rPr>
+                <w:rFonts w:ascii="Calibri" w:hAnsi="Calibri"/>
+                <w:color w:val="0B2545"/>
+                <w:sz w:val="19"/>
+              </w:rPr>
+              <w:t>Temporarily suppresses movement echo and increases speed, without removing every combat cue.</w:t>
+            </w:r>
+          </w:p>
+        </w:tc>
+      </w:tr>
+    </w:tbl>
+    <w:p>
+      <w:pPr>
+        <w:spacing w:after="0"/>
+      </w:pPr>
+    </w:p>
+    <w:p>
+      <w:r>
+        <w:br w:type="page"/>
       </w:r>
     </w:p>
     <w:p>
       <w:pPr>
-        <w:numPr>
-          <w:ilvl w:val="0"/>
-          <w:numId w:val="10"/>
-        </w:numPr>
-        <w:spacing w:after="80" w:line="300" w:lineRule="auto"/>
+        <w:pStyle w:val="Heading1"/>
       </w:pPr>
       <w:r>
-        <w:rPr>
-          <w:rFonts w:ascii="Calibri" w:hAnsi="Calibri"/>
-          <w:color w:val="1C2430"/>
-          <w:sz w:val="22"/>
-        </w:rPr>
-        <w:t>Cyan / blue waves: movement, scans and most impact or navigation information.</w:t>
+        <w:t>6. Pause Menu, HUD, and Match Flow</w:t>
+      </w:r>
+    </w:p>
+    <w:p>
+      <w:r>
+        <w:t>Press Esc during a match to open the pause menu. Use RESUME to return to play, adjust settings, restore defaults, return to the main menu, or quit the game.</w:t>
       </w:r>
     </w:p>
     <w:p>
       <w:pPr>
-        <w:numPr>
-          <w:ilvl w:val="0"/>
-          <w:numId w:val="10"/>
-        </w:numPr>
-        <w:spacing w:after="80" w:line="300" w:lineRule="auto"/>
-      </w:pPr>
-      <w:r>
-        <w:rPr>
-          <w:rFonts w:ascii="Calibri" w:hAnsi="Calibri"/>
-          <w:color w:val="1C2430"/>
-          <w:sz w:val="22"/>
-        </w:rPr>
-        <w:t>Red waves: weapon fire and attack exposure; the centre indicates the muzzle origin.</w:t>
-      </w:r>
-    </w:p>
-    <w:p>
-      <w:pPr>
-        <w:numPr>
-          <w:ilvl w:val="0"/>
-          <w:numId w:val="10"/>
-        </w:numPr>
-        <w:spacing w:after="80" w:line="300" w:lineRule="auto"/>
-      </w:pPr>
-      <w:r>
-        <w:rPr>
-          <w:rFonts w:ascii="Calibri" w:hAnsi="Calibri"/>
-          <w:color w:val="1C2430"/>
-          <w:sz w:val="22"/>
-        </w:rPr>
-        <w:t>Temporary reveal: information fades. Re-check assumptions instead of relying on old positions.</w:t>
-      </w:r>
-    </w:p>
-    <w:p>
-      <w:pPr>
-        <w:keepNext/>
+        <w:spacing w:before="80" w:after="80"/>
         <w:jc w:val="center"/>
       </w:pPr>
       <w:r>
         <w:drawing>
           <wp:inline xmlns:a="http://schemas.openxmlformats.org/drawingml/2006/main" xmlns:pic="http://schemas.openxmlformats.org/drawingml/2006/picture">
-            <wp:extent cx="5806440" cy="2758059"/>
-            <wp:docPr id="3" name="Picture 3" title="Placeholder showing cyan echo information and red weapon exposure feedback." descr="Placeholder showing cyan echo information and red weapon exposure feedback."/>
+            <wp:extent cx="5760720" cy="3765508"/>
+            <wp:docPr id="3" name="codex-clipboard-1c85bd7e-7f16-41fd-8273-de88371fb54b" descr="BallDarkEcho pause menu with audio, sensitivity, display, quality, navigation, and quit controls."/>
             <wp:cNvGraphicFramePr>
               <a:graphicFrameLocks noChangeAspect="1"/>
             </wp:cNvGraphicFramePr>
@@ -1925,7 +2485,7 @@
               <a:graphicData uri="http://schemas.openxmlformats.org/drawingml/2006/picture">
                 <pic:pic>
                   <pic:nvPicPr>
-                    <pic:cNvPr id="0" name="echo_language.png"/>
+                    <pic:cNvPr id="0" name="codex-clipboard-1c85bd7e-7f16-41fd-8273-de88371fb54b.png"/>
                     <pic:cNvPicPr/>
                   </pic:nvPicPr>
                   <pic:blipFill>
@@ -1937,7 +2497,7 @@
                   <pic:spPr>
                     <a:xfrm>
                       <a:off x="0" y="0"/>
-                      <a:ext cx="5806440" cy="2758059"/>
+                      <a:ext cx="5760720" cy="3765508"/>
                     </a:xfrm>
                     <a:prstGeom prst="rect"/>
                   </pic:spPr>
@@ -1950,906 +2510,65 @@
     </w:p>
     <w:p>
       <w:pPr>
-        <w:spacing w:before="60" w:after="160"/>
-        <w:jc w:val="center"/>
-      </w:pPr>
-      <w:r>
-        <w:rPr>
-          <w:rFonts w:ascii="Calibri" w:hAnsi="Calibri"/>
-          <w:i/>
-          <w:color w:val="5E6B78"/>
-          <w:sz w:val="18"/>
-        </w:rPr>
-        <w:t>Figure 2. Replace with a clean gameplay capture that demonstrates the colour language.</w:t>
-      </w:r>
-    </w:p>
-    <w:p>
-      <w:pPr>
-        <w:pStyle w:val="Heading1"/>
-        <w:keepNext/>
-      </w:pPr>
-      <w:r>
-        <w:t>4. Weapons</w:t>
-      </w:r>
-    </w:p>
-    <w:p>
-      <w:r>
-        <w:rPr>
-          <w:rFonts w:ascii="Calibri" w:hAnsi="Calibri"/>
-          <w:color w:val="1C2430"/>
-          <w:sz w:val="22"/>
-        </w:rPr>
-        <w:t>Weapon fire and projectile impact are separate information sources. Listen for the shot to estimate the attacker, then read the impact to understand where the projectile landed.</w:t>
-      </w:r>
-    </w:p>
-    <w:tbl>
-      <w:tblPr>
-        <w:tblW w:type="dxa" w:w="9360"/>
-        <w:jc w:val="left"/>
-        <w:tblLayout w:type="fixed"/>
-        <w:tblLook w:firstColumn="1" w:firstRow="1" w:lastColumn="0" w:lastRow="0" w:noHBand="0" w:noVBand="1" w:val="04A0"/>
-        <w:tblInd w:w="120" w:type="dxa"/>
-        <w:tblBorders>
-          <w:top w:val="single" w:sz="6" w:space="0" w:color="D6DDE6"/>
-          <w:left w:val="single" w:sz="6" w:space="0" w:color="D6DDE6"/>
-          <w:bottom w:val="single" w:sz="6" w:space="0" w:color="D6DDE6"/>
-          <w:right w:val="single" w:sz="6" w:space="0" w:color="D6DDE6"/>
-          <w:insideH w:val="single" w:sz="6" w:space="0" w:color="D6DDE6"/>
-          <w:insideV w:val="single" w:sz="6" w:space="0" w:color="D6DDE6"/>
-        </w:tblBorders>
-      </w:tblPr>
-      <w:tblGrid>
-        <w:gridCol w:w="1800"/>
-        <w:gridCol w:w="3000"/>
-        <w:gridCol w:w="1800"/>
-        <w:gridCol w:w="2760"/>
-      </w:tblGrid>
-      <w:tr>
-        <w:trPr>
-          <w:tblHeader w:val="1"/>
-        </w:trPr>
-        <w:tc>
-          <w:tcPr>
-            <w:tcW w:type="dxa" w:w="1800"/>
-            <w:tcMar>
-              <w:top w:w="80" w:type="dxa"/>
-              <w:bottom w:w="80" w:type="dxa"/>
-              <w:start w:w="120" w:type="dxa"/>
-              <w:end w:w="120" w:type="dxa"/>
-            </w:tcMar>
-            <w:vAlign w:val="center"/>
-            <w:shd w:fill="FBE9E9" w:val="clear"/>
-          </w:tcPr>
-          <w:p>
-            <w:pPr>
-              <w:spacing w:after="0"/>
-              <w:jc w:val="center"/>
-            </w:pPr>
-            <w:r>
-              <w:rPr>
-                <w:rFonts w:ascii="Calibri" w:hAnsi="Calibri"/>
-                <w:b/>
-                <w:color w:val="1F4D78"/>
-                <w:sz w:val="19"/>
-              </w:rPr>
-              <w:t>Mode</w:t>
-            </w:r>
-          </w:p>
-        </w:tc>
-        <w:tc>
-          <w:tcPr>
-            <w:tcW w:type="dxa" w:w="3000"/>
-            <w:tcMar>
-              <w:top w:w="80" w:type="dxa"/>
-              <w:bottom w:w="80" w:type="dxa"/>
-              <w:start w:w="120" w:type="dxa"/>
-              <w:end w:w="120" w:type="dxa"/>
-            </w:tcMar>
-            <w:vAlign w:val="center"/>
-            <w:shd w:fill="FBE9E9" w:val="clear"/>
-          </w:tcPr>
-          <w:p>
-            <w:pPr>
-              <w:spacing w:after="0"/>
-              <w:jc w:val="center"/>
-            </w:pPr>
-            <w:r>
-              <w:rPr>
-                <w:rFonts w:ascii="Calibri" w:hAnsi="Calibri"/>
-                <w:b/>
-                <w:color w:val="1F4D78"/>
-                <w:sz w:val="19"/>
-              </w:rPr>
-              <w:t>Profile</w:t>
-            </w:r>
-          </w:p>
-        </w:tc>
-        <w:tc>
-          <w:tcPr>
-            <w:tcW w:type="dxa" w:w="1800"/>
-            <w:tcMar>
-              <w:top w:w="80" w:type="dxa"/>
-              <w:bottom w:w="80" w:type="dxa"/>
-              <w:start w:w="120" w:type="dxa"/>
-              <w:end w:w="120" w:type="dxa"/>
-            </w:tcMar>
-            <w:vAlign w:val="center"/>
-            <w:shd w:fill="FBE9E9" w:val="clear"/>
-          </w:tcPr>
-          <w:p>
-            <w:pPr>
-              <w:spacing w:after="0"/>
-              <w:jc w:val="center"/>
-            </w:pPr>
-            <w:r>
-              <w:rPr>
-                <w:rFonts w:ascii="Calibri" w:hAnsi="Calibri"/>
-                <w:b/>
-                <w:color w:val="1F4D78"/>
-                <w:sz w:val="19"/>
-              </w:rPr>
-              <w:t>Exposure</w:t>
-            </w:r>
-          </w:p>
-        </w:tc>
-        <w:tc>
-          <w:tcPr>
-            <w:tcW w:type="dxa" w:w="2760"/>
-            <w:tcMar>
-              <w:top w:w="80" w:type="dxa"/>
-              <w:bottom w:w="80" w:type="dxa"/>
-              <w:start w:w="120" w:type="dxa"/>
-              <w:end w:w="120" w:type="dxa"/>
-            </w:tcMar>
-            <w:vAlign w:val="center"/>
-            <w:shd w:fill="FBE9E9" w:val="clear"/>
-          </w:tcPr>
-          <w:p>
-            <w:pPr>
-              <w:spacing w:after="0"/>
-              <w:jc w:val="center"/>
-            </w:pPr>
-            <w:r>
-              <w:rPr>
-                <w:rFonts w:ascii="Calibri" w:hAnsi="Calibri"/>
-                <w:b/>
-                <w:color w:val="1F4D78"/>
-                <w:sz w:val="19"/>
-              </w:rPr>
-              <w:t>Use</w:t>
-            </w:r>
-          </w:p>
-        </w:tc>
-      </w:tr>
-      <w:tr>
-        <w:tc>
-          <w:tcPr>
-            <w:tcW w:type="dxa" w:w="1800"/>
-          </w:tcPr>
-          <w:p>
-            <w:pPr>
-              <w:spacing w:after="0" w:line="252" w:lineRule="auto"/>
-              <w:jc w:val="center"/>
-            </w:pPr>
-            <w:r>
-              <w:rPr>
-                <w:rFonts w:ascii="Calibri" w:hAnsi="Calibri"/>
-                <w:b/>
-                <w:color w:val="1C2430"/>
-                <w:sz w:val="18"/>
-              </w:rPr>
-              <w:t>1 Standard</w:t>
-            </w:r>
-          </w:p>
-        </w:tc>
-        <w:tc>
-          <w:tcPr>
-            <w:tcW w:type="dxa" w:w="3000"/>
-          </w:tcPr>
-          <w:p>
-            <w:pPr>
-              <w:spacing w:after="0" w:line="252" w:lineRule="auto"/>
-            </w:pPr>
-            <w:r>
-              <w:rPr>
-                <w:rFonts w:ascii="Calibri" w:hAnsi="Calibri"/>
-                <w:b w:val="0"/>
-                <w:color w:val="1C2430"/>
-                <w:sz w:val="18"/>
-              </w:rPr>
-              <w:t>Balanced</w:t>
-            </w:r>
-          </w:p>
-        </w:tc>
-        <w:tc>
-          <w:tcPr>
-            <w:tcW w:type="dxa" w:w="1800"/>
-          </w:tcPr>
-          <w:p>
-            <w:pPr>
-              <w:spacing w:after="0" w:line="252" w:lineRule="auto"/>
-            </w:pPr>
-            <w:r>
-              <w:rPr>
-                <w:rFonts w:ascii="Calibri" w:hAnsi="Calibri"/>
-                <w:b w:val="0"/>
-                <w:color w:val="1C2430"/>
-                <w:sz w:val="18"/>
-              </w:rPr>
-              <w:t>Medium</w:t>
-            </w:r>
-          </w:p>
-        </w:tc>
-        <w:tc>
-          <w:tcPr>
-            <w:tcW w:type="dxa" w:w="2760"/>
-          </w:tcPr>
-          <w:p>
-            <w:pPr>
-              <w:spacing w:after="0" w:line="252" w:lineRule="auto"/>
-            </w:pPr>
-            <w:r>
-              <w:rPr>
-                <w:rFonts w:ascii="Calibri" w:hAnsi="Calibri"/>
-                <w:b w:val="0"/>
-                <w:color w:val="1C2430"/>
-                <w:sz w:val="18"/>
-              </w:rPr>
-              <w:t>Reliable general-purpose pressure.</w:t>
-            </w:r>
-          </w:p>
-        </w:tc>
-      </w:tr>
-      <w:tr>
-        <w:tc>
-          <w:tcPr>
-            <w:tcW w:type="dxa" w:w="1800"/>
-            <w:shd w:fill="FAFBFC" w:val="clear"/>
-          </w:tcPr>
-          <w:p>
-            <w:pPr>
-              <w:spacing w:after="0" w:line="252" w:lineRule="auto"/>
-              <w:jc w:val="center"/>
-            </w:pPr>
-            <w:r>
-              <w:rPr>
-                <w:rFonts w:ascii="Calibri" w:hAnsi="Calibri"/>
-                <w:b/>
-                <w:color w:val="1C2430"/>
-                <w:sz w:val="18"/>
-              </w:rPr>
-              <w:t>2 Rapid</w:t>
-            </w:r>
-          </w:p>
-        </w:tc>
-        <w:tc>
-          <w:tcPr>
-            <w:tcW w:type="dxa" w:w="3000"/>
-            <w:shd w:fill="FAFBFC" w:val="clear"/>
-          </w:tcPr>
-          <w:p>
-            <w:pPr>
-              <w:spacing w:after="0" w:line="252" w:lineRule="auto"/>
-            </w:pPr>
-            <w:r>
-              <w:rPr>
-                <w:rFonts w:ascii="Calibri" w:hAnsi="Calibri"/>
-                <w:b w:val="0"/>
-                <w:color w:val="1C2430"/>
-                <w:sz w:val="18"/>
-              </w:rPr>
-              <w:t>Fast fire; short effective range</w:t>
-            </w:r>
-          </w:p>
-        </w:tc>
-        <w:tc>
-          <w:tcPr>
-            <w:tcW w:type="dxa" w:w="1800"/>
-            <w:shd w:fill="FAFBFC" w:val="clear"/>
-          </w:tcPr>
-          <w:p>
-            <w:pPr>
-              <w:spacing w:after="0" w:line="252" w:lineRule="auto"/>
-            </w:pPr>
-            <w:r>
-              <w:rPr>
-                <w:rFonts w:ascii="Calibri" w:hAnsi="Calibri"/>
-                <w:b w:val="0"/>
-                <w:color w:val="1C2430"/>
-                <w:sz w:val="18"/>
-              </w:rPr>
-              <w:t>Lower per shot</w:t>
-            </w:r>
-          </w:p>
-        </w:tc>
-        <w:tc>
-          <w:tcPr>
-            <w:tcW w:type="dxa" w:w="2760"/>
-            <w:shd w:fill="FAFBFC" w:val="clear"/>
-          </w:tcPr>
-          <w:p>
-            <w:pPr>
-              <w:spacing w:after="0" w:line="252" w:lineRule="auto"/>
-            </w:pPr>
-            <w:r>
-              <w:rPr>
-                <w:rFonts w:ascii="Calibri" w:hAnsi="Calibri"/>
-                <w:b w:val="0"/>
-                <w:color w:val="1C2430"/>
-                <w:sz w:val="18"/>
-              </w:rPr>
-              <w:t>Close-range pressure and finishing.</w:t>
-            </w:r>
-          </w:p>
-        </w:tc>
-      </w:tr>
-      <w:tr>
-        <w:tc>
-          <w:tcPr>
-            <w:tcW w:type="dxa" w:w="1800"/>
-          </w:tcPr>
-          <w:p>
-            <w:pPr>
-              <w:spacing w:after="0" w:line="252" w:lineRule="auto"/>
-              <w:jc w:val="center"/>
-            </w:pPr>
-            <w:r>
-              <w:rPr>
-                <w:rFonts w:ascii="Calibri" w:hAnsi="Calibri"/>
-                <w:b/>
-                <w:color w:val="1C2430"/>
-                <w:sz w:val="18"/>
-              </w:rPr>
-              <w:t>3 Snipe</w:t>
-            </w:r>
-          </w:p>
-        </w:tc>
-        <w:tc>
-          <w:tcPr>
-            <w:tcW w:type="dxa" w:w="3000"/>
-          </w:tcPr>
-          <w:p>
-            <w:pPr>
-              <w:spacing w:after="0" w:line="252" w:lineRule="auto"/>
-            </w:pPr>
-            <w:r>
-              <w:rPr>
-                <w:rFonts w:ascii="Calibri" w:hAnsi="Calibri"/>
-                <w:b w:val="0"/>
-                <w:color w:val="1C2430"/>
-                <w:sz w:val="18"/>
-              </w:rPr>
-              <w:t>Slow; long range; high damage</w:t>
-            </w:r>
-          </w:p>
-        </w:tc>
-        <w:tc>
-          <w:tcPr>
-            <w:tcW w:type="dxa" w:w="1800"/>
-          </w:tcPr>
-          <w:p>
-            <w:pPr>
-              <w:spacing w:after="0" w:line="252" w:lineRule="auto"/>
-            </w:pPr>
-            <w:r>
-              <w:rPr>
-                <w:rFonts w:ascii="Calibri" w:hAnsi="Calibri"/>
-                <w:b w:val="0"/>
-                <w:color w:val="1C2430"/>
-                <w:sz w:val="18"/>
-              </w:rPr>
-              <w:t>Very high</w:t>
-            </w:r>
-          </w:p>
-        </w:tc>
-        <w:tc>
-          <w:tcPr>
-            <w:tcW w:type="dxa" w:w="2760"/>
-          </w:tcPr>
-          <w:p>
-            <w:pPr>
-              <w:spacing w:after="0" w:line="252" w:lineRule="auto"/>
-            </w:pPr>
-            <w:r>
-              <w:rPr>
-                <w:rFonts w:ascii="Calibri" w:hAnsi="Calibri"/>
-                <w:b w:val="0"/>
-                <w:color w:val="1C2430"/>
-                <w:sz w:val="18"/>
-              </w:rPr>
-              <w:t>Long sightlines and decisive shots.</w:t>
-            </w:r>
-          </w:p>
-        </w:tc>
-      </w:tr>
-    </w:tbl>
-    <w:tbl>
-      <w:tblPr>
-        <w:tblW w:type="dxa" w:w="9360"/>
-        <w:jc w:val="left"/>
-        <w:tblLayout w:type="fixed"/>
-        <w:tblLook w:firstColumn="1" w:firstRow="1" w:lastColumn="0" w:lastRow="0" w:noHBand="0" w:noVBand="1" w:val="04A0"/>
-        <w:tblInd w:w="120" w:type="dxa"/>
-        <w:tblBorders>
-          <w:top w:val="single" w:sz="10" w:space="0" w:color="C62828"/>
-          <w:left w:val="single" w:sz="10" w:space="0" w:color="C62828"/>
-          <w:bottom w:val="single" w:sz="10" w:space="0" w:color="C62828"/>
-          <w:right w:val="single" w:sz="10" w:space="0" w:color="C62828"/>
-          <w:insideH w:val="single" w:sz="10" w:space="0" w:color="C62828"/>
-          <w:insideV w:val="single" w:sz="10" w:space="0" w:color="C62828"/>
-        </w:tblBorders>
-      </w:tblPr>
-      <w:tblGrid>
-        <w:gridCol w:w="9360"/>
-      </w:tblGrid>
-      <w:tr>
-        <w:trPr>
-          <w:tblHeader w:val="1"/>
-        </w:trPr>
-        <w:tc>
-          <w:tcPr>
-            <w:tcW w:type="dxa" w:w="9360"/>
-            <w:tcMar>
-              <w:top w:w="80" w:type="dxa"/>
-              <w:bottom w:w="80" w:type="dxa"/>
-              <w:start w:w="120" w:type="dxa"/>
-              <w:end w:w="120" w:type="dxa"/>
-            </w:tcMar>
-            <w:vAlign w:val="center"/>
-            <w:shd w:fill="FFF4F4" w:val="clear"/>
-          </w:tcPr>
-          <w:p>
-            <w:pPr>
-              <w:spacing w:before="40" w:after="40" w:line="276" w:lineRule="auto"/>
-            </w:pPr>
-            <w:r>
-              <w:rPr>
-                <w:rFonts w:ascii="Calibri" w:hAnsi="Calibri"/>
-                <w:b/>
-                <w:color w:val="1F4D78"/>
-                <w:sz w:val="21"/>
-              </w:rPr>
-              <w:t xml:space="preserve">Combat habit  </w:t>
-            </w:r>
-            <w:r>
-              <w:rPr>
-                <w:rFonts w:ascii="Calibri" w:hAnsi="Calibri"/>
-                <w:color w:val="1C2430"/>
-                <w:sz w:val="21"/>
-              </w:rPr>
-              <w:t>Change position after loud shots. The Snipe mode is powerful, but its long-range signature makes the shooter easier to locate.</w:t>
-            </w:r>
-          </w:p>
-        </w:tc>
-      </w:tr>
-    </w:tbl>
-    <w:p>
-      <w:pPr>
-        <w:spacing w:after="20"/>
-      </w:pPr>
-    </w:p>
-    <w:p>
-      <w:pPr>
-        <w:pStyle w:val="Heading1"/>
-        <w:keepNext/>
-      </w:pPr>
-      <w:r>
-        <w:t>5. Skills</w:t>
-      </w:r>
-    </w:p>
-    <w:p>
-      <w:r>
-        <w:rPr>
-          <w:rFonts w:ascii="Calibri" w:hAnsi="Calibri"/>
-          <w:color w:val="1C2430"/>
-          <w:sz w:val="22"/>
-        </w:rPr>
-        <w:t>Choose one skill in the lobby. Press R to activate it; the current C++ baseline uses a shared 12-second cooldown. Final visual and multiplayer tuning should be confirmed before release.</w:t>
-      </w:r>
-    </w:p>
-    <w:tbl>
-      <w:tblPr>
-        <w:tblW w:type="dxa" w:w="9360"/>
-        <w:jc w:val="left"/>
-        <w:tblLayout w:type="fixed"/>
-        <w:tblLook w:firstColumn="1" w:firstRow="1" w:lastColumn="0" w:lastRow="0" w:noHBand="0" w:noVBand="1" w:val="04A0"/>
-        <w:tblInd w:w="120" w:type="dxa"/>
-        <w:tblBorders>
-          <w:top w:val="single" w:sz="6" w:space="0" w:color="D6DDE6"/>
-          <w:left w:val="single" w:sz="6" w:space="0" w:color="D6DDE6"/>
-          <w:bottom w:val="single" w:sz="6" w:space="0" w:color="D6DDE6"/>
-          <w:right w:val="single" w:sz="6" w:space="0" w:color="D6DDE6"/>
-          <w:insideH w:val="single" w:sz="6" w:space="0" w:color="D6DDE6"/>
-          <w:insideV w:val="single" w:sz="6" w:space="0" w:color="D6DDE6"/>
-        </w:tblBorders>
-      </w:tblPr>
-      <w:tblGrid>
-        <w:gridCol w:w="2160"/>
-        <w:gridCol w:w="7200"/>
-      </w:tblGrid>
-      <w:tr>
-        <w:trPr>
-          <w:tblHeader w:val="1"/>
-        </w:trPr>
-        <w:tc>
-          <w:tcPr>
-            <w:tcW w:type="dxa" w:w="2160"/>
-            <w:tcMar>
-              <w:top w:w="80" w:type="dxa"/>
-              <w:bottom w:w="80" w:type="dxa"/>
-              <w:start w:w="120" w:type="dxa"/>
-              <w:end w:w="120" w:type="dxa"/>
-            </w:tcMar>
-            <w:vAlign w:val="center"/>
-            <w:shd w:fill="E8EEF5" w:val="clear"/>
-          </w:tcPr>
-          <w:p>
-            <w:pPr>
-              <w:spacing w:after="0"/>
-              <w:jc w:val="center"/>
-            </w:pPr>
-            <w:r>
-              <w:rPr>
-                <w:rFonts w:ascii="Calibri" w:hAnsi="Calibri"/>
-                <w:b/>
-                <w:color w:val="1F4D78"/>
-                <w:sz w:val="19"/>
-              </w:rPr>
-              <w:t>Skill</w:t>
-            </w:r>
-          </w:p>
-        </w:tc>
-        <w:tc>
-          <w:tcPr>
-            <w:tcW w:type="dxa" w:w="7200"/>
-            <w:tcMar>
-              <w:top w:w="80" w:type="dxa"/>
-              <w:bottom w:w="80" w:type="dxa"/>
-              <w:start w:w="120" w:type="dxa"/>
-              <w:end w:w="120" w:type="dxa"/>
-            </w:tcMar>
-            <w:vAlign w:val="center"/>
-            <w:shd w:fill="E8EEF5" w:val="clear"/>
-          </w:tcPr>
-          <w:p>
-            <w:pPr>
-              <w:spacing w:after="0"/>
-              <w:jc w:val="center"/>
-            </w:pPr>
-            <w:r>
-              <w:rPr>
-                <w:rFonts w:ascii="Calibri" w:hAnsi="Calibri"/>
-                <w:b/>
-                <w:color w:val="1F4D78"/>
-                <w:sz w:val="19"/>
-              </w:rPr>
-              <w:t>Player-facing purpose</w:t>
-            </w:r>
-          </w:p>
-        </w:tc>
-      </w:tr>
-      <w:tr>
-        <w:tc>
-          <w:tcPr>
-            <w:tcW w:type="dxa" w:w="2160"/>
-          </w:tcPr>
-          <w:p>
-            <w:pPr>
-              <w:spacing w:after="0" w:line="252" w:lineRule="auto"/>
-              <w:jc w:val="center"/>
-            </w:pPr>
-            <w:r>
-              <w:rPr>
-                <w:rFonts w:ascii="Calibri" w:hAnsi="Calibri"/>
-                <w:b/>
-                <w:color w:val="1C2430"/>
-                <w:sz w:val="18"/>
-              </w:rPr>
-              <w:t>Wide Echo Scan</w:t>
-            </w:r>
-          </w:p>
-        </w:tc>
-        <w:tc>
-          <w:tcPr>
-            <w:tcW w:type="dxa" w:w="7200"/>
-          </w:tcPr>
-          <w:p>
-            <w:pPr>
-              <w:spacing w:after="0" w:line="252" w:lineRule="auto"/>
-            </w:pPr>
-            <w:r>
-              <w:rPr>
-                <w:rFonts w:ascii="Calibri" w:hAnsi="Calibri"/>
-                <w:b w:val="0"/>
-                <w:color w:val="1C2430"/>
-                <w:sz w:val="18"/>
-              </w:rPr>
-              <w:t>Emits a large scan wave and temporarily reveals nearby combat targets. Useful for breaking uncertainty, but highly visible.</w:t>
-            </w:r>
-          </w:p>
-        </w:tc>
-      </w:tr>
-      <w:tr>
-        <w:tc>
-          <w:tcPr>
-            <w:tcW w:type="dxa" w:w="2160"/>
-            <w:shd w:fill="FAFBFC" w:val="clear"/>
-          </w:tcPr>
-          <w:p>
-            <w:pPr>
-              <w:spacing w:after="0" w:line="252" w:lineRule="auto"/>
-              <w:jc w:val="center"/>
-            </w:pPr>
-            <w:r>
-              <w:rPr>
-                <w:rFonts w:ascii="Calibri" w:hAnsi="Calibri"/>
-                <w:b/>
-                <w:color w:val="1C2430"/>
-                <w:sz w:val="18"/>
-              </w:rPr>
-              <w:t>Noise Decoy</w:t>
-            </w:r>
-          </w:p>
-        </w:tc>
-        <w:tc>
-          <w:tcPr>
-            <w:tcW w:type="dxa" w:w="7200"/>
-            <w:shd w:fill="FAFBFC" w:val="clear"/>
-          </w:tcPr>
-          <w:p>
-            <w:pPr>
-              <w:spacing w:after="0" w:line="252" w:lineRule="auto"/>
-            </w:pPr>
-            <w:r>
-              <w:rPr>
-                <w:rFonts w:ascii="Calibri" w:hAnsi="Calibri"/>
-                <w:b w:val="0"/>
-                <w:color w:val="1C2430"/>
-                <w:sz w:val="18"/>
-              </w:rPr>
-              <w:t>Places a false sound source toward the aimed location. Use it to redirect attention or create hesitation.</w:t>
-            </w:r>
-          </w:p>
-        </w:tc>
-      </w:tr>
-      <w:tr>
-        <w:tc>
-          <w:tcPr>
-            <w:tcW w:type="dxa" w:w="2160"/>
-          </w:tcPr>
-          <w:p>
-            <w:pPr>
-              <w:spacing w:after="0" w:line="252" w:lineRule="auto"/>
-              <w:jc w:val="center"/>
-            </w:pPr>
-            <w:r>
-              <w:rPr>
-                <w:rFonts w:ascii="Calibri" w:hAnsi="Calibri"/>
-                <w:b/>
-                <w:color w:val="1C2430"/>
-                <w:sz w:val="18"/>
-              </w:rPr>
-              <w:t>Resonance Beam</w:t>
-            </w:r>
-          </w:p>
-        </w:tc>
-        <w:tc>
-          <w:tcPr>
-            <w:tcW w:type="dxa" w:w="7200"/>
-          </w:tcPr>
-          <w:p>
-            <w:pPr>
-              <w:spacing w:after="0" w:line="252" w:lineRule="auto"/>
-            </w:pPr>
-            <w:r>
-              <w:rPr>
-                <w:rFonts w:ascii="Calibri" w:hAnsi="Calibri"/>
-                <w:b w:val="0"/>
-                <w:color w:val="1C2430"/>
-                <w:sz w:val="18"/>
-              </w:rPr>
-              <w:t>Hold R to maintain a long-range beam-style attack; release R to stop it. Strong pressure also creates strong exposure.</w:t>
-            </w:r>
-          </w:p>
-        </w:tc>
-      </w:tr>
-      <w:tr>
-        <w:tc>
-          <w:tcPr>
-            <w:tcW w:type="dxa" w:w="2160"/>
-            <w:shd w:fill="FAFBFC" w:val="clear"/>
-          </w:tcPr>
-          <w:p>
-            <w:pPr>
-              <w:spacing w:after="0" w:line="252" w:lineRule="auto"/>
-              <w:jc w:val="center"/>
-            </w:pPr>
-            <w:r>
-              <w:rPr>
-                <w:rFonts w:ascii="Calibri" w:hAnsi="Calibri"/>
-                <w:b/>
-                <w:color w:val="1C2430"/>
-                <w:sz w:val="18"/>
-              </w:rPr>
-              <w:t>Stealth Run</w:t>
-            </w:r>
-          </w:p>
-        </w:tc>
-        <w:tc>
-          <w:tcPr>
-            <w:tcW w:type="dxa" w:w="7200"/>
-            <w:shd w:fill="FAFBFC" w:val="clear"/>
-          </w:tcPr>
-          <w:p>
-            <w:pPr>
-              <w:spacing w:after="0" w:line="252" w:lineRule="auto"/>
-            </w:pPr>
-            <w:r>
-              <w:rPr>
-                <w:rFonts w:ascii="Calibri" w:hAnsi="Calibri"/>
-                <w:b w:val="0"/>
-                <w:color w:val="1C2430"/>
-                <w:sz w:val="18"/>
-              </w:rPr>
-              <w:t>Temporarily suppresses movement echo and increases movement speed. It reduces exposure but does not remove every combat cue.</w:t>
-            </w:r>
-          </w:p>
-        </w:tc>
-      </w:tr>
-    </w:tbl>
-    <w:p>
-      <w:pPr>
-        <w:pStyle w:val="Heading1"/>
-        <w:keepNext/>
-      </w:pPr>
-      <w:r>
-        <w:t>6. HUD and Match Flow</w:t>
-      </w:r>
-    </w:p>
-    <w:p>
-      <w:pPr>
+        <w:pStyle w:val="Caption"/>
         <w:keepNext/>
         <w:jc w:val="center"/>
       </w:pPr>
       <w:r>
-        <w:drawing>
-          <wp:inline xmlns:a="http://schemas.openxmlformats.org/drawingml/2006/main" xmlns:pic="http://schemas.openxmlformats.org/drawingml/2006/picture">
-            <wp:extent cx="5806440" cy="2758059"/>
-            <wp:docPr id="4" name="Picture 4" title="Placeholder for an annotated screenshot of the BallDarkEcho HUD." descr="Placeholder for an annotated screenshot of the BallDarkEcho HUD."/>
-            <wp:cNvGraphicFramePr>
-              <a:graphicFrameLocks noChangeAspect="1"/>
-            </wp:cNvGraphicFramePr>
-            <a:graphic>
-              <a:graphicData uri="http://schemas.openxmlformats.org/drawingml/2006/picture">
-                <pic:pic>
-                  <pic:nvPicPr>
-                    <pic:cNvPr id="0" name="hud_annotated.png"/>
-                    <pic:cNvPicPr/>
-                  </pic:nvPicPr>
-                  <pic:blipFill>
-                    <a:blip r:embed="rId14"/>
-                    <a:stretch>
-                      <a:fillRect/>
-                    </a:stretch>
-                  </pic:blipFill>
-                  <pic:spPr>
-                    <a:xfrm>
-                      <a:off x="0" y="0"/>
-                      <a:ext cx="5806440" cy="2758059"/>
-                    </a:xfrm>
-                    <a:prstGeom prst="rect"/>
-                  </pic:spPr>
-                </pic:pic>
-              </a:graphicData>
-            </a:graphic>
-          </wp:inline>
-        </w:drawing>
-      </w:r>
-    </w:p>
-    <w:p>
-      <w:pPr>
-        <w:spacing w:before="60" w:after="160"/>
-        <w:jc w:val="center"/>
-      </w:pPr>
-      <w:r>
-        <w:rPr>
-          <w:rFonts w:ascii="Calibri" w:hAnsi="Calibri"/>
-          <w:i/>
-          <w:color w:val="5E6B78"/>
-          <w:sz w:val="18"/>
-        </w:rPr>
-        <w:t>Figure 3. Replace with the final HUD and label each visible element.</w:t>
-      </w:r>
-    </w:p>
-    <w:p>
-      <w:pPr>
-        <w:numPr>
-          <w:ilvl w:val="0"/>
-          <w:numId w:val="10"/>
-        </w:numPr>
-        <w:spacing w:after="80" w:line="300" w:lineRule="auto"/>
-      </w:pPr>
-      <w:r>
-        <w:rPr>
-          <w:rFonts w:ascii="Calibri" w:hAnsi="Calibri"/>
-          <w:color w:val="1C2430"/>
-          <w:sz w:val="22"/>
-        </w:rPr>
-        <w:t>Health: current and maximum HP. Reaching zero triggers death and respawn when the match is still active.</w:t>
-      </w:r>
-    </w:p>
-    <w:p>
-      <w:pPr>
-        <w:numPr>
-          <w:ilvl w:val="0"/>
-          <w:numId w:val="10"/>
-        </w:numPr>
-        <w:spacing w:after="80" w:line="300" w:lineRule="auto"/>
-      </w:pPr>
-      <w:r>
-        <w:rPr>
-          <w:rFonts w:ascii="Calibri" w:hAnsi="Calibri"/>
-          <w:color w:val="1C2430"/>
-          <w:sz w:val="22"/>
-        </w:rPr>
-        <w:t>Score: K is kills, D is deaths, and Target is the number of kills required to win.</w:t>
-      </w:r>
-    </w:p>
-    <w:p>
-      <w:pPr>
-        <w:numPr>
-          <w:ilvl w:val="0"/>
-          <w:numId w:val="10"/>
-        </w:numPr>
-        <w:spacing w:after="80" w:line="300" w:lineRule="auto"/>
-      </w:pPr>
-      <w:r>
-        <w:rPr>
-          <w:rFonts w:ascii="Calibri" w:hAnsi="Calibri"/>
-          <w:color w:val="1C2430"/>
-          <w:sz w:val="22"/>
-        </w:rPr>
-        <w:t>Weapon: displays 1 Standard, 2 Rapid or 3 Snipe.</w:t>
-      </w:r>
-    </w:p>
-    <w:p>
-      <w:pPr>
-        <w:numPr>
-          <w:ilvl w:val="0"/>
-          <w:numId w:val="10"/>
-        </w:numPr>
-        <w:spacing w:after="80" w:line="300" w:lineRule="auto"/>
-      </w:pPr>
-      <w:r>
-        <w:rPr>
-          <w:rFonts w:ascii="Calibri" w:hAnsi="Calibri"/>
-          <w:color w:val="1C2430"/>
-          <w:sz w:val="22"/>
-        </w:rPr>
-        <w:t>State: displays RESPAWNING, VICTORY or DEFEAT when applicable.</w:t>
-      </w:r>
-    </w:p>
-    <w:p>
-      <w:pPr>
-        <w:numPr>
-          <w:ilvl w:val="0"/>
-          <w:numId w:val="10"/>
-        </w:numPr>
-        <w:spacing w:after="80" w:line="300" w:lineRule="auto"/>
-      </w:pPr>
-      <w:r>
-        <w:rPr>
-          <w:rFonts w:ascii="Calibri" w:hAnsi="Calibri"/>
-          <w:color w:val="1C2430"/>
-          <w:sz w:val="22"/>
-        </w:rPr>
-        <w:t>Large map: hold Tab to inspect accumulated exploration information.</w:t>
+        <w:t>Figure 3. Pause menu with audio, sensitivity, VSync, display, quality, and navigation controls.</w:t>
       </w:r>
     </w:p>
     <w:p>
       <w:pPr>
         <w:pStyle w:val="Heading2"/>
-        <w:keepNext/>
+      </w:pPr>
+      <w:r>
+        <w:t>HUD information</w:t>
+      </w:r>
+    </w:p>
+    <w:p>
+      <w:pPr>
+        <w:pStyle w:val="ListBullet"/>
+      </w:pPr>
+      <w:r>
+        <w:t>Health shows current and maximum HP.</w:t>
+      </w:r>
+    </w:p>
+    <w:p>
+      <w:pPr>
+        <w:pStyle w:val="ListBullet"/>
+      </w:pPr>
+      <w:r>
+        <w:t>Score shows kills, deaths, and the target number of kills.</w:t>
+      </w:r>
+    </w:p>
+    <w:p>
+      <w:pPr>
+        <w:pStyle w:val="ListBullet"/>
+      </w:pPr>
+      <w:r>
+        <w:t>Weapon shows 1 Standard, 2 Rapid, or 3 Snipe.</w:t>
+      </w:r>
+    </w:p>
+    <w:p>
+      <w:pPr>
+        <w:pStyle w:val="ListBullet"/>
+      </w:pPr>
+      <w:r>
+        <w:t>State shows RESPAWNING, VICTORY, or DEFEAT when applicable.</w:t>
+      </w:r>
+    </w:p>
+    <w:p>
+      <w:pPr>
+        <w:pStyle w:val="ListBullet"/>
+      </w:pPr>
+      <w:r>
+        <w:t>Hold Tab to inspect the accumulated exploration map.</w:t>
+      </w:r>
+    </w:p>
+    <w:p>
+      <w:pPr>
+        <w:pStyle w:val="Heading2"/>
       </w:pPr>
       <w:r>
         <w:t>After death</w:t>
@@ -2857,242 +2576,70 @@
     </w:p>
     <w:p>
       <w:r>
-        <w:rPr>
-          <w:rFonts w:ascii="Calibri" w:hAnsi="Calibri"/>
-          <w:color w:val="1C2430"/>
-          <w:sz w:val="22"/>
-        </w:rPr>
-        <w:t>The defeated pawn is hidden and collision is disabled. The player respawns after the configured delay unless the match has already ended. Re-orient immediately: the battlefield may have changed while the player was inactive.</w:t>
+        <w:t>The defeated pawn is hidden and collision is disabled. The player respawns after the configured delay unless the match has ended. Re-orient immediately because the battlefield may have changed.</w:t>
+      </w:r>
+    </w:p>
+    <w:p>
+      <w:r>
+        <w:br w:type="page"/>
       </w:r>
     </w:p>
     <w:p>
       <w:pPr>
         <w:pStyle w:val="Heading1"/>
-        <w:keepNext/>
       </w:pPr>
       <w:r>
         <w:t>7. Spatial Audio</w:t>
       </w:r>
     </w:p>
-    <w:tbl>
-      <w:tblPr>
-        <w:tblW w:type="dxa" w:w="9360"/>
-        <w:jc w:val="left"/>
-        <w:tblLayout w:type="fixed"/>
-        <w:tblLook w:firstColumn="1" w:firstRow="1" w:lastColumn="0" w:lastRow="0" w:noHBand="0" w:noVBand="1" w:val="04A0"/>
-        <w:tblInd w:w="120" w:type="dxa"/>
-        <w:tblBorders>
-          <w:top w:val="single" w:sz="10" w:space="0" w:color="00AFCB"/>
-          <w:left w:val="single" w:sz="10" w:space="0" w:color="00AFCB"/>
-          <w:bottom w:val="single" w:sz="10" w:space="0" w:color="00AFCB"/>
-          <w:right w:val="single" w:sz="10" w:space="0" w:color="00AFCB"/>
-          <w:insideH w:val="single" w:sz="10" w:space="0" w:color="00AFCB"/>
-          <w:insideV w:val="single" w:sz="10" w:space="0" w:color="00AFCB"/>
-        </w:tblBorders>
-      </w:tblPr>
-      <w:tblGrid>
-        <w:gridCol w:w="9360"/>
-      </w:tblGrid>
-      <w:tr>
-        <w:trPr>
-          <w:tblHeader w:val="1"/>
-        </w:trPr>
-        <w:tc>
-          <w:tcPr>
-            <w:tcW w:type="dxa" w:w="9360"/>
-            <w:tcMar>
-              <w:top w:w="80" w:type="dxa"/>
-              <w:bottom w:w="80" w:type="dxa"/>
-              <w:start w:w="120" w:type="dxa"/>
-              <w:end w:w="120" w:type="dxa"/>
-            </w:tcMar>
-            <w:vAlign w:val="center"/>
-            <w:shd w:fill="F4F6F9" w:val="clear"/>
-          </w:tcPr>
-          <w:p>
-            <w:pPr>
-              <w:spacing w:before="40" w:after="40" w:line="276" w:lineRule="auto"/>
-            </w:pPr>
-            <w:r>
-              <w:rPr>
-                <w:rFonts w:ascii="Calibri" w:hAnsi="Calibri"/>
-                <w:b/>
-                <w:color w:val="1F4D78"/>
-                <w:sz w:val="21"/>
-              </w:rPr>
-              <w:t xml:space="preserve">Headphone check  </w:t>
-            </w:r>
-            <w:r>
-              <w:rPr>
-                <w:rFonts w:ascii="Calibri" w:hAnsi="Calibri"/>
-                <w:color w:val="1C2430"/>
-                <w:sz w:val="21"/>
-              </w:rPr>
-              <w:t>Before recording or playtesting, confirm that the operating system and capture software are receiving stereo game audio.</w:t>
-            </w:r>
-          </w:p>
-        </w:tc>
-      </w:tr>
-    </w:tbl>
-    <w:p>
-      <w:pPr>
-        <w:spacing w:after="20"/>
-      </w:pPr>
-    </w:p>
     <w:p>
       <w:r>
-        <w:rPr>
-          <w:rFonts w:ascii="Calibri" w:hAnsi="Calibri"/>
-          <w:color w:val="1C2430"/>
-          <w:sz w:val="22"/>
-        </w:rPr>
-        <w:t>BallDarkEcho uses Wwise 2025.1.8 for gameplay event routing and spatial playback. The current Main_Gameplay bank includes normal, sprint and silent movement; Standard, Rapid and Snipe fire; projectile impact; scan; decoy; player hit; and death. These cues should help distinguish action type, direction and distance.</w:t>
+        <w:t>BallDarkEcho uses Wwise 2025.1.8 for gameplay event routing and spatial playback. The Main_Gameplay bank includes normal, sprint, and silent movement; Standard, Rapid, and Snipe fire; projectile impact; scan; decoy; player hit; and death.</w:t>
       </w:r>
     </w:p>
     <w:p>
       <w:pPr>
-        <w:numPr>
-          <w:ilvl w:val="0"/>
-          <w:numId w:val="10"/>
-        </w:numPr>
-        <w:spacing w:after="80" w:line="300" w:lineRule="auto"/>
+        <w:pStyle w:val="ListBullet"/>
       </w:pPr>
       <w:r>
-        <w:rPr>
-          <w:rFonts w:ascii="Calibri" w:hAnsi="Calibri"/>
-          <w:color w:val="1C2430"/>
-          <w:sz w:val="22"/>
-        </w:rPr>
         <w:t>Direct sound should be clearer than sound heard behind a wall.</w:t>
       </w:r>
     </w:p>
     <w:p>
       <w:pPr>
-        <w:numPr>
-          <w:ilvl w:val="0"/>
-          <w:numId w:val="10"/>
-        </w:numPr>
-        <w:spacing w:after="80" w:line="300" w:lineRule="auto"/>
+        <w:pStyle w:val="ListBullet"/>
       </w:pPr>
       <w:r>
-        <w:rPr>
-          <w:rFonts w:ascii="Calibri" w:hAnsi="Calibri"/>
-          <w:color w:val="1C2430"/>
-          <w:sz w:val="22"/>
-        </w:rPr>
         <w:t>Sprint should be easier to locate than normal movement.</w:t>
       </w:r>
     </w:p>
     <w:p>
       <w:pPr>
-        <w:numPr>
-          <w:ilvl w:val="0"/>
-          <w:numId w:val="10"/>
-        </w:numPr>
-        <w:spacing w:after="80" w:line="300" w:lineRule="auto"/>
+        <w:pStyle w:val="ListBullet"/>
       </w:pPr>
       <w:r>
-        <w:rPr>
-          <w:rFonts w:ascii="Calibri" w:hAnsi="Calibri"/>
-          <w:color w:val="1C2430"/>
-          <w:sz w:val="22"/>
-        </w:rPr>
-        <w:t>Silent walk should remain audible at close range.</w:t>
+        <w:t>Silent walk remains audible at close range.</w:t>
       </w:r>
     </w:p>
     <w:p>
       <w:pPr>
-        <w:numPr>
-          <w:ilvl w:val="0"/>
-          <w:numId w:val="10"/>
-        </w:numPr>
-        <w:spacing w:after="80" w:line="300" w:lineRule="auto"/>
+        <w:pStyle w:val="ListBullet"/>
       </w:pPr>
       <w:r>
-        <w:rPr>
-          <w:rFonts w:ascii="Calibri" w:hAnsi="Calibri"/>
-          <w:color w:val="1C2430"/>
-          <w:sz w:val="22"/>
-        </w:rPr>
-        <w:t>Weapon fire and impact should sound different so that shooter and hit locations are not confused.</w:t>
+        <w:t>Weapon fire and impact sound different so shooter and hit locations are not confused.</w:t>
       </w:r>
     </w:p>
     <w:p>
       <w:pPr>
-        <w:numPr>
-          <w:ilvl w:val="0"/>
-          <w:numId w:val="10"/>
-        </w:numPr>
-        <w:spacing w:after="80" w:line="300" w:lineRule="auto"/>
+        <w:pStyle w:val="ListBullet"/>
       </w:pPr>
       <w:r>
-        <w:rPr>
-          <w:rFonts w:ascii="Calibri" w:hAnsi="Calibri"/>
-          <w:color w:val="1C2430"/>
-          <w:sz w:val="22"/>
-        </w:rPr>
-        <w:t>The DM_EchoAtrium prototype includes a restrained central-atrium reverb treatment; it is not a complete Rooms/Portals implementation.</w:t>
-      </w:r>
-    </w:p>
-    <w:p>
-      <w:pPr>
-        <w:keepNext/>
-        <w:jc w:val="center"/>
-      </w:pPr>
-      <w:r>
-        <w:drawing>
-          <wp:inline xmlns:a="http://schemas.openxmlformats.org/drawingml/2006/main" xmlns:pic="http://schemas.openxmlformats.org/drawingml/2006/picture">
-            <wp:extent cx="5806440" cy="2758059"/>
-            <wp:docPr id="5" name="Picture 5" title="Placeholder showing the Wwise event hierarchy or the Atrium reverb zone." descr="Placeholder showing the Wwise event hierarchy or the Atrium reverb zone."/>
-            <wp:cNvGraphicFramePr>
-              <a:graphicFrameLocks noChangeAspect="1"/>
-            </wp:cNvGraphicFramePr>
-            <a:graphic>
-              <a:graphicData uri="http://schemas.openxmlformats.org/drawingml/2006/picture">
-                <pic:pic>
-                  <pic:nvPicPr>
-                    <pic:cNvPr id="0" name="spatial_audio.png"/>
-                    <pic:cNvPicPr/>
-                  </pic:nvPicPr>
-                  <pic:blipFill>
-                    <a:blip r:embed="rId15"/>
-                    <a:stretch>
-                      <a:fillRect/>
-                    </a:stretch>
-                  </pic:blipFill>
-                  <pic:spPr>
-                    <a:xfrm>
-                      <a:off x="0" y="0"/>
-                      <a:ext cx="5806440" cy="2758059"/>
-                    </a:xfrm>
-                    <a:prstGeom prst="rect"/>
-                  </pic:spPr>
-                </pic:pic>
-              </a:graphicData>
-            </a:graphic>
-          </wp:inline>
-        </w:drawing>
-      </w:r>
-    </w:p>
-    <w:p>
-      <w:pPr>
-        <w:spacing w:before="60" w:after="160"/>
-        <w:jc w:val="center"/>
-      </w:pPr>
-      <w:r>
-        <w:rPr>
-          <w:rFonts w:ascii="Calibri" w:hAnsi="Calibri"/>
-          <w:i/>
-          <w:color w:val="5E6B78"/>
-          <w:sz w:val="18"/>
-        </w:rPr>
-        <w:t>Figure 4. Replace with final spatial-audio authoring evidence.</w:t>
+        <w:t>DM_EchoAtrium includes restrained central-atrium reverb; it is not a complete Rooms/Portals implementation.</w:t>
       </w:r>
     </w:p>
     <w:p>
       <w:pPr>
         <w:pStyle w:val="Heading1"/>
-        <w:keepNext/>
       </w:pPr>
       <w:r>
         <w:t>8. Troubleshooting</w:t>
@@ -3100,51 +2647,40 @@
     </w:p>
     <w:tbl>
       <w:tblPr>
+        <w:tblStyle w:val="TableGrid"/>
         <w:tblW w:type="dxa" w:w="9360"/>
         <w:jc w:val="left"/>
         <w:tblLayout w:type="fixed"/>
         <w:tblLook w:firstColumn="1" w:firstRow="1" w:lastColumn="0" w:lastRow="0" w:noHBand="0" w:noVBand="1" w:val="04A0"/>
         <w:tblInd w:w="120" w:type="dxa"/>
-        <w:tblBorders>
-          <w:top w:val="single" w:sz="6" w:space="0" w:color="D6DDE6"/>
-          <w:left w:val="single" w:sz="6" w:space="0" w:color="D6DDE6"/>
-          <w:bottom w:val="single" w:sz="6" w:space="0" w:color="D6DDE6"/>
-          <w:right w:val="single" w:sz="6" w:space="0" w:color="D6DDE6"/>
-          <w:insideH w:val="single" w:sz="6" w:space="0" w:color="D6DDE6"/>
-          <w:insideV w:val="single" w:sz="6" w:space="0" w:color="D6DDE6"/>
-        </w:tblBorders>
       </w:tblPr>
       <w:tblGrid>
-        <w:gridCol w:w="2880"/>
-        <w:gridCol w:w="6480"/>
+        <w:gridCol w:w="2500"/>
+        <w:gridCol w:w="6860"/>
       </w:tblGrid>
       <w:tr>
         <w:trPr>
-          <w:tblHeader w:val="1"/>
+          <w:tblHeader w:val="true"/>
         </w:trPr>
         <w:tc>
           <w:tcPr>
-            <w:tcW w:type="dxa" w:w="2880"/>
+            <w:tcW w:type="dxa" w:w="2500"/>
             <w:tcMar>
               <w:top w:w="80" w:type="dxa"/>
+              <w:start w:w="120" w:type="dxa"/>
               <w:bottom w:w="80" w:type="dxa"/>
-              <w:start w:w="120" w:type="dxa"/>
               <w:end w:w="120" w:type="dxa"/>
             </w:tcMar>
             <w:vAlign w:val="center"/>
-            <w:shd w:fill="F2F4F7" w:val="clear"/>
+            <w:shd w:fill="E8EEF5"/>
           </w:tcPr>
           <w:p>
-            <w:pPr>
-              <w:spacing w:after="0"/>
-              <w:jc w:val="center"/>
-            </w:pPr>
             <w:r>
               <w:rPr>
                 <w:rFonts w:ascii="Calibri" w:hAnsi="Calibri"/>
                 <w:b/>
-                <w:color w:val="1F4D78"/>
-                <w:sz w:val="19"/>
+                <w:color w:val="0B2545"/>
+                <w:sz w:val="20"/>
               </w:rPr>
               <w:t>Problem</w:t>
             </w:r>
@@ -3152,27 +2688,23 @@
         </w:tc>
         <w:tc>
           <w:tcPr>
-            <w:tcW w:type="dxa" w:w="6480"/>
+            <w:tcW w:type="dxa" w:w="6860"/>
             <w:tcMar>
               <w:top w:w="80" w:type="dxa"/>
+              <w:start w:w="120" w:type="dxa"/>
               <w:bottom w:w="80" w:type="dxa"/>
-              <w:start w:w="120" w:type="dxa"/>
               <w:end w:w="120" w:type="dxa"/>
             </w:tcMar>
             <w:vAlign w:val="center"/>
-            <w:shd w:fill="F2F4F7" w:val="clear"/>
+            <w:shd w:fill="E8EEF5"/>
           </w:tcPr>
           <w:p>
-            <w:pPr>
-              <w:spacing w:after="0"/>
-              <w:jc w:val="center"/>
-            </w:pPr>
             <w:r>
               <w:rPr>
                 <w:rFonts w:ascii="Calibri" w:hAnsi="Calibri"/>
                 <w:b/>
-                <w:color w:val="1F4D78"/>
-                <w:sz w:val="19"/>
+                <w:color w:val="0B2545"/>
+                <w:sz w:val="20"/>
               </w:rPr>
               <w:t>Suggested action</w:t>
             </w:r>
@@ -3182,19 +2714,24 @@
       <w:tr>
         <w:tc>
           <w:tcPr>
-            <w:tcW w:type="dxa" w:w="2880"/>
+            <w:tcW w:type="dxa" w:w="2500"/>
+            <w:tcMar>
+              <w:top w:w="80" w:type="dxa"/>
+              <w:start w:w="120" w:type="dxa"/>
+              <w:bottom w:w="80" w:type="dxa"/>
+              <w:end w:w="120" w:type="dxa"/>
+            </w:tcMar>
+            <w:vAlign w:val="center"/>
           </w:tcPr>
           <w:p>
             <w:pPr>
-              <w:spacing w:after="0" w:line="252" w:lineRule="auto"/>
-              <w:jc w:val="center"/>
+              <w:spacing w:after="40"/>
             </w:pPr>
             <w:r>
               <w:rPr>
                 <w:rFonts w:ascii="Calibri" w:hAnsi="Calibri"/>
-                <w:b/>
-                <w:color w:val="1C2430"/>
-                <w:sz w:val="18"/>
+                <w:color w:val="0B2545"/>
+                <w:sz w:val="19"/>
               </w:rPr>
               <w:t>No LAN room appears</w:t>
             </w:r>
@@ -3202,20 +2739,26 @@
         </w:tc>
         <w:tc>
           <w:tcPr>
-            <w:tcW w:type="dxa" w:w="6480"/>
+            <w:tcW w:type="dxa" w:w="6860"/>
+            <w:tcMar>
+              <w:top w:w="80" w:type="dxa"/>
+              <w:start w:w="120" w:type="dxa"/>
+              <w:bottom w:w="80" w:type="dxa"/>
+              <w:end w:w="120" w:type="dxa"/>
+            </w:tcMar>
+            <w:vAlign w:val="center"/>
           </w:tcPr>
           <w:p>
             <w:pPr>
-              <w:spacing w:after="0" w:line="252" w:lineRule="auto"/>
+              <w:spacing w:after="40"/>
             </w:pPr>
             <w:r>
               <w:rPr>
                 <w:rFonts w:ascii="Calibri" w:hAnsi="Calibri"/>
-                <w:b w:val="0"/>
-                <w:color w:val="1C2430"/>
-                <w:sz w:val="18"/>
+                <w:color w:val="0B2545"/>
+                <w:sz w:val="19"/>
               </w:rPr>
-              <w:t>Confirm both computers are on the same network, allow the game through Windows Firewall, refresh again, then use direct address if the final build exposes it.</w:t>
+              <w:t>Confirm both computers use the same network, allow the game through Windows Firewall, refresh, then use direct address if available.</w:t>
             </w:r>
           </w:p>
         </w:tc>
@@ -3223,20 +2766,24 @@
       <w:tr>
         <w:tc>
           <w:tcPr>
-            <w:tcW w:type="dxa" w:w="2880"/>
-            <w:shd w:fill="FAFBFC" w:val="clear"/>
+            <w:tcW w:type="dxa" w:w="2500"/>
+            <w:tcMar>
+              <w:top w:w="80" w:type="dxa"/>
+              <w:start w:w="120" w:type="dxa"/>
+              <w:bottom w:w="80" w:type="dxa"/>
+              <w:end w:w="120" w:type="dxa"/>
+            </w:tcMar>
+            <w:vAlign w:val="center"/>
           </w:tcPr>
           <w:p>
             <w:pPr>
-              <w:spacing w:after="0" w:line="252" w:lineRule="auto"/>
-              <w:jc w:val="center"/>
+              <w:spacing w:after="40"/>
             </w:pPr>
             <w:r>
               <w:rPr>
                 <w:rFonts w:ascii="Calibri" w:hAnsi="Calibri"/>
-                <w:b/>
-                <w:color w:val="1C2430"/>
-                <w:sz w:val="18"/>
+                <w:color w:val="0B2545"/>
+                <w:sz w:val="19"/>
               </w:rPr>
               <w:t>Host cannot start</w:t>
             </w:r>
@@ -3244,21 +2791,26 @@
         </w:tc>
         <w:tc>
           <w:tcPr>
-            <w:tcW w:type="dxa" w:w="6480"/>
-            <w:shd w:fill="FAFBFC" w:val="clear"/>
+            <w:tcW w:type="dxa" w:w="6860"/>
+            <w:tcMar>
+              <w:top w:w="80" w:type="dxa"/>
+              <w:start w:w="120" w:type="dxa"/>
+              <w:bottom w:w="80" w:type="dxa"/>
+              <w:end w:w="120" w:type="dxa"/>
+            </w:tcMar>
+            <w:vAlign w:val="center"/>
           </w:tcPr>
           <w:p>
             <w:pPr>
-              <w:spacing w:after="0" w:line="252" w:lineRule="auto"/>
+              <w:spacing w:after="40"/>
             </w:pPr>
             <w:r>
               <w:rPr>
                 <w:rFonts w:ascii="Calibri" w:hAnsi="Calibri"/>
-                <w:b w:val="0"/>
-                <w:color w:val="1C2430"/>
-                <w:sz w:val="18"/>
+                <w:color w:val="0B2545"/>
+                <w:sz w:val="19"/>
               </w:rPr>
-              <w:t>Every non-host player must be ready. Only the host can change the map, maximum players and match start.</w:t>
+              <w:t>Every non-host player must be ready. Only the host changes the map, player limit, and match start.</w:t>
             </w:r>
           </w:p>
         </w:tc>
@@ -3266,19 +2818,24 @@
       <w:tr>
         <w:tc>
           <w:tcPr>
-            <w:tcW w:type="dxa" w:w="2880"/>
+            <w:tcW w:type="dxa" w:w="2500"/>
+            <w:tcMar>
+              <w:top w:w="80" w:type="dxa"/>
+              <w:start w:w="120" w:type="dxa"/>
+              <w:bottom w:w="80" w:type="dxa"/>
+              <w:end w:w="120" w:type="dxa"/>
+            </w:tcMar>
+            <w:vAlign w:val="center"/>
           </w:tcPr>
           <w:p>
             <w:pPr>
-              <w:spacing w:after="0" w:line="252" w:lineRule="auto"/>
-              <w:jc w:val="center"/>
+              <w:spacing w:after="40"/>
             </w:pPr>
             <w:r>
               <w:rPr>
                 <w:rFonts w:ascii="Calibri" w:hAnsi="Calibri"/>
-                <w:b/>
-                <w:color w:val="1C2430"/>
-                <w:sz w:val="18"/>
+                <w:color w:val="0B2545"/>
+                <w:sz w:val="19"/>
               </w:rPr>
               <w:t>No game audio</w:t>
             </w:r>
@@ -3286,20 +2843,26 @@
         </w:tc>
         <w:tc>
           <w:tcPr>
-            <w:tcW w:type="dxa" w:w="6480"/>
+            <w:tcW w:type="dxa" w:w="6860"/>
+            <w:tcMar>
+              <w:top w:w="80" w:type="dxa"/>
+              <w:start w:w="120" w:type="dxa"/>
+              <w:bottom w:w="80" w:type="dxa"/>
+              <w:end w:w="120" w:type="dxa"/>
+            </w:tcMar>
+            <w:vAlign w:val="center"/>
           </w:tcPr>
           <w:p>
             <w:pPr>
-              <w:spacing w:after="0" w:line="252" w:lineRule="auto"/>
+              <w:spacing w:after="40"/>
             </w:pPr>
             <w:r>
               <w:rPr>
                 <w:rFonts w:ascii="Calibri" w:hAnsi="Calibri"/>
-                <w:b w:val="0"/>
-                <w:color w:val="1C2430"/>
-                <w:sz w:val="18"/>
+                <w:color w:val="0B2545"/>
+                <w:sz w:val="19"/>
               </w:rPr>
-              <w:t>Check the Windows output device, application volume and stereo capture route. Restart the final package if the SoundBank failed to initialise.</w:t>
+              <w:t>Check the Windows output device, application volume, and stereo route. Restart if the SoundBank did not initialise.</w:t>
             </w:r>
           </w:p>
         </w:tc>
@@ -3307,20 +2870,24 @@
       <w:tr>
         <w:tc>
           <w:tcPr>
-            <w:tcW w:type="dxa" w:w="2880"/>
-            <w:shd w:fill="FAFBFC" w:val="clear"/>
+            <w:tcW w:type="dxa" w:w="2500"/>
+            <w:tcMar>
+              <w:top w:w="80" w:type="dxa"/>
+              <w:start w:w="120" w:type="dxa"/>
+              <w:bottom w:w="80" w:type="dxa"/>
+              <w:end w:w="120" w:type="dxa"/>
+            </w:tcMar>
+            <w:vAlign w:val="center"/>
           </w:tcPr>
           <w:p>
             <w:pPr>
-              <w:spacing w:after="0" w:line="252" w:lineRule="auto"/>
-              <w:jc w:val="center"/>
+              <w:spacing w:after="40"/>
             </w:pPr>
             <w:r>
               <w:rPr>
                 <w:rFonts w:ascii="Calibri" w:hAnsi="Calibri"/>
-                <w:b/>
-                <w:color w:val="1C2430"/>
-                <w:sz w:val="18"/>
+                <w:color w:val="0B2545"/>
+                <w:sz w:val="19"/>
               </w:rPr>
               <w:t>Travel returns to menu</w:t>
             </w:r>
@@ -3328,21 +2895,26 @@
         </w:tc>
         <w:tc>
           <w:tcPr>
-            <w:tcW w:type="dxa" w:w="6480"/>
-            <w:shd w:fill="FAFBFC" w:val="clear"/>
+            <w:tcW w:type="dxa" w:w="6860"/>
+            <w:tcMar>
+              <w:top w:w="80" w:type="dxa"/>
+              <w:start w:w="120" w:type="dxa"/>
+              <w:bottom w:w="80" w:type="dxa"/>
+              <w:end w:w="120" w:type="dxa"/>
+            </w:tcMar>
+            <w:vAlign w:val="center"/>
           </w:tcPr>
           <w:p>
             <w:pPr>
-              <w:spacing w:after="0" w:line="252" w:lineRule="auto"/>
+              <w:spacing w:after="40"/>
             </w:pPr>
             <w:r>
               <w:rPr>
                 <w:rFonts w:ascii="Calibri" w:hAnsi="Calibri"/>
-                <w:b w:val="0"/>
-                <w:color w:val="1C2430"/>
-                <w:sz w:val="18"/>
+                <w:color w:val="0B2545"/>
+                <w:sz w:val="19"/>
               </w:rPr>
-              <w:t>Record the selected map and package version. This may indicate that the battle map was not included in the Cook.</w:t>
+              <w:t>Record the selected map and package version; the battle map may be missing from the Cook.</w:t>
             </w:r>
           </w:p>
         </w:tc>
@@ -3350,19 +2922,24 @@
       <w:tr>
         <w:tc>
           <w:tcPr>
-            <w:tcW w:type="dxa" w:w="2880"/>
+            <w:tcW w:type="dxa" w:w="2500"/>
+            <w:tcMar>
+              <w:top w:w="80" w:type="dxa"/>
+              <w:start w:w="120" w:type="dxa"/>
+              <w:bottom w:w="80" w:type="dxa"/>
+              <w:end w:w="120" w:type="dxa"/>
+            </w:tcMar>
+            <w:vAlign w:val="center"/>
           </w:tcPr>
           <w:p>
             <w:pPr>
-              <w:spacing w:after="0" w:line="252" w:lineRule="auto"/>
-              <w:jc w:val="center"/>
+              <w:spacing w:after="40"/>
             </w:pPr>
             <w:r>
               <w:rPr>
                 <w:rFonts w:ascii="Calibri" w:hAnsi="Calibri"/>
-                <w:b/>
-                <w:color w:val="1C2430"/>
-                <w:sz w:val="18"/>
+                <w:color w:val="0B2545"/>
+                <w:sz w:val="19"/>
               </w:rPr>
               <w:t>Skill does not activate</w:t>
             </w:r>
@@ -3370,20 +2947,26 @@
         </w:tc>
         <w:tc>
           <w:tcPr>
-            <w:tcW w:type="dxa" w:w="6480"/>
+            <w:tcW w:type="dxa" w:w="6860"/>
+            <w:tcMar>
+              <w:top w:w="80" w:type="dxa"/>
+              <w:start w:w="120" w:type="dxa"/>
+              <w:bottom w:w="80" w:type="dxa"/>
+              <w:end w:w="120" w:type="dxa"/>
+            </w:tcMar>
+            <w:vAlign w:val="center"/>
           </w:tcPr>
           <w:p>
             <w:pPr>
-              <w:spacing w:after="0" w:line="252" w:lineRule="auto"/>
+              <w:spacing w:after="40"/>
             </w:pPr>
             <w:r>
               <w:rPr>
                 <w:rFonts w:ascii="Calibri" w:hAnsi="Calibri"/>
-                <w:b w:val="0"/>
-                <w:color w:val="1C2430"/>
-                <w:sz w:val="18"/>
+                <w:color w:val="0B2545"/>
+                <w:sz w:val="19"/>
               </w:rPr>
-              <w:t>Wait for the cooldown, confirm the player is alive, and verify that the selected skill is displayed in the lobby before starting.</w:t>
+              <w:t>Wait for the cooldown, confirm the player is alive, and verify the selected lobby skill.</w:t>
             </w:r>
           </w:p>
         </w:tc>
@@ -3391,20 +2974,24 @@
       <w:tr>
         <w:tc>
           <w:tcPr>
-            <w:tcW w:type="dxa" w:w="2880"/>
-            <w:shd w:fill="FAFBFC" w:val="clear"/>
+            <w:tcW w:type="dxa" w:w="2500"/>
+            <w:tcMar>
+              <w:top w:w="80" w:type="dxa"/>
+              <w:start w:w="120" w:type="dxa"/>
+              <w:bottom w:w="80" w:type="dxa"/>
+              <w:end w:w="120" w:type="dxa"/>
+            </w:tcMar>
+            <w:vAlign w:val="center"/>
           </w:tcPr>
           <w:p>
             <w:pPr>
-              <w:spacing w:after="0" w:line="252" w:lineRule="auto"/>
-              <w:jc w:val="center"/>
+              <w:spacing w:after="40"/>
             </w:pPr>
             <w:r>
               <w:rPr>
                 <w:rFonts w:ascii="Calibri" w:hAnsi="Calibri"/>
-                <w:b/>
-                <w:color w:val="1C2430"/>
-                <w:sz w:val="18"/>
+                <w:color w:val="0B2545"/>
+                <w:sz w:val="19"/>
               </w:rPr>
               <w:t>Performance instability</w:t>
             </w:r>
@@ -3412,21 +2999,26 @@
         </w:tc>
         <w:tc>
           <w:tcPr>
-            <w:tcW w:type="dxa" w:w="6480"/>
-            <w:shd w:fill="FAFBFC" w:val="clear"/>
+            <w:tcW w:type="dxa" w:w="6860"/>
+            <w:tcMar>
+              <w:top w:w="80" w:type="dxa"/>
+              <w:start w:w="120" w:type="dxa"/>
+              <w:bottom w:w="80" w:type="dxa"/>
+              <w:end w:w="120" w:type="dxa"/>
+            </w:tcMar>
+            <w:vAlign w:val="center"/>
           </w:tcPr>
           <w:p>
             <w:pPr>
-              <w:spacing w:after="0" w:line="252" w:lineRule="auto"/>
+              <w:spacing w:after="40"/>
             </w:pPr>
             <w:r>
               <w:rPr>
                 <w:rFonts w:ascii="Calibri" w:hAnsi="Calibri"/>
-                <w:b w:val="0"/>
-                <w:color w:val="1C2430"/>
-                <w:sz w:val="18"/>
+                <w:color w:val="0B2545"/>
+                <w:sz w:val="19"/>
               </w:rPr>
-              <w:t>Use DM_Tian as the stable validation map. Reduce graphics or disable hardware ray tracing in the final settings if DM_EchoAtrium is unstable.</w:t>
+              <w:t>Use DM_Tian for stable validation and reduce graphics settings if DM_EchoAtrium is unstable.</w:t>
             </w:r>
           </w:p>
         </w:tc>
@@ -3434,82 +3026,25 @@
     </w:tbl>
     <w:p>
       <w:pPr>
+        <w:spacing w:after="0"/>
+      </w:pPr>
+    </w:p>
+    <w:p>
+      <w:r>
+        <w:br w:type="page"/>
+      </w:r>
+    </w:p>
+    <w:p>
+      <w:pPr>
         <w:pStyle w:val="Heading1"/>
-        <w:keepNext/>
       </w:pPr>
       <w:r>
-        <w:t>9. Draft Limitations and Credits</w:t>
+        <w:t>9. Limitations and Credits</w:t>
       </w:r>
-    </w:p>
-    <w:tbl>
-      <w:tblPr>
-        <w:tblW w:type="dxa" w:w="9360"/>
-        <w:jc w:val="left"/>
-        <w:tblLayout w:type="fixed"/>
-        <w:tblLook w:firstColumn="1" w:firstRow="1" w:lastColumn="0" w:lastRow="0" w:noHBand="0" w:noVBand="1" w:val="04A0"/>
-        <w:tblInd w:w="120" w:type="dxa"/>
-        <w:tblBorders>
-          <w:top w:val="single" w:sz="10" w:space="0" w:color="C69214"/>
-          <w:left w:val="single" w:sz="10" w:space="0" w:color="C69214"/>
-          <w:bottom w:val="single" w:sz="10" w:space="0" w:color="C69214"/>
-          <w:right w:val="single" w:sz="10" w:space="0" w:color="C69214"/>
-          <w:insideH w:val="single" w:sz="10" w:space="0" w:color="C69214"/>
-          <w:insideV w:val="single" w:sz="10" w:space="0" w:color="C69214"/>
-        </w:tblBorders>
-      </w:tblPr>
-      <w:tblGrid>
-        <w:gridCol w:w="9360"/>
-      </w:tblGrid>
-      <w:tr>
-        <w:trPr>
-          <w:tblHeader w:val="1"/>
-        </w:trPr>
-        <w:tc>
-          <w:tcPr>
-            <w:tcW w:type="dxa" w:w="9360"/>
-            <w:tcMar>
-              <w:top w:w="80" w:type="dxa"/>
-              <w:bottom w:w="80" w:type="dxa"/>
-              <w:start w:w="120" w:type="dxa"/>
-              <w:end w:w="120" w:type="dxa"/>
-            </w:tcMar>
-            <w:vAlign w:val="center"/>
-            <w:shd w:fill="FFF4CE" w:val="clear"/>
-          </w:tcPr>
-          <w:p>
-            <w:pPr>
-              <w:spacing w:before="40" w:after="40" w:line="276" w:lineRule="auto"/>
-            </w:pPr>
-            <w:r>
-              <w:rPr>
-                <w:rFonts w:ascii="Calibri" w:hAnsi="Calibri"/>
-                <w:b/>
-                <w:color w:val="1F4D78"/>
-                <w:sz w:val="21"/>
-              </w:rPr>
-              <w:t xml:space="preserve">Remove or update before submission  </w:t>
-            </w:r>
-            <w:r>
-              <w:rPr>
-                <w:rFonts w:ascii="Calibri" w:hAnsi="Calibri"/>
-                <w:color w:val="1C2430"/>
-                <w:sz w:val="21"/>
-              </w:rPr>
-              <w:t>Confirm every control in the packaged build; add the executable name; replace all image placeholders; verify scan replication, exact-once Wwise playback and Cooked map travel; then remove all Draft labels.</w:t>
-            </w:r>
-          </w:p>
-        </w:tc>
-      </w:tr>
-    </w:tbl>
-    <w:p>
-      <w:pPr>
-        <w:spacing w:after="20"/>
-      </w:pPr>
     </w:p>
     <w:p>
       <w:pPr>
         <w:pStyle w:val="Heading2"/>
-        <w:keepNext/>
       </w:pPr>
       <w:r>
         <w:t>Current scope boundaries</w:t>
@@ -3517,76 +3052,39 @@
     </w:p>
     <w:p>
       <w:pPr>
-        <w:numPr>
-          <w:ilvl w:val="0"/>
-          <w:numId w:val="10"/>
-        </w:numPr>
-        <w:spacing w:after="80" w:line="300" w:lineRule="auto"/>
+        <w:pStyle w:val="ListBullet"/>
       </w:pPr>
       <w:r>
-        <w:rPr>
-          <w:rFonts w:ascii="Calibri" w:hAnsi="Calibri"/>
-          <w:color w:val="1C2430"/>
-          <w:sz w:val="22"/>
-        </w:rPr>
-        <w:t>The final Win64 packaged build and clean-machine LAN test are still pending.</w:t>
+        <w:t>The supplied Windows 64-bit Development build is packaged; clean-machine and two-client LAN validation remain recommended.</w:t>
       </w:r>
     </w:p>
     <w:p>
       <w:pPr>
-        <w:numPr>
-          <w:ilvl w:val="0"/>
-          <w:numId w:val="10"/>
-        </w:numPr>
-        <w:spacing w:after="80" w:line="300" w:lineRule="auto"/>
+        <w:pStyle w:val="ListBullet"/>
       </w:pPr>
       <w:r>
-        <w:rPr>
-          <w:rFonts w:ascii="Calibri" w:hAnsi="Calibri"/>
-          <w:color w:val="1C2430"/>
-          <w:sz w:val="22"/>
-        </w:rPr>
-        <w:t>Charged scan, pickup/Buff systems and full Spatial Audio Rooms/Portals are not documented as completed features.</w:t>
+        <w:t>Charged scan, pickup and buff systems, and full Spatial Audio Rooms/Portals are not documented as completed features.</w:t>
       </w:r>
     </w:p>
     <w:p>
       <w:pPr>
-        <w:numPr>
-          <w:ilvl w:val="0"/>
-          <w:numId w:val="10"/>
-        </w:numPr>
-        <w:spacing w:after="80" w:line="300" w:lineRule="auto"/>
+        <w:pStyle w:val="ListBullet"/>
       </w:pPr>
       <w:r>
-        <w:rPr>
-          <w:rFonts w:ascii="Calibri" w:hAnsi="Calibri"/>
-          <w:color w:val="1C2430"/>
-          <w:sz w:val="22"/>
-        </w:rPr>
         <w:t>DM_EchoAtrium requires a fresh two-client stability test after the latest reverb change.</w:t>
       </w:r>
     </w:p>
     <w:p>
       <w:pPr>
-        <w:numPr>
-          <w:ilvl w:val="0"/>
-          <w:numId w:val="10"/>
-        </w:numPr>
-        <w:spacing w:after="80" w:line="300" w:lineRule="auto"/>
+        <w:pStyle w:val="ListBullet"/>
       </w:pPr>
       <w:r>
-        <w:rPr>
-          <w:rFonts w:ascii="Calibri" w:hAnsi="Calibri"/>
-          <w:color w:val="1C2430"/>
-          <w:sz w:val="22"/>
-        </w:rPr>
-        <w:t>The settings sliders are interface placeholders until their Wwise bus connection is verified.</w:t>
+        <w:t>Audio routing in the settings menu should be verified against Wwise in the packaged build.</w:t>
       </w:r>
     </w:p>
     <w:p>
       <w:pPr>
         <w:pStyle w:val="Heading2"/>
-        <w:keepNext/>
       </w:pPr>
       <w:r>
         <w:t>Credits and technical information</w:t>
@@ -3594,51 +3092,40 @@
     </w:p>
     <w:tbl>
       <w:tblPr>
+        <w:tblStyle w:val="TableGrid"/>
         <w:tblW w:type="dxa" w:w="9360"/>
         <w:jc w:val="left"/>
         <w:tblLayout w:type="fixed"/>
         <w:tblLook w:firstColumn="1" w:firstRow="1" w:lastColumn="0" w:lastRow="0" w:noHBand="0" w:noVBand="1" w:val="04A0"/>
         <w:tblInd w:w="120" w:type="dxa"/>
-        <w:tblBorders>
-          <w:top w:val="single" w:sz="6" w:space="0" w:color="D6DDE6"/>
-          <w:left w:val="single" w:sz="6" w:space="0" w:color="D6DDE6"/>
-          <w:bottom w:val="single" w:sz="6" w:space="0" w:color="D6DDE6"/>
-          <w:right w:val="single" w:sz="6" w:space="0" w:color="D6DDE6"/>
-          <w:insideH w:val="single" w:sz="6" w:space="0" w:color="D6DDE6"/>
-          <w:insideV w:val="single" w:sz="6" w:space="0" w:color="D6DDE6"/>
-        </w:tblBorders>
       </w:tblPr>
       <w:tblGrid>
-        <w:gridCol w:w="2700"/>
-        <w:gridCol w:w="6660"/>
+        <w:gridCol w:w="2500"/>
+        <w:gridCol w:w="6860"/>
       </w:tblGrid>
       <w:tr>
         <w:trPr>
-          <w:tblHeader w:val="1"/>
+          <w:tblHeader w:val="true"/>
         </w:trPr>
         <w:tc>
           <w:tcPr>
-            <w:tcW w:type="dxa" w:w="2700"/>
+            <w:tcW w:type="dxa" w:w="2500"/>
             <w:tcMar>
               <w:top w:w="80" w:type="dxa"/>
+              <w:start w:w="120" w:type="dxa"/>
               <w:bottom w:w="80" w:type="dxa"/>
-              <w:start w:w="120" w:type="dxa"/>
               <w:end w:w="120" w:type="dxa"/>
             </w:tcMar>
             <w:vAlign w:val="center"/>
-            <w:shd w:fill="E8EEF5" w:val="clear"/>
+            <w:shd w:fill="E8EEF5"/>
           </w:tcPr>
           <w:p>
-            <w:pPr>
-              <w:spacing w:after="0"/>
-              <w:jc w:val="center"/>
-            </w:pPr>
             <w:r>
               <w:rPr>
                 <w:rFonts w:ascii="Calibri" w:hAnsi="Calibri"/>
                 <w:b/>
-                <w:color w:val="1F4D78"/>
-                <w:sz w:val="19"/>
+                <w:color w:val="0B2545"/>
+                <w:sz w:val="20"/>
               </w:rPr>
               <w:t>Item</w:t>
             </w:r>
@@ -3646,27 +3133,23 @@
         </w:tc>
         <w:tc>
           <w:tcPr>
-            <w:tcW w:type="dxa" w:w="6660"/>
+            <w:tcW w:type="dxa" w:w="6860"/>
             <w:tcMar>
               <w:top w:w="80" w:type="dxa"/>
+              <w:start w:w="120" w:type="dxa"/>
               <w:bottom w:w="80" w:type="dxa"/>
-              <w:start w:w="120" w:type="dxa"/>
               <w:end w:w="120" w:type="dxa"/>
             </w:tcMar>
             <w:vAlign w:val="center"/>
-            <w:shd w:fill="E8EEF5" w:val="clear"/>
+            <w:shd w:fill="E8EEF5"/>
           </w:tcPr>
           <w:p>
-            <w:pPr>
-              <w:spacing w:after="0"/>
-              <w:jc w:val="center"/>
-            </w:pPr>
             <w:r>
               <w:rPr>
                 <w:rFonts w:ascii="Calibri" w:hAnsi="Calibri"/>
                 <w:b/>
-                <w:color w:val="1F4D78"/>
-                <w:sz w:val="19"/>
+                <w:color w:val="0B2545"/>
+                <w:sz w:val="20"/>
               </w:rPr>
               <w:t>Detail</w:t>
             </w:r>
@@ -3676,19 +3159,24 @@
       <w:tr>
         <w:tc>
           <w:tcPr>
-            <w:tcW w:type="dxa" w:w="2700"/>
+            <w:tcW w:type="dxa" w:w="2500"/>
+            <w:tcMar>
+              <w:top w:w="80" w:type="dxa"/>
+              <w:start w:w="120" w:type="dxa"/>
+              <w:bottom w:w="80" w:type="dxa"/>
+              <w:end w:w="120" w:type="dxa"/>
+            </w:tcMar>
+            <w:vAlign w:val="center"/>
           </w:tcPr>
           <w:p>
             <w:pPr>
-              <w:spacing w:after="0" w:line="252" w:lineRule="auto"/>
-              <w:jc w:val="center"/>
+              <w:spacing w:after="40"/>
             </w:pPr>
             <w:r>
               <w:rPr>
                 <w:rFonts w:ascii="Calibri" w:hAnsi="Calibri"/>
-                <w:b/>
-                <w:color w:val="1C2430"/>
-                <w:sz w:val="18"/>
+                <w:color w:val="0B2545"/>
+                <w:sz w:val="19"/>
               </w:rPr>
               <w:t>Developer</w:t>
             </w:r>
@@ -3696,18 +3184,24 @@
         </w:tc>
         <w:tc>
           <w:tcPr>
-            <w:tcW w:type="dxa" w:w="6660"/>
+            <w:tcW w:type="dxa" w:w="6860"/>
+            <w:tcMar>
+              <w:top w:w="80" w:type="dxa"/>
+              <w:start w:w="120" w:type="dxa"/>
+              <w:bottom w:w="80" w:type="dxa"/>
+              <w:end w:w="120" w:type="dxa"/>
+            </w:tcMar>
+            <w:vAlign w:val="center"/>
           </w:tcPr>
           <w:p>
             <w:pPr>
-              <w:spacing w:after="0" w:line="252" w:lineRule="auto"/>
+              <w:spacing w:after="40"/>
             </w:pPr>
             <w:r>
               <w:rPr>
                 <w:rFonts w:ascii="Calibri" w:hAnsi="Calibri"/>
-                <w:b w:val="0"/>
-                <w:color w:val="1C2430"/>
-                <w:sz w:val="18"/>
+                <w:color w:val="0B2545"/>
+                <w:sz w:val="19"/>
               </w:rPr>
               <w:t>Zhu Yuhan (u5750655)</w:t>
             </w:r>
@@ -3717,20 +3211,24 @@
       <w:tr>
         <w:tc>
           <w:tcPr>
-            <w:tcW w:type="dxa" w:w="2700"/>
-            <w:shd w:fill="FAFBFC" w:val="clear"/>
+            <w:tcW w:type="dxa" w:w="2500"/>
+            <w:tcMar>
+              <w:top w:w="80" w:type="dxa"/>
+              <w:start w:w="120" w:type="dxa"/>
+              <w:bottom w:w="80" w:type="dxa"/>
+              <w:end w:w="120" w:type="dxa"/>
+            </w:tcMar>
+            <w:vAlign w:val="center"/>
           </w:tcPr>
           <w:p>
             <w:pPr>
-              <w:spacing w:after="0" w:line="252" w:lineRule="auto"/>
-              <w:jc w:val="center"/>
+              <w:spacing w:after="40"/>
             </w:pPr>
             <w:r>
               <w:rPr>
                 <w:rFonts w:ascii="Calibri" w:hAnsi="Calibri"/>
-                <w:b/>
-                <w:color w:val="1C2430"/>
-                <w:sz w:val="18"/>
+                <w:color w:val="0B2545"/>
+                <w:sz w:val="19"/>
               </w:rPr>
               <w:t>Engine</w:t>
             </w:r>
@@ -3738,19 +3236,24 @@
         </w:tc>
         <w:tc>
           <w:tcPr>
-            <w:tcW w:type="dxa" w:w="6660"/>
-            <w:shd w:fill="FAFBFC" w:val="clear"/>
+            <w:tcW w:type="dxa" w:w="6860"/>
+            <w:tcMar>
+              <w:top w:w="80" w:type="dxa"/>
+              <w:start w:w="120" w:type="dxa"/>
+              <w:bottom w:w="80" w:type="dxa"/>
+              <w:end w:w="120" w:type="dxa"/>
+            </w:tcMar>
+            <w:vAlign w:val="center"/>
           </w:tcPr>
           <w:p>
             <w:pPr>
-              <w:spacing w:after="0" w:line="252" w:lineRule="auto"/>
+              <w:spacing w:after="40"/>
             </w:pPr>
             <w:r>
               <w:rPr>
                 <w:rFonts w:ascii="Calibri" w:hAnsi="Calibri"/>
-                <w:b w:val="0"/>
-                <w:color w:val="1C2430"/>
-                <w:sz w:val="18"/>
+                <w:color w:val="0B2545"/>
+                <w:sz w:val="19"/>
               </w:rPr>
               <w:t>Unreal Engine 5.7</w:t>
             </w:r>
@@ -3760,19 +3263,24 @@
       <w:tr>
         <w:tc>
           <w:tcPr>
-            <w:tcW w:type="dxa" w:w="2700"/>
+            <w:tcW w:type="dxa" w:w="2500"/>
+            <w:tcMar>
+              <w:top w:w="80" w:type="dxa"/>
+              <w:start w:w="120" w:type="dxa"/>
+              <w:bottom w:w="80" w:type="dxa"/>
+              <w:end w:w="120" w:type="dxa"/>
+            </w:tcMar>
+            <w:vAlign w:val="center"/>
           </w:tcPr>
           <w:p>
             <w:pPr>
-              <w:spacing w:after="0" w:line="252" w:lineRule="auto"/>
-              <w:jc w:val="center"/>
+              <w:spacing w:after="40"/>
             </w:pPr>
             <w:r>
               <w:rPr>
                 <w:rFonts w:ascii="Calibri" w:hAnsi="Calibri"/>
-                <w:b/>
-                <w:color w:val="1C2430"/>
-                <w:sz w:val="18"/>
+                <w:color w:val="0B2545"/>
+                <w:sz w:val="19"/>
               </w:rPr>
               <w:t>Audio middleware</w:t>
             </w:r>
@@ -3780,18 +3288,24 @@
         </w:tc>
         <w:tc>
           <w:tcPr>
-            <w:tcW w:type="dxa" w:w="6660"/>
+            <w:tcW w:type="dxa" w:w="6860"/>
+            <w:tcMar>
+              <w:top w:w="80" w:type="dxa"/>
+              <w:start w:w="120" w:type="dxa"/>
+              <w:bottom w:w="80" w:type="dxa"/>
+              <w:end w:w="120" w:type="dxa"/>
+            </w:tcMar>
+            <w:vAlign w:val="center"/>
           </w:tcPr>
           <w:p>
             <w:pPr>
-              <w:spacing w:after="0" w:line="252" w:lineRule="auto"/>
+              <w:spacing w:after="40"/>
             </w:pPr>
             <w:r>
               <w:rPr>
                 <w:rFonts w:ascii="Calibri" w:hAnsi="Calibri"/>
-                <w:b w:val="0"/>
-                <w:color w:val="1C2430"/>
-                <w:sz w:val="18"/>
+                <w:color w:val="0B2545"/>
+                <w:sz w:val="19"/>
               </w:rPr>
               <w:t>Audiokinetic Wwise 2025.1.8</w:t>
             </w:r>
@@ -3801,20 +3315,24 @@
       <w:tr>
         <w:tc>
           <w:tcPr>
-            <w:tcW w:type="dxa" w:w="2700"/>
-            <w:shd w:fill="FAFBFC" w:val="clear"/>
+            <w:tcW w:type="dxa" w:w="2500"/>
+            <w:tcMar>
+              <w:top w:w="80" w:type="dxa"/>
+              <w:start w:w="120" w:type="dxa"/>
+              <w:bottom w:w="80" w:type="dxa"/>
+              <w:end w:w="120" w:type="dxa"/>
+            </w:tcMar>
+            <w:vAlign w:val="center"/>
           </w:tcPr>
           <w:p>
             <w:pPr>
-              <w:spacing w:after="0" w:line="252" w:lineRule="auto"/>
-              <w:jc w:val="center"/>
+              <w:spacing w:after="40"/>
             </w:pPr>
             <w:r>
               <w:rPr>
                 <w:rFonts w:ascii="Calibri" w:hAnsi="Calibri"/>
-                <w:b/>
-                <w:color w:val="1C2430"/>
-                <w:sz w:val="18"/>
+                <w:color w:val="0B2545"/>
+                <w:sz w:val="19"/>
               </w:rPr>
               <w:t>Target</w:t>
             </w:r>
@@ -3822,19 +3340,24 @@
         </w:tc>
         <w:tc>
           <w:tcPr>
-            <w:tcW w:type="dxa" w:w="6660"/>
-            <w:shd w:fill="FAFBFC" w:val="clear"/>
+            <w:tcW w:type="dxa" w:w="6860"/>
+            <w:tcMar>
+              <w:top w:w="80" w:type="dxa"/>
+              <w:start w:w="120" w:type="dxa"/>
+              <w:bottom w:w="80" w:type="dxa"/>
+              <w:end w:w="120" w:type="dxa"/>
+            </w:tcMar>
+            <w:vAlign w:val="center"/>
           </w:tcPr>
           <w:p>
             <w:pPr>
-              <w:spacing w:after="0" w:line="252" w:lineRule="auto"/>
+              <w:spacing w:after="40"/>
             </w:pPr>
             <w:r>
               <w:rPr>
                 <w:rFonts w:ascii="Calibri" w:hAnsi="Calibri"/>
-                <w:b w:val="0"/>
-                <w:color w:val="1C2430"/>
-                <w:sz w:val="18"/>
+                <w:color w:val="0B2545"/>
+                <w:sz w:val="19"/>
               </w:rPr>
               <w:t>Windows 64-bit; LAN multiplayer</w:t>
             </w:r>
@@ -3844,19 +3367,24 @@
       <w:tr>
         <w:tc>
           <w:tcPr>
-            <w:tcW w:type="dxa" w:w="2700"/>
+            <w:tcW w:type="dxa" w:w="2500"/>
+            <w:tcMar>
+              <w:top w:w="80" w:type="dxa"/>
+              <w:start w:w="120" w:type="dxa"/>
+              <w:bottom w:w="80" w:type="dxa"/>
+              <w:end w:w="120" w:type="dxa"/>
+            </w:tcMar>
+            <w:vAlign w:val="center"/>
           </w:tcPr>
           <w:p>
             <w:pPr>
-              <w:spacing w:after="0" w:line="252" w:lineRule="auto"/>
-              <w:jc w:val="center"/>
+              <w:spacing w:after="40"/>
             </w:pPr>
             <w:r>
               <w:rPr>
                 <w:rFonts w:ascii="Calibri" w:hAnsi="Calibri"/>
-                <w:b/>
-                <w:color w:val="1C2430"/>
-                <w:sz w:val="18"/>
+                <w:color w:val="0B2545"/>
+                <w:sz w:val="19"/>
               </w:rPr>
               <w:t>Source</w:t>
             </w:r>
@@ -3864,18 +3392,24 @@
         </w:tc>
         <w:tc>
           <w:tcPr>
-            <w:tcW w:type="dxa" w:w="6660"/>
+            <w:tcW w:type="dxa" w:w="6860"/>
+            <w:tcMar>
+              <w:top w:w="80" w:type="dxa"/>
+              <w:start w:w="120" w:type="dxa"/>
+              <w:bottom w:w="80" w:type="dxa"/>
+              <w:end w:w="120" w:type="dxa"/>
+            </w:tcMar>
+            <w:vAlign w:val="center"/>
           </w:tcPr>
           <w:p>
             <w:pPr>
-              <w:spacing w:after="0" w:line="252" w:lineRule="auto"/>
+              <w:spacing w:after="40"/>
             </w:pPr>
             <w:r>
               <w:rPr>
                 <w:rFonts w:ascii="Calibri" w:hAnsi="Calibri"/>
-                <w:b w:val="0"/>
-                <w:color w:val="1C2430"/>
-                <w:sz w:val="18"/>
+                <w:color w:val="0B2545"/>
+                <w:sz w:val="19"/>
               </w:rPr>
               <w:t>https://github.com/inovamenz-code/DarkEcho</w:t>
             </w:r>
@@ -3885,20 +3419,24 @@
       <w:tr>
         <w:tc>
           <w:tcPr>
-            <w:tcW w:type="dxa" w:w="2700"/>
-            <w:shd w:fill="FAFBFC" w:val="clear"/>
+            <w:tcW w:type="dxa" w:w="2500"/>
+            <w:tcMar>
+              <w:top w:w="80" w:type="dxa"/>
+              <w:start w:w="120" w:type="dxa"/>
+              <w:bottom w:w="80" w:type="dxa"/>
+              <w:end w:w="120" w:type="dxa"/>
+            </w:tcMar>
+            <w:vAlign w:val="center"/>
           </w:tcPr>
           <w:p>
             <w:pPr>
-              <w:spacing w:after="0" w:line="252" w:lineRule="auto"/>
-              <w:jc w:val="center"/>
+              <w:spacing w:after="40"/>
             </w:pPr>
             <w:r>
               <w:rPr>
                 <w:rFonts w:ascii="Calibri" w:hAnsi="Calibri"/>
-                <w:b/>
-                <w:color w:val="1C2430"/>
-                <w:sz w:val="18"/>
+                <w:color w:val="0B2545"/>
+                <w:sz w:val="19"/>
               </w:rPr>
               <w:t>Asset licensing</w:t>
             </w:r>
@@ -3906,21 +3444,26 @@
         </w:tc>
         <w:tc>
           <w:tcPr>
-            <w:tcW w:type="dxa" w:w="6660"/>
-            <w:shd w:fill="FAFBFC" w:val="clear"/>
+            <w:tcW w:type="dxa" w:w="6860"/>
+            <w:tcMar>
+              <w:top w:w="80" w:type="dxa"/>
+              <w:start w:w="120" w:type="dxa"/>
+              <w:bottom w:w="80" w:type="dxa"/>
+              <w:end w:w="120" w:type="dxa"/>
+            </w:tcMar>
+            <w:vAlign w:val="center"/>
           </w:tcPr>
           <w:p>
             <w:pPr>
-              <w:spacing w:after="0" w:line="252" w:lineRule="auto"/>
+              <w:spacing w:after="40"/>
             </w:pPr>
             <w:r>
               <w:rPr>
                 <w:rFonts w:ascii="Calibri" w:hAnsi="Calibri"/>
-                <w:b w:val="0"/>
-                <w:color w:val="1C2430"/>
-                <w:sz w:val="18"/>
+                <w:color w:val="0B2545"/>
+                <w:sz w:val="19"/>
               </w:rPr>
-              <w:t>Final release must include the completed AudioSource/_licenses/sources.md record and external visual-asset credits.</w:t>
+              <w:t>See AudioSource/_licenses/sources.md and the repository's external asset credits.</w:t>
             </w:r>
           </w:p>
         </w:tc>
@@ -3928,114 +3471,8 @@
     </w:tbl>
     <w:p>
       <w:pPr>
-        <w:pStyle w:val="Heading2"/>
-        <w:keepNext/>
+        <w:spacing w:after="0"/>
       </w:pPr>
-      <w:r>
-        <w:t>Author completion checklist</w:t>
-      </w:r>
-    </w:p>
-    <w:p>
-      <w:pPr>
-        <w:numPr>
-          <w:ilvl w:val="0"/>
-          <w:numId w:val="10"/>
-        </w:numPr>
-        <w:spacing w:after="80" w:line="300" w:lineRule="auto"/>
-      </w:pPr>
-      <w:r>
-        <w:rPr>
-          <w:rFonts w:ascii="Calibri" w:hAnsi="Calibri"/>
-          <w:color w:val="1C2430"/>
-          <w:sz w:val="22"/>
-        </w:rPr>
-        <w:t>Replace four screenshots and check every caption.</w:t>
-      </w:r>
-    </w:p>
-    <w:p>
-      <w:pPr>
-        <w:numPr>
-          <w:ilvl w:val="0"/>
-          <w:numId w:val="10"/>
-        </w:numPr>
-        <w:spacing w:after="80" w:line="300" w:lineRule="auto"/>
-      </w:pPr>
-      <w:r>
-        <w:rPr>
-          <w:rFonts w:ascii="Calibri" w:hAnsi="Calibri"/>
-          <w:color w:val="1C2430"/>
-          <w:sz w:val="22"/>
-        </w:rPr>
-        <w:t>Verify controls on the final Win64 package.</w:t>
-      </w:r>
-    </w:p>
-    <w:p>
-      <w:pPr>
-        <w:numPr>
-          <w:ilvl w:val="0"/>
-          <w:numId w:val="10"/>
-        </w:numPr>
-        <w:spacing w:after="80" w:line="300" w:lineRule="auto"/>
-      </w:pPr>
-      <w:r>
-        <w:rPr>
-          <w:rFonts w:ascii="Calibri" w:hAnsi="Calibri"/>
-          <w:color w:val="1C2430"/>
-          <w:sz w:val="22"/>
-        </w:rPr>
-        <w:t>Add final package name, version and minimum system requirements.</w:t>
-      </w:r>
-    </w:p>
-    <w:p>
-      <w:pPr>
-        <w:numPr>
-          <w:ilvl w:val="0"/>
-          <w:numId w:val="10"/>
-        </w:numPr>
-        <w:spacing w:after="80" w:line="300" w:lineRule="auto"/>
-      </w:pPr>
-      <w:r>
-        <w:rPr>
-          <w:rFonts w:ascii="Calibri" w:hAnsi="Calibri"/>
-          <w:color w:val="1C2430"/>
-          <w:sz w:val="22"/>
-        </w:rPr>
-        <w:t>Complete credits and audio licences.</w:t>
-      </w:r>
-    </w:p>
-    <w:p>
-      <w:pPr>
-        <w:numPr>
-          <w:ilvl w:val="0"/>
-          <w:numId w:val="10"/>
-        </w:numPr>
-        <w:spacing w:after="80" w:line="300" w:lineRule="auto"/>
-      </w:pPr>
-      <w:r>
-        <w:rPr>
-          <w:rFonts w:ascii="Calibri" w:hAnsi="Calibri"/>
-          <w:color w:val="1C2430"/>
-          <w:sz w:val="22"/>
-        </w:rPr>
-        <w:t>Run two-client packaged LAN and Wwise exact-once tests.</w:t>
-      </w:r>
-    </w:p>
-    <w:p>
-      <w:pPr>
-        <w:numPr>
-          <w:ilvl w:val="0"/>
-          <w:numId w:val="10"/>
-        </w:numPr>
-        <w:spacing w:after="80" w:line="300" w:lineRule="auto"/>
-      </w:pPr>
-      <w:r>
-        <w:rPr>
-          <w:rFonts w:ascii="Calibri" w:hAnsi="Calibri"/>
-          <w:color w:val="1C2430"/>
-          <w:sz w:val="22"/>
-        </w:rPr>
-        <w:t>Remove yellow draft callouts before submission.</w:t>
-      </w:r>
     </w:p>
     <w:sectPr>
       <w:headerReference w:type="default" r:id="rId9"/>
@@ -4054,27 +3491,19 @@
   <w:p>
     <w:pPr>
       <w:pStyle w:val="Footer"/>
-      <w:spacing w:before="0"/>
       <w:jc w:val="right"/>
     </w:pPr>
     <w:r>
       <w:rPr>
         <w:rFonts w:ascii="Calibri" w:hAnsi="Calibri"/>
-        <w:color w:val="5E6B78"/>
-        <w:sz w:val="17"/>
-      </w:rPr>
-      <w:t xml:space="preserve">WM9M6  |  Page </w:t>
+        <w:color w:val="64748B"/>
+        <w:sz w:val="18"/>
+      </w:rPr>
+      <w:t xml:space="preserve">Page </w:t>
+      <w:fldChar w:fldCharType="begin"/>
+      <w:instrText xml:space="preserve"> PAGE </w:instrText>
+      <w:fldChar w:fldCharType="end"/>
     </w:r>
-    <w:fldSimple w:instr="PAGE">
-      <w:r>
-        <w:rPr>
-          <w:rFonts w:ascii="Calibri" w:hAnsi="Calibri"/>
-          <w:sz w:val="17"/>
-          <w:color w:val="5E6B78"/>
-        </w:rPr>
-        <w:t>1</w:t>
-      </w:r>
-    </w:fldSimple>
   </w:p>
 </w:ftr>
 </file>
@@ -4084,30 +3513,17 @@
   <w:p>
     <w:pPr>
       <w:pStyle w:val="Header"/>
-      <w:tabs>
-        <w:tab w:pos="9360" w:val="left"/>
-      </w:tabs>
       <w:spacing w:after="0"/>
+      <w:jc w:val="left"/>
     </w:pPr>
     <w:r>
       <w:rPr>
         <w:rFonts w:ascii="Calibri" w:hAnsi="Calibri"/>
         <w:b/>
-        <w:color w:val="5E6B78"/>
-        <w:sz w:val="17"/>
+        <w:color w:val="64748B"/>
+        <w:sz w:val="18"/>
       </w:rPr>
       <w:t>BALLDARKECHO  |  PLAYER GUIDE</w:t>
-    </w:r>
-    <w:r>
-      <w:tab/>
-    </w:r>
-    <w:r>
-      <w:rPr>
-        <w:rFonts w:ascii="Calibri" w:hAnsi="Calibri"/>
-        <w:color w:val="5E6B78"/>
-        <w:sz w:val="17"/>
-      </w:rPr>
-      <w:t>DRAFT v0.1</w:t>
     </w:r>
   </w:p>
 </w:hdr>
@@ -4312,48 +3728,6 @@
   </w:num>
   <w:num w:numId="9">
     <w:abstractNumId w:val="0"/>
-  </w:num>
-  <w:abstractNum w:abstractNumId="9">
-    <w:multiLevelType w:val="singleLevel"/>
-    <w:lvl w:ilvl="0">
-      <w:start w:val="1"/>
-      <w:numFmt w:val="bullet"/>
-      <w:lvlText w:val="•"/>
-      <w:lvlJc w:val="left"/>
-      <w:pPr>
-        <w:tabs>
-          <w:tab w:val="num" w:pos="540"/>
-        </w:tabs>
-        <w:ind w:left="540" w:hanging="271"/>
-      </w:pPr>
-      <w:rPr>
-        <w:rFonts w:ascii="Calibri" w:hAnsi="Calibri"/>
-      </w:rPr>
-    </w:lvl>
-  </w:abstractNum>
-  <w:num w:numId="10">
-    <w:abstractNumId w:val="9"/>
-  </w:num>
-  <w:abstractNum w:abstractNumId="10">
-    <w:multiLevelType w:val="singleLevel"/>
-    <w:lvl w:ilvl="0">
-      <w:start w:val="1"/>
-      <w:numFmt w:val="decimal"/>
-      <w:lvlText w:val="%1."/>
-      <w:lvlJc w:val="left"/>
-      <w:pPr>
-        <w:tabs>
-          <w:tab w:val="num" w:pos="540"/>
-        </w:tabs>
-        <w:ind w:left="540" w:hanging="271"/>
-      </w:pPr>
-      <w:rPr>
-        <w:rFonts w:ascii="Calibri" w:hAnsi="Calibri"/>
-      </w:rPr>
-    </w:lvl>
-  </w:abstractNum>
-  <w:num w:numId="11">
-    <w:abstractNumId w:val="10"/>
   </w:num>
 </w:numbering>
 </file>
@@ -4523,7 +3897,7 @@
     </w:pPr>
     <w:rPr>
       <w:rFonts w:ascii="Calibri" w:hAnsi="Calibri"/>
-      <w:color w:val="1C2430"/>
+      <w:color w:val="0B2545"/>
       <w:sz w:val="22"/>
     </w:rPr>
   </w:style>
@@ -4869,20 +4243,18 @@
     <w:qFormat/>
     <w:rsid w:val="00FC693F"/>
     <w:pPr>
-      <w:keepNext/>
       <w:pBdr>
         <w:bottom w:val="single" w:sz="8" w:space="4" w:color="4F81BD" w:themeColor="accent1"/>
       </w:pBdr>
-      <w:spacing w:after="160" w:line="240" w:lineRule="auto" w:before="0"/>
+      <w:spacing w:after="300" w:line="240" w:lineRule="auto"/>
       <w:contextualSpacing/>
     </w:pPr>
     <w:rPr>
-      <w:rFonts w:asciiTheme="majorHAnsi" w:eastAsiaTheme="majorEastAsia" w:hAnsiTheme="majorHAnsi" w:cstheme="majorBidi" w:ascii="Calibri" w:hAnsi="Calibri"/>
-      <w:b w:val="0"/>
-      <w:color w:val="0B2545"/>
+      <w:rFonts w:asciiTheme="majorHAnsi" w:eastAsiaTheme="majorEastAsia" w:hAnsiTheme="majorHAnsi" w:cstheme="majorBidi"/>
+      <w:color w:val="17365D" w:themeColor="text2" w:themeShade="BF"/>
       <w:spacing w:val="5"/>
       <w:kern w:val="28"/>
-      <w:sz w:val="60"/>
+      <w:sz w:val="52"/>
       <w:szCs w:val="52"/>
     </w:rPr>
   </w:style>
@@ -4910,20 +4282,17 @@
     <w:qFormat/>
     <w:rsid w:val="00FC693F"/>
     <w:pPr>
-      <w:keepNext/>
       <w:numPr>
         <w:ilvl w:val="1"/>
       </w:numPr>
-      <w:spacing w:before="0" w:after="440"/>
     </w:pPr>
     <w:rPr>
-      <w:rFonts w:asciiTheme="majorHAnsi" w:eastAsiaTheme="majorEastAsia" w:hAnsiTheme="majorHAnsi" w:cstheme="majorBidi" w:ascii="Calibri" w:hAnsi="Calibri"/>
-      <w:b w:val="0"/>
+      <w:rFonts w:asciiTheme="majorHAnsi" w:eastAsiaTheme="majorEastAsia" w:hAnsiTheme="majorHAnsi" w:cstheme="majorBidi"/>
       <w:i/>
       <w:iCs/>
-      <w:color w:val="1F4D78"/>
+      <w:color w:val="4F81BD" w:themeColor="accent1"/>
       <w:spacing w:val="15"/>
-      <w:sz w:val="30"/>
+      <w:sz w:val="24"/>
       <w:szCs w:val="24"/>
     </w:rPr>
   </w:style>
@@ -5059,8 +4428,14 @@
       <w:numPr>
         <w:numId w:val="1"/>
       </w:numPr>
+      <w:spacing w:after="80" w:line="300" w:lineRule="auto"/>
+      <w:ind w:left="540" w:hanging="271"/>
       <w:contextualSpacing/>
     </w:pPr>
+    <w:rPr>
+      <w:rFonts w:ascii="Calibri" w:hAnsi="Calibri"/>
+      <w:sz w:val="22"/>
+    </w:rPr>
   </w:style>
   <w:style w:type="paragraph" w:styleId="ListBullet2">
     <w:name w:val="List Bullet 2"/>
@@ -5098,8 +4473,14 @@
       <w:numPr>
         <w:numId w:val="5"/>
       </w:numPr>
+      <w:spacing w:after="80" w:line="300" w:lineRule="auto"/>
+      <w:ind w:left="540" w:hanging="271"/>
       <w:contextualSpacing/>
     </w:pPr>
+    <w:rPr>
+      <w:rFonts w:ascii="Calibri" w:hAnsi="Calibri"/>
+      <w:sz w:val="22"/>
+    </w:rPr>
   </w:style>
   <w:style w:type="paragraph" w:styleId="ListNumber2">
     <w:name w:val="List Number 2"/>
@@ -5320,12 +4701,14 @@
     <w:qFormat/>
     <w:rsid w:val="00FC693F"/>
     <w:pPr>
-      <w:spacing w:line="240" w:lineRule="auto"/>
+      <w:spacing w:line="240" w:lineRule="auto" w:after="200"/>
     </w:pPr>
     <w:rPr>
+      <w:rFonts w:ascii="Calibri" w:hAnsi="Calibri"/>
       <w:b/>
       <w:bCs/>
-      <w:color w:val="4F81BD" w:themeColor="accent1"/>
+      <w:i/>
+      <w:color w:val="64748B"/>
       <w:sz w:val="18"/>
       <w:szCs w:val="18"/>
     </w:rPr>
